--- a/projects/2026-05-05_AI自動収益化引き継ぎ/outputs/claude_code_handover.docx
+++ b/projects/2026-05-05_AI自動収益化引き継ぎ/outputs/claude_code_handover.docx
@@ -22,6 +22,7 @@
       <w:r>
         <w:rPr>
           <w:rFonts w:ascii="Yu Gothic" w:hAnsi="Yu Gothic" w:eastAsia="Yu Gothic"/>
+          <w:b w:val="0"/>
           <w:sz w:val="28"/>
         </w:rPr>
         <w:t>AI自動収益化プロジェクト｜note・YouTube・SNS・CrowdWorks 運用設計</w:t>
@@ -35,6 +36,7 @@
       <w:r>
         <w:rPr>
           <w:rFonts w:ascii="Yu Gothic" w:hAnsi="Yu Gothic" w:eastAsia="Yu Gothic"/>
+          <w:b w:val="0"/>
           <w:sz w:val="22"/>
         </w:rPr>
         <w:t>発行日：2026-05-05　／　対象：Claude Code・Gemini・人間オペレーター</w:t>
@@ -68,6 +70,7 @@
             <w:r>
               <w:rPr>
                 <w:rFonts w:ascii="Yu Gothic" w:hAnsi="Yu Gothic" w:eastAsia="Yu Gothic"/>
+                <w:b w:val="0"/>
                 <w:sz w:val="22"/>
               </w:rPr>
               <w:t>本書は、AI自動収益化プロジェクトを引き継ぐ全ての担当（Claude Code / Gemini / 人間）が、現状・課題・次アクション・収益化方針を一読で把握できるよう構成された実務用ハンドオーバ文書である。新しい計画を立てる前に、第8章および第14章の即時実行指示を必ず参照すること。</w:t>
@@ -88,6 +91,7 @@
       <w:r>
         <w:rPr>
           <w:rFonts w:ascii="Yu Gothic" w:hAnsi="Yu Gothic" w:eastAsia="Yu Gothic"/>
+          <w:b w:val="0"/>
         </w:rPr>
         <w:t>第1章　プロジェクト概要</w:t>
       </w:r>
@@ -112,6 +116,7 @@
       <w:r>
         <w:rPr>
           <w:rFonts w:ascii="Yu Gothic" w:hAnsi="Yu Gothic" w:eastAsia="Yu Gothic"/>
+          <w:b w:val="0"/>
           <w:sz w:val="22"/>
         </w:rPr>
         <w:t>note記事の自動生成・公開</w:t>
@@ -124,6 +129,7 @@
       <w:r>
         <w:rPr>
           <w:rFonts w:ascii="Yu Gothic" w:hAnsi="Yu Gothic" w:eastAsia="Yu Gothic"/>
+          <w:b w:val="0"/>
           <w:sz w:val="22"/>
         </w:rPr>
         <w:t>YouTube Shorts向け動画企画・生成</w:t>
@@ -136,6 +142,7 @@
       <w:r>
         <w:rPr>
           <w:rFonts w:ascii="Yu Gothic" w:hAnsi="Yu Gothic" w:eastAsia="Yu Gothic"/>
+          <w:b w:val="0"/>
           <w:sz w:val="22"/>
         </w:rPr>
         <w:t>Reddit / SNS への海外向け拡散</w:t>
@@ -148,6 +155,7 @@
       <w:r>
         <w:rPr>
           <w:rFonts w:ascii="Yu Gothic" w:hAnsi="Yu Gothic" w:eastAsia="Yu Gothic"/>
+          <w:b w:val="0"/>
           <w:sz w:val="22"/>
         </w:rPr>
         <w:t>CrowdWorks案件への応募支援</w:t>
@@ -160,6 +168,7 @@
       <w:r>
         <w:rPr>
           <w:rFonts w:ascii="Yu Gothic" w:hAnsi="Yu Gothic" w:eastAsia="Yu Gothic"/>
+          <w:b w:val="0"/>
           <w:sz w:val="22"/>
         </w:rPr>
         <w:t>将来的な月10万円以上の副収益化</w:t>
@@ -205,6 +214,7 @@
             <w:r>
               <w:rPr>
                 <w:rFonts w:ascii="Yu Gothic" w:hAnsi="Yu Gothic" w:eastAsia="Yu Gothic"/>
+                <w:b w:val="0"/>
                 <w:sz w:val="22"/>
               </w:rPr>
               <w:t>仕組みは80%できている。残る20%は『出す勇気』と『毎日触る習慣』である。</w:t>
@@ -220,6 +230,7 @@
       <w:r>
         <w:rPr>
           <w:rFonts w:ascii="Yu Gothic" w:hAnsi="Yu Gothic" w:eastAsia="Yu Gothic"/>
+          <w:b w:val="0"/>
         </w:rPr>
         <w:t>第2章　主要アカウント・サービス一覧</w:t>
       </w:r>
@@ -305,6 +316,7 @@
             <w:r>
               <w:rPr>
                 <w:rFonts w:ascii="Yu Gothic" w:hAnsi="Yu Gothic" w:eastAsia="Yu Gothic"/>
+                <w:b w:val="0"/>
                 <w:sz w:val="21"/>
               </w:rPr>
               <w:t>note</w:t>
@@ -321,6 +333,7 @@
             <w:r>
               <w:rPr>
                 <w:rFonts w:ascii="Yu Gothic" w:hAnsi="Yu Gothic" w:eastAsia="Yu Gothic"/>
+                <w:b w:val="0"/>
                 <w:sz w:val="21"/>
               </w:rPr>
               <w:t>記事投稿・有料記事販売</w:t>
@@ -337,6 +350,7 @@
             <w:r>
               <w:rPr>
                 <w:rFonts w:ascii="Yu Gothic" w:hAnsi="Yu Gothic" w:eastAsia="Yu Gothic"/>
+                <w:b w:val="0"/>
                 <w:sz w:val="21"/>
               </w:rPr>
               <w:t>運用中</w:t>
@@ -355,6 +369,7 @@
             <w:r>
               <w:rPr>
                 <w:rFonts w:ascii="Yu Gothic" w:hAnsi="Yu Gothic" w:eastAsia="Yu Gothic"/>
+                <w:b w:val="0"/>
                 <w:sz w:val="21"/>
               </w:rPr>
               <w:t>YouTube</w:t>
@@ -371,6 +386,7 @@
             <w:r>
               <w:rPr>
                 <w:rFonts w:ascii="Yu Gothic" w:hAnsi="Yu Gothic" w:eastAsia="Yu Gothic"/>
+                <w:b w:val="0"/>
                 <w:sz w:val="21"/>
               </w:rPr>
               <w:t>Shorts投稿</w:t>
@@ -387,6 +403,7 @@
             <w:r>
               <w:rPr>
                 <w:rFonts w:ascii="Yu Gothic" w:hAnsi="Yu Gothic" w:eastAsia="Yu Gothic"/>
+                <w:b w:val="0"/>
                 <w:sz w:val="21"/>
               </w:rPr>
               <w:t>準備中</w:t>
@@ -405,6 +422,7 @@
             <w:r>
               <w:rPr>
                 <w:rFonts w:ascii="Yu Gothic" w:hAnsi="Yu Gothic" w:eastAsia="Yu Gothic"/>
+                <w:b w:val="0"/>
                 <w:sz w:val="21"/>
               </w:rPr>
               <w:t>Reddit</w:t>
@@ -421,6 +439,7 @@
             <w:r>
               <w:rPr>
                 <w:rFonts w:ascii="Yu Gothic" w:hAnsi="Yu Gothic" w:eastAsia="Yu Gothic"/>
+                <w:b w:val="0"/>
                 <w:sz w:val="21"/>
               </w:rPr>
               <w:t>海外流入導線</w:t>
@@ -437,6 +456,7 @@
             <w:r>
               <w:rPr>
                 <w:rFonts w:ascii="Yu Gothic" w:hAnsi="Yu Gothic" w:eastAsia="Yu Gothic"/>
+                <w:b w:val="0"/>
                 <w:sz w:val="21"/>
               </w:rPr>
               <w:t>半自動</w:t>
@@ -455,6 +475,7 @@
             <w:r>
               <w:rPr>
                 <w:rFonts w:ascii="Yu Gothic" w:hAnsi="Yu Gothic" w:eastAsia="Yu Gothic"/>
+                <w:b w:val="0"/>
                 <w:sz w:val="21"/>
               </w:rPr>
               <w:t>CrowdWorks</w:t>
@@ -471,6 +492,7 @@
             <w:r>
               <w:rPr>
                 <w:rFonts w:ascii="Yu Gothic" w:hAnsi="Yu Gothic" w:eastAsia="Yu Gothic"/>
+                <w:b w:val="0"/>
                 <w:sz w:val="21"/>
               </w:rPr>
               <w:t>案件応募・受注</w:t>
@@ -487,6 +509,7 @@
             <w:r>
               <w:rPr>
                 <w:rFonts w:ascii="Yu Gothic" w:hAnsi="Yu Gothic" w:eastAsia="Yu Gothic"/>
+                <w:b w:val="0"/>
                 <w:sz w:val="21"/>
               </w:rPr>
               <w:t>ログイン済み</w:t>
@@ -505,6 +528,7 @@
             <w:r>
               <w:rPr>
                 <w:rFonts w:ascii="Yu Gothic" w:hAnsi="Yu Gothic" w:eastAsia="Yu Gothic"/>
+                <w:b w:val="0"/>
                 <w:sz w:val="21"/>
               </w:rPr>
               <w:t>Claude Code</w:t>
@@ -521,6 +545,7 @@
             <w:r>
               <w:rPr>
                 <w:rFonts w:ascii="Yu Gothic" w:hAnsi="Yu Gothic" w:eastAsia="Yu Gothic"/>
+                <w:b w:val="0"/>
                 <w:sz w:val="21"/>
               </w:rPr>
               <w:t>自動化コード作成・実行支援</w:t>
@@ -537,6 +562,7 @@
             <w:r>
               <w:rPr>
                 <w:rFonts w:ascii="Yu Gothic" w:hAnsi="Yu Gothic" w:eastAsia="Yu Gothic"/>
+                <w:b w:val="0"/>
                 <w:sz w:val="21"/>
               </w:rPr>
               <w:t>使用中</w:t>
@@ -555,6 +581,7 @@
             <w:r>
               <w:rPr>
                 <w:rFonts w:ascii="Yu Gothic" w:hAnsi="Yu Gothic" w:eastAsia="Yu Gothic"/>
+                <w:b w:val="0"/>
                 <w:sz w:val="21"/>
               </w:rPr>
               <w:t>Gemini</w:t>
@@ -571,6 +598,7 @@
             <w:r>
               <w:rPr>
                 <w:rFonts w:ascii="Yu Gothic" w:hAnsi="Yu Gothic" w:eastAsia="Yu Gothic"/>
+                <w:b w:val="0"/>
                 <w:sz w:val="21"/>
               </w:rPr>
               <w:t>外部レビュー・評価</w:t>
@@ -587,6 +615,7 @@
             <w:r>
               <w:rPr>
                 <w:rFonts w:ascii="Yu Gothic" w:hAnsi="Yu Gothic" w:eastAsia="Yu Gothic"/>
+                <w:b w:val="0"/>
                 <w:sz w:val="21"/>
               </w:rPr>
               <w:t>使用予定</w:t>
@@ -605,6 +634,7 @@
             <w:r>
               <w:rPr>
                 <w:rFonts w:ascii="Yu Gothic" w:hAnsi="Yu Gothic" w:eastAsia="Yu Gothic"/>
+                <w:b w:val="0"/>
                 <w:sz w:val="21"/>
               </w:rPr>
               <w:t>OpenAI API</w:t>
@@ -621,6 +651,7 @@
             <w:r>
               <w:rPr>
                 <w:rFonts w:ascii="Yu Gothic" w:hAnsi="Yu Gothic" w:eastAsia="Yu Gothic"/>
+                <w:b w:val="0"/>
                 <w:sz w:val="21"/>
               </w:rPr>
               <w:t>記事生成・文章生成</w:t>
@@ -637,6 +668,7 @@
             <w:r>
               <w:rPr>
                 <w:rFonts w:ascii="Yu Gothic" w:hAnsi="Yu Gothic" w:eastAsia="Yu Gothic"/>
+                <w:b w:val="0"/>
                 <w:sz w:val="21"/>
               </w:rPr>
               <w:t>使用想定</w:t>
@@ -652,6 +684,7 @@
       <w:r>
         <w:rPr>
           <w:rFonts w:ascii="Yu Gothic" w:hAnsi="Yu Gothic" w:eastAsia="Yu Gothic"/>
+          <w:b w:val="0"/>
         </w:rPr>
         <w:t>注意事項</w:t>
       </w:r>
@@ -663,6 +696,7 @@
       <w:r>
         <w:rPr>
           <w:rFonts w:ascii="Yu Gothic" w:hAnsi="Yu Gothic" w:eastAsia="Yu Gothic"/>
+          <w:b w:val="0"/>
           <w:sz w:val="22"/>
         </w:rPr>
         <w:t>APIキーは .env 管理とする。</w:t>
@@ -675,6 +709,7 @@
       <w:r>
         <w:rPr>
           <w:rFonts w:ascii="Yu Gothic" w:hAnsi="Yu Gothic" w:eastAsia="Yu Gothic"/>
+          <w:b w:val="0"/>
           <w:sz w:val="22"/>
         </w:rPr>
         <w:t>パスワードは文書内に記載しない。</w:t>
@@ -687,6 +722,7 @@
       <w:r>
         <w:rPr>
           <w:rFonts w:ascii="Yu Gothic" w:hAnsi="Yu Gothic" w:eastAsia="Yu Gothic"/>
+          <w:b w:val="0"/>
           <w:sz w:val="22"/>
         </w:rPr>
         <w:t>SNS投稿は規約違反・スパム判定を避けるため、頻度制御を必須とする。</w:t>
@@ -699,6 +735,7 @@
       <w:r>
         <w:rPr>
           <w:rFonts w:ascii="Yu Gothic" w:hAnsi="Yu Gothic" w:eastAsia="Yu Gothic"/>
+          <w:b w:val="0"/>
         </w:rPr>
         <w:t>第3章　これまでの成果</w:t>
       </w:r>
@@ -723,6 +760,7 @@
       <w:r>
         <w:rPr>
           <w:rFonts w:ascii="Yu Gothic" w:hAnsi="Yu Gothic" w:eastAsia="Yu Gothic"/>
+          <w:b w:val="0"/>
           <w:sz w:val="22"/>
         </w:rPr>
         <w:t>note記事を複数作成</w:t>
@@ -735,6 +773,7 @@
       <w:r>
         <w:rPr>
           <w:rFonts w:ascii="Yu Gothic" w:hAnsi="Yu Gothic" w:eastAsia="Yu Gothic"/>
+          <w:b w:val="0"/>
           <w:sz w:val="22"/>
         </w:rPr>
         <w:t>有料記事化を実施</w:t>
@@ -747,6 +786,7 @@
       <w:r>
         <w:rPr>
           <w:rFonts w:ascii="Yu Gothic" w:hAnsi="Yu Gothic" w:eastAsia="Yu Gothic"/>
+          <w:b w:val="0"/>
           <w:sz w:val="22"/>
         </w:rPr>
         <w:t>英語・海外向け展開を開始</w:t>
@@ -759,6 +799,7 @@
       <w:r>
         <w:rPr>
           <w:rFonts w:ascii="Yu Gothic" w:hAnsi="Yu Gothic" w:eastAsia="Yu Gothic"/>
+          <w:b w:val="0"/>
           <w:sz w:val="22"/>
         </w:rPr>
         <w:t>Reddit投稿補助スクリプトを作成</w:t>
@@ -771,6 +812,7 @@
       <w:r>
         <w:rPr>
           <w:rFonts w:ascii="Yu Gothic" w:hAnsi="Yu Gothic" w:eastAsia="Yu Gothic"/>
+          <w:b w:val="0"/>
           <w:sz w:val="22"/>
         </w:rPr>
         <w:t>cronによる定期実行設定を開始</w:t>
@@ -783,6 +825,7 @@
       <w:r>
         <w:rPr>
           <w:rFonts w:ascii="Yu Gothic" w:hAnsi="Yu Gothic" w:eastAsia="Yu Gothic"/>
+          <w:b w:val="0"/>
           <w:sz w:val="22"/>
         </w:rPr>
         <w:t>YouTube Shorts向け動画構想を作成</w:t>
@@ -795,6 +838,7 @@
       <w:r>
         <w:rPr>
           <w:rFonts w:ascii="Yu Gothic" w:hAnsi="Yu Gothic" w:eastAsia="Yu Gothic"/>
+          <w:b w:val="0"/>
           <w:sz w:val="22"/>
         </w:rPr>
         <w:t>CrowdWorks応募文テンプレートを作成</w:t>
@@ -827,6 +871,7 @@
             <w:r>
               <w:rPr>
                 <w:rFonts w:ascii="Yu Gothic" w:hAnsi="Yu Gothic" w:eastAsia="Yu Gothic"/>
+                <w:b w:val="0"/>
                 <w:sz w:val="22"/>
               </w:rPr>
               <w:t>技術構築力は高いが、収益化に直結する『公開数』『応募数』『継続実行』が不足している。</w:t>
@@ -842,6 +887,7 @@
       <w:r>
         <w:rPr>
           <w:rFonts w:ascii="Yu Gothic" w:hAnsi="Yu Gothic" w:eastAsia="Yu Gothic"/>
+          <w:b w:val="0"/>
         </w:rPr>
         <w:t>第4章　自動化システム稼働状況</w:t>
       </w:r>
@@ -867,6 +913,7 @@
       <w:r>
         <w:rPr>
           <w:rFonts w:ascii="Consolas" w:hAnsi="Consolas" w:eastAsia="MS Gothic"/>
+          <w:b w:val="0"/>
           <w:sz w:val="19"/>
         </w:rPr>
         <w:t>cron</w:t>
@@ -903,6 +950,7 @@
       <w:r>
         <w:rPr>
           <w:rFonts w:ascii="Yu Gothic" w:hAnsi="Yu Gothic" w:eastAsia="Yu Gothic"/>
+          <w:b w:val="0"/>
         </w:rPr>
         <w:t>現状評価</w:t>
       </w:r>
@@ -968,6 +1016,7 @@
             <w:r>
               <w:rPr>
                 <w:rFonts w:ascii="Yu Gothic" w:hAnsi="Yu Gothic" w:eastAsia="Yu Gothic"/>
+                <w:b w:val="0"/>
                 <w:sz w:val="21"/>
               </w:rPr>
               <w:t>cron</w:t>
@@ -984,6 +1033,7 @@
             <w:r>
               <w:rPr>
                 <w:rFonts w:ascii="Yu Gothic" w:hAnsi="Yu Gothic" w:eastAsia="Yu Gothic"/>
+                <w:b w:val="0"/>
                 <w:sz w:val="21"/>
               </w:rPr>
               <w:t>設定済み</w:t>
@@ -1002,6 +1052,7 @@
             <w:r>
               <w:rPr>
                 <w:rFonts w:ascii="Yu Gothic" w:hAnsi="Yu Gothic" w:eastAsia="Yu Gothic"/>
+                <w:b w:val="0"/>
                 <w:sz w:val="21"/>
               </w:rPr>
               <w:t>Python環境</w:t>
@@ -1018,6 +1069,7 @@
             <w:r>
               <w:rPr>
                 <w:rFonts w:ascii="Yu Gothic" w:hAnsi="Yu Gothic" w:eastAsia="Yu Gothic"/>
+                <w:b w:val="0"/>
                 <w:sz w:val="21"/>
               </w:rPr>
               <w:t>構築済み</w:t>
@@ -1036,6 +1088,7 @@
             <w:r>
               <w:rPr>
                 <w:rFonts w:ascii="Yu Gothic" w:hAnsi="Yu Gothic" w:eastAsia="Yu Gothic"/>
+                <w:b w:val="0"/>
                 <w:sz w:val="21"/>
               </w:rPr>
               <w:t>note生成</w:t>
@@ -1052,6 +1105,7 @@
             <w:r>
               <w:rPr>
                 <w:rFonts w:ascii="Yu Gothic" w:hAnsi="Yu Gothic" w:eastAsia="Yu Gothic"/>
+                <w:b w:val="0"/>
                 <w:sz w:val="21"/>
               </w:rPr>
               <w:t>半自動</w:t>
@@ -1070,6 +1124,7 @@
             <w:r>
               <w:rPr>
                 <w:rFonts w:ascii="Yu Gothic" w:hAnsi="Yu Gothic" w:eastAsia="Yu Gothic"/>
+                <w:b w:val="0"/>
                 <w:sz w:val="21"/>
               </w:rPr>
               <w:t>Reddit投稿</w:t>
@@ -1086,6 +1141,7 @@
             <w:r>
               <w:rPr>
                 <w:rFonts w:ascii="Yu Gothic" w:hAnsi="Yu Gothic" w:eastAsia="Yu Gothic"/>
+                <w:b w:val="0"/>
                 <w:sz w:val="21"/>
               </w:rPr>
               <w:t>半自動</w:t>
@@ -1104,6 +1160,7 @@
             <w:r>
               <w:rPr>
                 <w:rFonts w:ascii="Yu Gothic" w:hAnsi="Yu Gothic" w:eastAsia="Yu Gothic"/>
+                <w:b w:val="0"/>
                 <w:sz w:val="21"/>
               </w:rPr>
               <w:t>YouTube連携</w:t>
@@ -1120,6 +1177,7 @@
             <w:r>
               <w:rPr>
                 <w:rFonts w:ascii="Yu Gothic" w:hAnsi="Yu Gothic" w:eastAsia="Yu Gothic"/>
+                <w:b w:val="0"/>
                 <w:sz w:val="21"/>
               </w:rPr>
               <w:t>未完成</w:t>
@@ -1138,6 +1196,7 @@
             <w:r>
               <w:rPr>
                 <w:rFonts w:ascii="Yu Gothic" w:hAnsi="Yu Gothic" w:eastAsia="Yu Gothic"/>
+                <w:b w:val="0"/>
                 <w:sz w:val="21"/>
               </w:rPr>
               <w:t>SNS自動投稿</w:t>
@@ -1154,6 +1213,7 @@
             <w:r>
               <w:rPr>
                 <w:rFonts w:ascii="Yu Gothic" w:hAnsi="Yu Gothic" w:eastAsia="Yu Gothic"/>
+                <w:b w:val="0"/>
                 <w:sz w:val="21"/>
               </w:rPr>
               <w:t>未完成</w:t>
@@ -1172,6 +1232,7 @@
             <w:r>
               <w:rPr>
                 <w:rFonts w:ascii="Yu Gothic" w:hAnsi="Yu Gothic" w:eastAsia="Yu Gothic"/>
+                <w:b w:val="0"/>
                 <w:sz w:val="21"/>
               </w:rPr>
               <w:t>ログ保存</w:t>
@@ -1188,6 +1249,7 @@
             <w:r>
               <w:rPr>
                 <w:rFonts w:ascii="Yu Gothic" w:hAnsi="Yu Gothic" w:eastAsia="Yu Gothic"/>
+                <w:b w:val="0"/>
                 <w:sz w:val="21"/>
               </w:rPr>
               <w:t>必須化予定</w:t>
@@ -1223,6 +1285,7 @@
             <w:r>
               <w:rPr>
                 <w:rFonts w:ascii="Yu Gothic" w:hAnsi="Yu Gothic" w:eastAsia="Yu Gothic"/>
+                <w:b w:val="0"/>
                 <w:sz w:val="22"/>
               </w:rPr>
               <w:t>自動化は約80%完成。残り20%は、投稿連携・動画生成・安定運用である。</w:t>
@@ -1243,6 +1306,7 @@
       <w:r>
         <w:rPr>
           <w:rFonts w:ascii="Yu Gothic" w:hAnsi="Yu Gothic" w:eastAsia="Yu Gothic"/>
+          <w:b w:val="0"/>
         </w:rPr>
         <w:t>第5章　Claude Codeへの最重要タスク5本</w:t>
       </w:r>
@@ -1267,6 +1331,7 @@
       <w:r>
         <w:rPr>
           <w:rFonts w:ascii="Yu Gothic" w:hAnsi="Yu Gothic" w:eastAsia="Yu Gothic"/>
+          <w:b w:val="0"/>
         </w:rPr>
         <w:t>タスク1：YouTube Shorts自動生成パイプライン</w:t>
       </w:r>
@@ -1304,6 +1369,7 @@
       <w:r>
         <w:rPr>
           <w:rFonts w:ascii="Yu Gothic" w:hAnsi="Yu Gothic" w:eastAsia="Yu Gothic"/>
+          <w:b w:val="0"/>
           <w:sz w:val="22"/>
         </w:rPr>
         <w:t>30〜60秒台本生成</w:t>
@@ -1316,6 +1382,7 @@
       <w:r>
         <w:rPr>
           <w:rFonts w:ascii="Yu Gothic" w:hAnsi="Yu Gothic" w:eastAsia="Yu Gothic"/>
+          <w:b w:val="0"/>
           <w:sz w:val="22"/>
         </w:rPr>
         <w:t>タイトル生成</w:t>
@@ -1328,6 +1395,7 @@
       <w:r>
         <w:rPr>
           <w:rFonts w:ascii="Yu Gothic" w:hAnsi="Yu Gothic" w:eastAsia="Yu Gothic"/>
+          <w:b w:val="0"/>
           <w:sz w:val="22"/>
         </w:rPr>
         <w:t>概要欄生成</w:t>
@@ -1340,6 +1408,7 @@
       <w:r>
         <w:rPr>
           <w:rFonts w:ascii="Yu Gothic" w:hAnsi="Yu Gothic" w:eastAsia="Yu Gothic"/>
+          <w:b w:val="0"/>
           <w:sz w:val="22"/>
         </w:rPr>
         <w:t>ハッシュタグ生成</w:t>
@@ -1352,6 +1421,7 @@
       <w:r>
         <w:rPr>
           <w:rFonts w:ascii="Yu Gothic" w:hAnsi="Yu Gothic" w:eastAsia="Yu Gothic"/>
+          <w:b w:val="0"/>
           <w:sz w:val="22"/>
         </w:rPr>
         <w:t>サムネイル文言生成</w:t>
@@ -1364,6 +1434,7 @@
       <w:r>
         <w:rPr>
           <w:rFonts w:ascii="Yu Gothic" w:hAnsi="Yu Gothic" w:eastAsia="Yu Gothic"/>
+          <w:b w:val="0"/>
           <w:sz w:val="22"/>
         </w:rPr>
         <w:t>Kling AI / Sora / HeyGen へ渡せるプロンプト生成</w:t>
@@ -1376,6 +1447,7 @@
       <w:r>
         <w:rPr>
           <w:rFonts w:ascii="Yu Gothic" w:hAnsi="Yu Gothic" w:eastAsia="Yu Gothic"/>
+          <w:b w:val="0"/>
         </w:rPr>
         <w:t>タスク2：HeyGen / AI女子アナ用スクリプト作成</w:t>
       </w:r>
@@ -1413,6 +1485,7 @@
       <w:r>
         <w:rPr>
           <w:rFonts w:ascii="Yu Gothic" w:hAnsi="Yu Gothic" w:eastAsia="Yu Gothic"/>
+          <w:b w:val="0"/>
           <w:sz w:val="22"/>
         </w:rPr>
         <w:t>口語的で自然な台本</w:t>
@@ -1425,6 +1498,7 @@
       <w:r>
         <w:rPr>
           <w:rFonts w:ascii="Yu Gothic" w:hAnsi="Yu Gothic" w:eastAsia="Yu Gothic"/>
+          <w:b w:val="0"/>
           <w:sz w:val="22"/>
         </w:rPr>
         <w:t>AIっぽさを消す</w:t>
@@ -1437,6 +1511,7 @@
       <w:r>
         <w:rPr>
           <w:rFonts w:ascii="Yu Gothic" w:hAnsi="Yu Gothic" w:eastAsia="Yu Gothic"/>
+          <w:b w:val="0"/>
           <w:sz w:val="22"/>
         </w:rPr>
         <w:t>高岡市・日本文化・静かな暮らしをテーマ化</w:t>
@@ -1449,6 +1524,7 @@
       <w:r>
         <w:rPr>
           <w:rFonts w:ascii="Yu Gothic" w:hAnsi="Yu Gothic" w:eastAsia="Yu Gothic"/>
+          <w:b w:val="0"/>
           <w:sz w:val="22"/>
         </w:rPr>
         <w:t>YouTube Shorts向けに短く構成</w:t>
@@ -1461,6 +1537,7 @@
       <w:r>
         <w:rPr>
           <w:rFonts w:ascii="Yu Gothic" w:hAnsi="Yu Gothic" w:eastAsia="Yu Gothic"/>
+          <w:b w:val="0"/>
         </w:rPr>
         <w:t>タスク3：Kling AI / Sora 用動画プロンプト作成</w:t>
       </w:r>
@@ -1498,6 +1575,7 @@
       <w:r>
         <w:rPr>
           <w:rFonts w:ascii="Yu Gothic" w:hAnsi="Yu Gothic" w:eastAsia="Yu Gothic"/>
+          <w:b w:val="0"/>
           <w:sz w:val="22"/>
         </w:rPr>
         <w:t>cinematic</w:t>
@@ -1510,6 +1588,7 @@
       <w:r>
         <w:rPr>
           <w:rFonts w:ascii="Yu Gothic" w:hAnsi="Yu Gothic" w:eastAsia="Yu Gothic"/>
+          <w:b w:val="0"/>
           <w:sz w:val="22"/>
         </w:rPr>
         <w:t>realistic</w:t>
@@ -1522,6 +1601,7 @@
       <w:r>
         <w:rPr>
           <w:rFonts w:ascii="Yu Gothic" w:hAnsi="Yu Gothic" w:eastAsia="Yu Gothic"/>
+          <w:b w:val="0"/>
           <w:sz w:val="22"/>
         </w:rPr>
         <w:t>Japanese local atmosphere</w:t>
@@ -1534,6 +1614,7 @@
       <w:r>
         <w:rPr>
           <w:rFonts w:ascii="Yu Gothic" w:hAnsi="Yu Gothic" w:eastAsia="Yu Gothic"/>
+          <w:b w:val="0"/>
           <w:sz w:val="22"/>
         </w:rPr>
         <w:t>Toyama / Takaoka / quiet life</w:t>
@@ -1546,6 +1627,7 @@
       <w:r>
         <w:rPr>
           <w:rFonts w:ascii="Yu Gothic" w:hAnsi="Yu Gothic" w:eastAsia="Yu Gothic"/>
+          <w:b w:val="0"/>
           <w:sz w:val="22"/>
         </w:rPr>
         <w:t>short video format</w:t>
@@ -1558,6 +1640,7 @@
       <w:r>
         <w:rPr>
           <w:rFonts w:ascii="Yu Gothic" w:hAnsi="Yu Gothic" w:eastAsia="Yu Gothic"/>
+          <w:b w:val="0"/>
           <w:sz w:val="22"/>
         </w:rPr>
         <w:t>no fake text signs</w:t>
@@ -1570,6 +1653,7 @@
       <w:r>
         <w:rPr>
           <w:rFonts w:ascii="Yu Gothic" w:hAnsi="Yu Gothic" w:eastAsia="Yu Gothic"/>
+          <w:b w:val="0"/>
           <w:sz w:val="22"/>
         </w:rPr>
         <w:t>no unreadable captions</w:t>
@@ -1582,6 +1666,7 @@
       <w:r>
         <w:rPr>
           <w:rFonts w:ascii="Yu Gothic" w:hAnsi="Yu Gothic" w:eastAsia="Yu Gothic"/>
+          <w:b w:val="0"/>
         </w:rPr>
         <w:t>タスク4：SNS / Reddit 自動投稿補助</w:t>
       </w:r>
@@ -1619,6 +1704,7 @@
       <w:r>
         <w:rPr>
           <w:rFonts w:ascii="Yu Gothic" w:hAnsi="Yu Gothic" w:eastAsia="Yu Gothic"/>
+          <w:b w:val="0"/>
           <w:sz w:val="22"/>
         </w:rPr>
         <w:t>note RSS取得</w:t>
@@ -1631,6 +1717,7 @@
       <w:r>
         <w:rPr>
           <w:rFonts w:ascii="Yu Gothic" w:hAnsi="Yu Gothic" w:eastAsia="Yu Gothic"/>
+          <w:b w:val="0"/>
           <w:sz w:val="22"/>
         </w:rPr>
         <w:t>最新記事タイトル取得</w:t>
@@ -1643,6 +1730,7 @@
       <w:r>
         <w:rPr>
           <w:rFonts w:ascii="Yu Gothic" w:hAnsi="Yu Gothic" w:eastAsia="Yu Gothic"/>
+          <w:b w:val="0"/>
           <w:sz w:val="22"/>
         </w:rPr>
         <w:t>英語紹介文生成</w:t>
@@ -1655,6 +1743,7 @@
       <w:r>
         <w:rPr>
           <w:rFonts w:ascii="Yu Gothic" w:hAnsi="Yu Gothic" w:eastAsia="Yu Gothic"/>
+          <w:b w:val="0"/>
           <w:sz w:val="22"/>
         </w:rPr>
         <w:t>Reddit投稿文生成</w:t>
@@ -1667,6 +1756,7 @@
       <w:r>
         <w:rPr>
           <w:rFonts w:ascii="Yu Gothic" w:hAnsi="Yu Gothic" w:eastAsia="Yu Gothic"/>
+          <w:b w:val="0"/>
           <w:sz w:val="22"/>
         </w:rPr>
         <w:t>X投稿文生成</w:t>
@@ -1679,6 +1769,7 @@
       <w:r>
         <w:rPr>
           <w:rFonts w:ascii="Yu Gothic" w:hAnsi="Yu Gothic" w:eastAsia="Yu Gothic"/>
+          <w:b w:val="0"/>
           <w:sz w:val="22"/>
         </w:rPr>
         <w:t>Instagramキャプション生成</w:t>
@@ -1691,6 +1782,7 @@
       <w:r>
         <w:rPr>
           <w:rFonts w:ascii="Yu Gothic" w:hAnsi="Yu Gothic" w:eastAsia="Yu Gothic"/>
+          <w:b w:val="0"/>
           <w:sz w:val="22"/>
         </w:rPr>
         <w:t>クリップボードコピー</w:t>
@@ -1703,6 +1795,7 @@
       <w:r>
         <w:rPr>
           <w:rFonts w:ascii="Yu Gothic" w:hAnsi="Yu Gothic" w:eastAsia="Yu Gothic"/>
+          <w:b w:val="0"/>
           <w:sz w:val="22"/>
         </w:rPr>
         <w:t>ログ保存</w:t>
@@ -1735,6 +1828,7 @@
             <w:r>
               <w:rPr>
                 <w:rFonts w:ascii="Yu Gothic" w:hAnsi="Yu Gothic" w:eastAsia="Yu Gothic"/>
+                <w:b w:val="0"/>
                 <w:sz w:val="22"/>
               </w:rPr>
               <w:t>完全自動投稿は規約リスクがあるため、まずは『投稿文生成＋コピー＋ブラウザ起動』方式を優先する。</w:t>
@@ -1750,6 +1844,7 @@
       <w:r>
         <w:rPr>
           <w:rFonts w:ascii="Yu Gothic" w:hAnsi="Yu Gothic" w:eastAsia="Yu Gothic"/>
+          <w:b w:val="0"/>
         </w:rPr>
         <w:t>タスク5：有料note記事量産</w:t>
       </w:r>
@@ -1787,6 +1882,7 @@
       <w:r>
         <w:rPr>
           <w:rFonts w:ascii="Yu Gothic" w:hAnsi="Yu Gothic" w:eastAsia="Yu Gothic"/>
+          <w:b w:val="0"/>
           <w:sz w:val="22"/>
         </w:rPr>
         <w:t>無料記事</w:t>
@@ -1799,6 +1895,7 @@
       <w:r>
         <w:rPr>
           <w:rFonts w:ascii="Yu Gothic" w:hAnsi="Yu Gothic" w:eastAsia="Yu Gothic"/>
+          <w:b w:val="0"/>
           <w:sz w:val="22"/>
         </w:rPr>
         <w:t>有料記事</w:t>
@@ -1811,6 +1908,7 @@
       <w:r>
         <w:rPr>
           <w:rFonts w:ascii="Yu Gothic" w:hAnsi="Yu Gothic" w:eastAsia="Yu Gothic"/>
+          <w:b w:val="0"/>
           <w:sz w:val="22"/>
         </w:rPr>
         <w:t>有料部分の見出し</w:t>
@@ -1823,6 +1921,7 @@
       <w:r>
         <w:rPr>
           <w:rFonts w:ascii="Yu Gothic" w:hAnsi="Yu Gothic" w:eastAsia="Yu Gothic"/>
+          <w:b w:val="0"/>
           <w:sz w:val="22"/>
         </w:rPr>
         <w:t>購入したくなる導入文</w:t>
@@ -1835,6 +1934,7 @@
       <w:r>
         <w:rPr>
           <w:rFonts w:ascii="Yu Gothic" w:hAnsi="Yu Gothic" w:eastAsia="Yu Gothic"/>
+          <w:b w:val="0"/>
           <w:sz w:val="22"/>
         </w:rPr>
         <w:t>海外向け英語版</w:t>
@@ -1847,6 +1947,7 @@
       <w:r>
         <w:rPr>
           <w:rFonts w:ascii="Yu Gothic" w:hAnsi="Yu Gothic" w:eastAsia="Yu Gothic"/>
+          <w:b w:val="0"/>
           <w:sz w:val="22"/>
         </w:rPr>
         <w:t>SNS導線文</w:t>
@@ -1872,6 +1973,7 @@
       <w:r>
         <w:rPr>
           <w:rFonts w:ascii="Yu Gothic" w:hAnsi="Yu Gothic" w:eastAsia="Yu Gothic"/>
+          <w:b w:val="0"/>
           <w:sz w:val="22"/>
         </w:rPr>
         <w:t>日本の静かな暮らし</w:t>
@@ -1884,6 +1986,7 @@
       <w:r>
         <w:rPr>
           <w:rFonts w:ascii="Yu Gothic" w:hAnsi="Yu Gothic" w:eastAsia="Yu Gothic"/>
+          <w:b w:val="0"/>
           <w:sz w:val="22"/>
         </w:rPr>
         <w:t>富山・高岡の生活</w:t>
@@ -1896,6 +1999,7 @@
       <w:r>
         <w:rPr>
           <w:rFonts w:ascii="Yu Gothic" w:hAnsi="Yu Gothic" w:eastAsia="Yu Gothic"/>
+          <w:b w:val="0"/>
           <w:sz w:val="22"/>
         </w:rPr>
         <w:t>地方都市の美しさ</w:t>
@@ -1908,6 +2012,7 @@
       <w:r>
         <w:rPr>
           <w:rFonts w:ascii="Yu Gothic" w:hAnsi="Yu Gothic" w:eastAsia="Yu Gothic"/>
+          <w:b w:val="0"/>
           <w:sz w:val="22"/>
         </w:rPr>
         <w:t>AI時代の副業</w:t>
@@ -1920,6 +2025,7 @@
       <w:r>
         <w:rPr>
           <w:rFonts w:ascii="Yu Gothic" w:hAnsi="Yu Gothic" w:eastAsia="Yu Gothic"/>
+          <w:b w:val="0"/>
           <w:sz w:val="22"/>
         </w:rPr>
         <w:t>50代からの働き方</w:t>
@@ -1932,6 +2038,7 @@
       <w:r>
         <w:rPr>
           <w:rFonts w:ascii="Yu Gothic" w:hAnsi="Yu Gothic" w:eastAsia="Yu Gothic"/>
+          <w:b w:val="0"/>
           <w:sz w:val="22"/>
         </w:rPr>
         <w:t>会社員から個人収益への移行</w:t>
@@ -1949,6 +2056,7 @@
       <w:r>
         <w:rPr>
           <w:rFonts w:ascii="Yu Gothic" w:hAnsi="Yu Gothic" w:eastAsia="Yu Gothic"/>
+          <w:b w:val="0"/>
         </w:rPr>
         <w:t>第6章　ファイル構成</w:t>
       </w:r>
@@ -1974,6 +2082,7 @@
       <w:r>
         <w:rPr>
           <w:rFonts w:ascii="Consolas" w:hAnsi="Consolas" w:eastAsia="MS Gothic"/>
+          <w:b w:val="0"/>
           <w:sz w:val="19"/>
         </w:rPr>
         <w:t>~/ai-auto/</w:t>
@@ -2008,6 +2117,7 @@
       <w:r>
         <w:rPr>
           <w:rFonts w:ascii="Yu Gothic" w:hAnsi="Yu Gothic" w:eastAsia="Yu Gothic"/>
+          <w:b w:val="0"/>
         </w:rPr>
         <w:t>各ファイルの役割</w:t>
       </w:r>
@@ -2073,6 +2183,7 @@
             <w:r>
               <w:rPr>
                 <w:rFonts w:ascii="Yu Gothic" w:hAnsi="Yu Gothic" w:eastAsia="Yu Gothic"/>
+                <w:b w:val="0"/>
                 <w:sz w:val="21"/>
               </w:rPr>
               <w:t>run.sh</w:t>
@@ -2089,6 +2200,7 @@
             <w:r>
               <w:rPr>
                 <w:rFonts w:ascii="Yu Gothic" w:hAnsi="Yu Gothic" w:eastAsia="Yu Gothic"/>
+                <w:b w:val="0"/>
                 <w:sz w:val="21"/>
               </w:rPr>
               <w:t>cronから呼び出すメイン実行ファイル</w:t>
@@ -2107,6 +2219,7 @@
             <w:r>
               <w:rPr>
                 <w:rFonts w:ascii="Yu Gothic" w:hAnsi="Yu Gothic" w:eastAsia="Yu Gothic"/>
+                <w:b w:val="0"/>
                 <w:sz w:val="21"/>
               </w:rPr>
               <w:t>auto_post.py</w:t>
@@ -2123,6 +2236,7 @@
             <w:r>
               <w:rPr>
                 <w:rFonts w:ascii="Yu Gothic" w:hAnsi="Yu Gothic" w:eastAsia="Yu Gothic"/>
+                <w:b w:val="0"/>
                 <w:sz w:val="21"/>
               </w:rPr>
               <w:t>投稿補助</w:t>
@@ -2141,6 +2255,7 @@
             <w:r>
               <w:rPr>
                 <w:rFonts w:ascii="Yu Gothic" w:hAnsi="Yu Gothic" w:eastAsia="Yu Gothic"/>
+                <w:b w:val="0"/>
                 <w:sz w:val="21"/>
               </w:rPr>
               <w:t>generate_note.py</w:t>
@@ -2157,6 +2272,7 @@
             <w:r>
               <w:rPr>
                 <w:rFonts w:ascii="Yu Gothic" w:hAnsi="Yu Gothic" w:eastAsia="Yu Gothic"/>
+                <w:b w:val="0"/>
                 <w:sz w:val="21"/>
               </w:rPr>
               <w:t>note記事生成</w:t>
@@ -2175,6 +2291,7 @@
             <w:r>
               <w:rPr>
                 <w:rFonts w:ascii="Yu Gothic" w:hAnsi="Yu Gothic" w:eastAsia="Yu Gothic"/>
+                <w:b w:val="0"/>
                 <w:sz w:val="21"/>
               </w:rPr>
               <w:t>generate_reddit.py</w:t>
@@ -2191,6 +2308,7 @@
             <w:r>
               <w:rPr>
                 <w:rFonts w:ascii="Yu Gothic" w:hAnsi="Yu Gothic" w:eastAsia="Yu Gothic"/>
+                <w:b w:val="0"/>
                 <w:sz w:val="21"/>
               </w:rPr>
               <w:t>Reddit投稿文生成</w:t>
@@ -2209,6 +2327,7 @@
             <w:r>
               <w:rPr>
                 <w:rFonts w:ascii="Yu Gothic" w:hAnsi="Yu Gothic" w:eastAsia="Yu Gothic"/>
+                <w:b w:val="0"/>
                 <w:sz w:val="21"/>
               </w:rPr>
               <w:t>generate_youtube_short.py</w:t>
@@ -2225,6 +2344,7 @@
             <w:r>
               <w:rPr>
                 <w:rFonts w:ascii="Yu Gothic" w:hAnsi="Yu Gothic" w:eastAsia="Yu Gothic"/>
+                <w:b w:val="0"/>
                 <w:sz w:val="21"/>
               </w:rPr>
               <w:t>Shorts台本生成</w:t>
@@ -2243,6 +2363,7 @@
             <w:r>
               <w:rPr>
                 <w:rFonts w:ascii="Yu Gothic" w:hAnsi="Yu Gothic" w:eastAsia="Yu Gothic"/>
+                <w:b w:val="0"/>
                 <w:sz w:val="21"/>
               </w:rPr>
               <w:t>generate_paid_note.py</w:t>
@@ -2259,6 +2380,7 @@
             <w:r>
               <w:rPr>
                 <w:rFonts w:ascii="Yu Gothic" w:hAnsi="Yu Gothic" w:eastAsia="Yu Gothic"/>
+                <w:b w:val="0"/>
                 <w:sz w:val="21"/>
               </w:rPr>
               <w:t>有料note生成</w:t>
@@ -2277,6 +2399,7 @@
             <w:r>
               <w:rPr>
                 <w:rFonts w:ascii="Yu Gothic" w:hAnsi="Yu Gothic" w:eastAsia="Yu Gothic"/>
+                <w:b w:val="0"/>
                 <w:sz w:val="21"/>
               </w:rPr>
               <w:t>cw_apply.py</w:t>
@@ -2293,6 +2416,7 @@
             <w:r>
               <w:rPr>
                 <w:rFonts w:ascii="Yu Gothic" w:hAnsi="Yu Gothic" w:eastAsia="Yu Gothic"/>
+                <w:b w:val="0"/>
                 <w:sz w:val="21"/>
               </w:rPr>
               <w:t>CrowdWorks応募文生成</w:t>
@@ -2311,6 +2435,7 @@
             <w:r>
               <w:rPr>
                 <w:rFonts w:ascii="Yu Gothic" w:hAnsi="Yu Gothic" w:eastAsia="Yu Gothic"/>
+                <w:b w:val="0"/>
                 <w:sz w:val="21"/>
               </w:rPr>
               <w:t>logs/</w:t>
@@ -2327,6 +2452,7 @@
             <w:r>
               <w:rPr>
                 <w:rFonts w:ascii="Yu Gothic" w:hAnsi="Yu Gothic" w:eastAsia="Yu Gothic"/>
+                <w:b w:val="0"/>
                 <w:sz w:val="21"/>
               </w:rPr>
               <w:t>実行ログ</w:t>
@@ -2345,6 +2471,7 @@
             <w:r>
               <w:rPr>
                 <w:rFonts w:ascii="Yu Gothic" w:hAnsi="Yu Gothic" w:eastAsia="Yu Gothic"/>
+                <w:b w:val="0"/>
                 <w:sz w:val="21"/>
               </w:rPr>
               <w:t>outputs/</w:t>
@@ -2361,6 +2488,7 @@
             <w:r>
               <w:rPr>
                 <w:rFonts w:ascii="Yu Gothic" w:hAnsi="Yu Gothic" w:eastAsia="Yu Gothic"/>
+                <w:b w:val="0"/>
                 <w:sz w:val="21"/>
               </w:rPr>
               <w:t>生成物保存</w:t>
@@ -2379,6 +2507,7 @@
             <w:r>
               <w:rPr>
                 <w:rFonts w:ascii="Yu Gothic" w:hAnsi="Yu Gothic" w:eastAsia="Yu Gothic"/>
+                <w:b w:val="0"/>
                 <w:sz w:val="21"/>
               </w:rPr>
               <w:t>prompts/</w:t>
@@ -2395,6 +2524,7 @@
             <w:r>
               <w:rPr>
                 <w:rFonts w:ascii="Yu Gothic" w:hAnsi="Yu Gothic" w:eastAsia="Yu Gothic"/>
+                <w:b w:val="0"/>
                 <w:sz w:val="21"/>
               </w:rPr>
               <w:t>プロンプト管理</w:t>
@@ -2413,6 +2543,7 @@
             <w:r>
               <w:rPr>
                 <w:rFonts w:ascii="Yu Gothic" w:hAnsi="Yu Gothic" w:eastAsia="Yu Gothic"/>
+                <w:b w:val="0"/>
                 <w:sz w:val="21"/>
               </w:rPr>
               <w:t>.env</w:t>
@@ -2429,6 +2560,7 @@
             <w:r>
               <w:rPr>
                 <w:rFonts w:ascii="Yu Gothic" w:hAnsi="Yu Gothic" w:eastAsia="Yu Gothic"/>
+                <w:b w:val="0"/>
                 <w:sz w:val="21"/>
               </w:rPr>
               <w:t>APIキー管理</w:t>
@@ -2444,6 +2576,7 @@
       <w:r>
         <w:rPr>
           <w:rFonts w:ascii="Yu Gothic" w:hAnsi="Yu Gothic" w:eastAsia="Yu Gothic"/>
+          <w:b w:val="0"/>
         </w:rPr>
         <w:t>第7章　運用ルール</w:t>
       </w:r>
@@ -2455,6 +2588,7 @@
       <w:r>
         <w:rPr>
           <w:rFonts w:ascii="Yu Gothic" w:hAnsi="Yu Gothic" w:eastAsia="Yu Gothic"/>
+          <w:b w:val="0"/>
         </w:rPr>
         <w:t>基本方針</w:t>
       </w:r>
@@ -2466,6 +2600,7 @@
       <w:r>
         <w:rPr>
           <w:rFonts w:ascii="Yu Gothic" w:hAnsi="Yu Gothic" w:eastAsia="Yu Gothic"/>
+          <w:b w:val="0"/>
           <w:sz w:val="22"/>
         </w:rPr>
         <w:t>毎日最低1つ公開する。</w:t>
@@ -2478,6 +2613,7 @@
       <w:r>
         <w:rPr>
           <w:rFonts w:ascii="Yu Gothic" w:hAnsi="Yu Gothic" w:eastAsia="Yu Gothic"/>
+          <w:b w:val="0"/>
           <w:sz w:val="22"/>
         </w:rPr>
         <w:t>毎日最低1件応募する。</w:t>
@@ -2490,6 +2626,7 @@
       <w:r>
         <w:rPr>
           <w:rFonts w:ascii="Yu Gothic" w:hAnsi="Yu Gothic" w:eastAsia="Yu Gothic"/>
+          <w:b w:val="0"/>
           <w:sz w:val="22"/>
         </w:rPr>
         <w:t>計画より公開を優先する。</w:t>
@@ -2502,6 +2639,7 @@
       <w:r>
         <w:rPr>
           <w:rFonts w:ascii="Yu Gothic" w:hAnsi="Yu Gothic" w:eastAsia="Yu Gothic"/>
+          <w:b w:val="0"/>
           <w:sz w:val="22"/>
         </w:rPr>
         <w:t>生成物は必ず保存する。</w:t>
@@ -2514,6 +2652,7 @@
       <w:r>
         <w:rPr>
           <w:rFonts w:ascii="Yu Gothic" w:hAnsi="Yu Gothic" w:eastAsia="Yu Gothic"/>
+          <w:b w:val="0"/>
           <w:sz w:val="22"/>
         </w:rPr>
         <w:t>ログを残す。</w:t>
@@ -2526,6 +2665,7 @@
       <w:r>
         <w:rPr>
           <w:rFonts w:ascii="Yu Gothic" w:hAnsi="Yu Gothic" w:eastAsia="Yu Gothic"/>
+          <w:b w:val="0"/>
           <w:sz w:val="22"/>
         </w:rPr>
         <w:t>投稿前に最低限の目視確認を行う。</w:t>
@@ -2538,6 +2678,7 @@
       <w:r>
         <w:rPr>
           <w:rFonts w:ascii="Yu Gothic" w:hAnsi="Yu Gothic" w:eastAsia="Yu Gothic"/>
+          <w:b w:val="0"/>
         </w:rPr>
         <w:t>禁止事項</w:t>
       </w:r>
@@ -2549,6 +2690,7 @@
       <w:r>
         <w:rPr>
           <w:rFonts w:ascii="Yu Gothic" w:hAnsi="Yu Gothic" w:eastAsia="Yu Gothic"/>
+          <w:b w:val="0"/>
           <w:sz w:val="22"/>
         </w:rPr>
         <w:t>計画だけ作って止まること</w:t>
@@ -2561,6 +2703,7 @@
       <w:r>
         <w:rPr>
           <w:rFonts w:ascii="Yu Gothic" w:hAnsi="Yu Gothic" w:eastAsia="Yu Gothic"/>
+          <w:b w:val="0"/>
           <w:sz w:val="22"/>
         </w:rPr>
         <w:t>非公開のまま放置すること</w:t>
@@ -2573,6 +2716,7 @@
       <w:r>
         <w:rPr>
           <w:rFonts w:ascii="Yu Gothic" w:hAnsi="Yu Gothic" w:eastAsia="Yu Gothic"/>
+          <w:b w:val="0"/>
           <w:sz w:val="22"/>
         </w:rPr>
         <w:t>完璧主義で投稿を遅らせること</w:t>
@@ -2585,6 +2729,7 @@
       <w:r>
         <w:rPr>
           <w:rFonts w:ascii="Yu Gothic" w:hAnsi="Yu Gothic" w:eastAsia="Yu Gothic"/>
+          <w:b w:val="0"/>
           <w:sz w:val="22"/>
         </w:rPr>
         <w:t>APIキーを直書きすること</w:t>
@@ -2597,6 +2742,7 @@
       <w:r>
         <w:rPr>
           <w:rFonts w:ascii="Yu Gothic" w:hAnsi="Yu Gothic" w:eastAsia="Yu Gothic"/>
+          <w:b w:val="0"/>
           <w:sz w:val="22"/>
         </w:rPr>
         <w:t>SNSへ過剰投稿すること</w:t>
@@ -2609,6 +2755,7 @@
       <w:r>
         <w:rPr>
           <w:rFonts w:ascii="Yu Gothic" w:hAnsi="Yu Gothic" w:eastAsia="Yu Gothic"/>
+          <w:b w:val="0"/>
           <w:sz w:val="22"/>
         </w:rPr>
         <w:t>規約違反リスクのある自動化を強行すること</w:t>
@@ -2621,6 +2768,7 @@
       <w:r>
         <w:rPr>
           <w:rFonts w:ascii="Yu Gothic" w:hAnsi="Yu Gothic" w:eastAsia="Yu Gothic"/>
+          <w:b w:val="0"/>
         </w:rPr>
         <w:t>第8章　日次運用フロー</w:t>
       </w:r>
@@ -2645,6 +2793,7 @@
       <w:r>
         <w:rPr>
           <w:rFonts w:ascii="Yu Gothic" w:hAnsi="Yu Gothic" w:eastAsia="Yu Gothic"/>
+          <w:b w:val="0"/>
           <w:sz w:val="22"/>
         </w:rPr>
         <w:t>cron実行</w:t>
@@ -2657,6 +2806,7 @@
       <w:r>
         <w:rPr>
           <w:rFonts w:ascii="Yu Gothic" w:hAnsi="Yu Gothic" w:eastAsia="Yu Gothic"/>
+          <w:b w:val="0"/>
           <w:sz w:val="22"/>
         </w:rPr>
         <w:t>note記事生成</w:t>
@@ -2669,6 +2819,7 @@
       <w:r>
         <w:rPr>
           <w:rFonts w:ascii="Yu Gothic" w:hAnsi="Yu Gothic" w:eastAsia="Yu Gothic"/>
+          <w:b w:val="0"/>
           <w:sz w:val="22"/>
         </w:rPr>
         <w:t>英語紹介文生成</w:t>
@@ -2681,6 +2832,7 @@
       <w:r>
         <w:rPr>
           <w:rFonts w:ascii="Yu Gothic" w:hAnsi="Yu Gothic" w:eastAsia="Yu Gothic"/>
+          <w:b w:val="0"/>
           <w:sz w:val="22"/>
         </w:rPr>
         <w:t>Reddit投稿文生成</w:t>
@@ -2693,6 +2845,7 @@
       <w:r>
         <w:rPr>
           <w:rFonts w:ascii="Yu Gothic" w:hAnsi="Yu Gothic" w:eastAsia="Yu Gothic"/>
+          <w:b w:val="0"/>
           <w:sz w:val="22"/>
         </w:rPr>
         <w:t>YouTube Shorts台本生成</w:t>
@@ -2705,6 +2858,7 @@
       <w:r>
         <w:rPr>
           <w:rFonts w:ascii="Yu Gothic" w:hAnsi="Yu Gothic" w:eastAsia="Yu Gothic"/>
+          <w:b w:val="0"/>
           <w:sz w:val="22"/>
         </w:rPr>
         <w:t>SNS投稿文生成</w:t>
@@ -2717,6 +2871,7 @@
       <w:r>
         <w:rPr>
           <w:rFonts w:ascii="Yu Gothic" w:hAnsi="Yu Gothic" w:eastAsia="Yu Gothic"/>
+          <w:b w:val="0"/>
           <w:sz w:val="22"/>
         </w:rPr>
         <w:t>outputs/ に保存</w:t>
@@ -2729,6 +2884,7 @@
       <w:r>
         <w:rPr>
           <w:rFonts w:ascii="Yu Gothic" w:hAnsi="Yu Gothic" w:eastAsia="Yu Gothic"/>
+          <w:b w:val="0"/>
           <w:sz w:val="22"/>
         </w:rPr>
         <w:t>logs/ に実行記録</w:t>
@@ -2741,6 +2897,7 @@
       <w:r>
         <w:rPr>
           <w:rFonts w:ascii="Yu Gothic" w:hAnsi="Yu Gothic" w:eastAsia="Yu Gothic"/>
+          <w:b w:val="0"/>
           <w:sz w:val="22"/>
         </w:rPr>
         <w:t>人間が確認</w:t>
@@ -2753,6 +2910,7 @@
       <w:r>
         <w:rPr>
           <w:rFonts w:ascii="Yu Gothic" w:hAnsi="Yu Gothic" w:eastAsia="Yu Gothic"/>
+          <w:b w:val="0"/>
           <w:sz w:val="22"/>
         </w:rPr>
         <w:t>公開・応募</w:t>
@@ -2778,6 +2936,7 @@
       <w:r>
         <w:rPr>
           <w:rFonts w:ascii="Yu Gothic" w:hAnsi="Yu Gothic" w:eastAsia="Yu Gothic"/>
+          <w:b w:val="0"/>
           <w:sz w:val="22"/>
         </w:rPr>
         <w:t>note記事を1本公開する</w:t>
@@ -2790,6 +2949,7 @@
       <w:r>
         <w:rPr>
           <w:rFonts w:ascii="Yu Gothic" w:hAnsi="Yu Gothic" w:eastAsia="Yu Gothic"/>
+          <w:b w:val="0"/>
           <w:sz w:val="22"/>
         </w:rPr>
         <w:t>CrowdWorksに1件応募する</w:t>
@@ -2802,6 +2962,7 @@
       <w:r>
         <w:rPr>
           <w:rFonts w:ascii="Yu Gothic" w:hAnsi="Yu Gothic" w:eastAsia="Yu Gothic"/>
+          <w:b w:val="0"/>
           <w:sz w:val="22"/>
         </w:rPr>
         <w:t>cronが正常動作しているか確認する</w:t>
@@ -2819,6 +2980,7 @@
       <w:r>
         <w:rPr>
           <w:rFonts w:ascii="Yu Gothic" w:hAnsi="Yu Gothic" w:eastAsia="Yu Gothic"/>
+          <w:b w:val="0"/>
         </w:rPr>
         <w:t>第9章　収益化戦略</w:t>
       </w:r>
@@ -2830,6 +2992,7 @@
       <w:r>
         <w:rPr>
           <w:rFonts w:ascii="Yu Gothic" w:hAnsi="Yu Gothic" w:eastAsia="Yu Gothic"/>
+          <w:b w:val="0"/>
         </w:rPr>
         <w:t>現状</w:t>
       </w:r>
@@ -2895,6 +3058,7 @@
             <w:r>
               <w:rPr>
                 <w:rFonts w:ascii="Yu Gothic" w:hAnsi="Yu Gothic" w:eastAsia="Yu Gothic"/>
+                <w:b w:val="0"/>
                 <w:sz w:val="21"/>
               </w:rPr>
               <w:t>note有料記事</w:t>
@@ -2911,6 +3075,7 @@
             <w:r>
               <w:rPr>
                 <w:rFonts w:ascii="Yu Gothic" w:hAnsi="Yu Gothic" w:eastAsia="Yu Gothic"/>
+                <w:b w:val="0"/>
                 <w:sz w:val="21"/>
               </w:rPr>
               <w:t>初収益あり</w:t>
@@ -2929,6 +3094,7 @@
             <w:r>
               <w:rPr>
                 <w:rFonts w:ascii="Yu Gothic" w:hAnsi="Yu Gothic" w:eastAsia="Yu Gothic"/>
+                <w:b w:val="0"/>
                 <w:sz w:val="21"/>
               </w:rPr>
               <w:t>CrowdWorks</w:t>
@@ -2945,6 +3111,7 @@
             <w:r>
               <w:rPr>
                 <w:rFonts w:ascii="Yu Gothic" w:hAnsi="Yu Gothic" w:eastAsia="Yu Gothic"/>
+                <w:b w:val="0"/>
                 <w:sz w:val="21"/>
               </w:rPr>
               <w:t>受注前</w:t>
@@ -2963,6 +3130,7 @@
             <w:r>
               <w:rPr>
                 <w:rFonts w:ascii="Yu Gothic" w:hAnsi="Yu Gothic" w:eastAsia="Yu Gothic"/>
+                <w:b w:val="0"/>
                 <w:sz w:val="21"/>
               </w:rPr>
               <w:t>YouTube</w:t>
@@ -2979,6 +3147,7 @@
             <w:r>
               <w:rPr>
                 <w:rFonts w:ascii="Yu Gothic" w:hAnsi="Yu Gothic" w:eastAsia="Yu Gothic"/>
+                <w:b w:val="0"/>
                 <w:sz w:val="21"/>
               </w:rPr>
               <w:t>未収益</w:t>
@@ -2997,6 +3166,7 @@
             <w:r>
               <w:rPr>
                 <w:rFonts w:ascii="Yu Gothic" w:hAnsi="Yu Gothic" w:eastAsia="Yu Gothic"/>
+                <w:b w:val="0"/>
                 <w:sz w:val="21"/>
               </w:rPr>
               <w:t>SNS</w:t>
@@ -3013,6 +3183,7 @@
             <w:r>
               <w:rPr>
                 <w:rFonts w:ascii="Yu Gothic" w:hAnsi="Yu Gothic" w:eastAsia="Yu Gothic"/>
+                <w:b w:val="0"/>
                 <w:sz w:val="21"/>
               </w:rPr>
               <w:t>導線構築中</w:t>
@@ -3028,6 +3199,7 @@
       <w:r>
         <w:rPr>
           <w:rFonts w:ascii="Yu Gothic" w:hAnsi="Yu Gothic" w:eastAsia="Yu Gothic"/>
+          <w:b w:val="0"/>
         </w:rPr>
         <w:t>問題点</w:t>
       </w:r>
@@ -3052,6 +3224,7 @@
       <w:r>
         <w:rPr>
           <w:rFonts w:ascii="Yu Gothic" w:hAnsi="Yu Gothic" w:eastAsia="Yu Gothic"/>
+          <w:b w:val="0"/>
         </w:rPr>
         <w:t>改善方針</w:t>
       </w:r>
@@ -3063,6 +3236,7 @@
       <w:r>
         <w:rPr>
           <w:rFonts w:ascii="Yu Gothic" w:hAnsi="Yu Gothic" w:eastAsia="Yu Gothic"/>
+          <w:b w:val="0"/>
           <w:sz w:val="22"/>
         </w:rPr>
         <w:t>noteは無料記事で流入、有料記事で収益化する</w:t>
@@ -3075,6 +3249,7 @@
       <w:r>
         <w:rPr>
           <w:rFonts w:ascii="Yu Gothic" w:hAnsi="Yu Gothic" w:eastAsia="Yu Gothic"/>
+          <w:b w:val="0"/>
           <w:sz w:val="22"/>
         </w:rPr>
         <w:t>YouTube Shortsは認知拡大に使う</w:t>
@@ -3087,6 +3262,7 @@
       <w:r>
         <w:rPr>
           <w:rFonts w:ascii="Yu Gothic" w:hAnsi="Yu Gothic" w:eastAsia="Yu Gothic"/>
+          <w:b w:val="0"/>
           <w:sz w:val="22"/>
         </w:rPr>
         <w:t>Redditは海外流入に使う</w:t>
@@ -3099,6 +3275,7 @@
       <w:r>
         <w:rPr>
           <w:rFonts w:ascii="Yu Gothic" w:hAnsi="Yu Gothic" w:eastAsia="Yu Gothic"/>
+          <w:b w:val="0"/>
           <w:sz w:val="22"/>
         </w:rPr>
         <w:t>CrowdWorksは短期現金化に使う</w:t>
@@ -3111,6 +3288,7 @@
       <w:r>
         <w:rPr>
           <w:rFonts w:ascii="Yu Gothic" w:hAnsi="Yu Gothic" w:eastAsia="Yu Gothic"/>
+          <w:b w:val="0"/>
           <w:sz w:val="22"/>
         </w:rPr>
         <w:t>SNSは導線強化に使う</w:t>
@@ -3123,6 +3301,7 @@
       <w:r>
         <w:rPr>
           <w:rFonts w:ascii="Yu Gothic" w:hAnsi="Yu Gothic" w:eastAsia="Yu Gothic"/>
+          <w:b w:val="0"/>
         </w:rPr>
         <w:t>第10章　KPI</w:t>
       </w:r>
@@ -3228,6 +3407,7 @@
             <w:r>
               <w:rPr>
                 <w:rFonts w:ascii="Yu Gothic" w:hAnsi="Yu Gothic" w:eastAsia="Yu Gothic"/>
+                <w:b w:val="0"/>
                 <w:sz w:val="21"/>
               </w:rPr>
               <w:t>note公開数</w:t>
@@ -3244,6 +3424,7 @@
             <w:r>
               <w:rPr>
                 <w:rFonts w:ascii="Yu Gothic" w:hAnsi="Yu Gothic" w:eastAsia="Yu Gothic"/>
+                <w:b w:val="0"/>
                 <w:sz w:val="21"/>
               </w:rPr>
               <w:t>7本</w:t>
@@ -3260,6 +3441,7 @@
             <w:r>
               <w:rPr>
                 <w:rFonts w:ascii="Yu Gothic" w:hAnsi="Yu Gothic" w:eastAsia="Yu Gothic"/>
+                <w:b w:val="0"/>
                 <w:sz w:val="21"/>
               </w:rPr>
               <w:t>30本</w:t>
@@ -3276,6 +3458,7 @@
             <w:r>
               <w:rPr>
                 <w:rFonts w:ascii="Yu Gothic" w:hAnsi="Yu Gothic" w:eastAsia="Yu Gothic"/>
+                <w:b w:val="0"/>
                 <w:sz w:val="21"/>
               </w:rPr>
               <w:t>90本</w:t>
@@ -3294,6 +3477,7 @@
             <w:r>
               <w:rPr>
                 <w:rFonts w:ascii="Yu Gothic" w:hAnsi="Yu Gothic" w:eastAsia="Yu Gothic"/>
+                <w:b w:val="0"/>
                 <w:sz w:val="21"/>
               </w:rPr>
               <w:t>有料記事数</w:t>
@@ -3310,6 +3494,7 @@
             <w:r>
               <w:rPr>
                 <w:rFonts w:ascii="Yu Gothic" w:hAnsi="Yu Gothic" w:eastAsia="Yu Gothic"/>
+                <w:b w:val="0"/>
                 <w:sz w:val="21"/>
               </w:rPr>
               <w:t>2本</w:t>
@@ -3326,6 +3511,7 @@
             <w:r>
               <w:rPr>
                 <w:rFonts w:ascii="Yu Gothic" w:hAnsi="Yu Gothic" w:eastAsia="Yu Gothic"/>
+                <w:b w:val="0"/>
                 <w:sz w:val="21"/>
               </w:rPr>
               <w:t>10本</w:t>
@@ -3342,6 +3528,7 @@
             <w:r>
               <w:rPr>
                 <w:rFonts w:ascii="Yu Gothic" w:hAnsi="Yu Gothic" w:eastAsia="Yu Gothic"/>
+                <w:b w:val="0"/>
                 <w:sz w:val="21"/>
               </w:rPr>
               <w:t>30本</w:t>
@@ -3360,6 +3547,7 @@
             <w:r>
               <w:rPr>
                 <w:rFonts w:ascii="Yu Gothic" w:hAnsi="Yu Gothic" w:eastAsia="Yu Gothic"/>
+                <w:b w:val="0"/>
                 <w:sz w:val="21"/>
               </w:rPr>
               <w:t>CrowdWorks応募数</w:t>
@@ -3376,6 +3564,7 @@
             <w:r>
               <w:rPr>
                 <w:rFonts w:ascii="Yu Gothic" w:hAnsi="Yu Gothic" w:eastAsia="Yu Gothic"/>
+                <w:b w:val="0"/>
                 <w:sz w:val="21"/>
               </w:rPr>
               <w:t>7件</w:t>
@@ -3392,6 +3581,7 @@
             <w:r>
               <w:rPr>
                 <w:rFonts w:ascii="Yu Gothic" w:hAnsi="Yu Gothic" w:eastAsia="Yu Gothic"/>
+                <w:b w:val="0"/>
                 <w:sz w:val="21"/>
               </w:rPr>
               <w:t>30件</w:t>
@@ -3408,6 +3598,7 @@
             <w:r>
               <w:rPr>
                 <w:rFonts w:ascii="Yu Gothic" w:hAnsi="Yu Gothic" w:eastAsia="Yu Gothic"/>
+                <w:b w:val="0"/>
                 <w:sz w:val="21"/>
               </w:rPr>
               <w:t>90件</w:t>
@@ -3426,6 +3617,7 @@
             <w:r>
               <w:rPr>
                 <w:rFonts w:ascii="Yu Gothic" w:hAnsi="Yu Gothic" w:eastAsia="Yu Gothic"/>
+                <w:b w:val="0"/>
                 <w:sz w:val="21"/>
               </w:rPr>
               <w:t>Shorts投稿数</w:t>
@@ -3442,6 +3634,7 @@
             <w:r>
               <w:rPr>
                 <w:rFonts w:ascii="Yu Gothic" w:hAnsi="Yu Gothic" w:eastAsia="Yu Gothic"/>
+                <w:b w:val="0"/>
                 <w:sz w:val="21"/>
               </w:rPr>
               <w:t>3本</w:t>
@@ -3458,6 +3651,7 @@
             <w:r>
               <w:rPr>
                 <w:rFonts w:ascii="Yu Gothic" w:hAnsi="Yu Gothic" w:eastAsia="Yu Gothic"/>
+                <w:b w:val="0"/>
                 <w:sz w:val="21"/>
               </w:rPr>
               <w:t>20本</w:t>
@@ -3474,6 +3668,7 @@
             <w:r>
               <w:rPr>
                 <w:rFonts w:ascii="Yu Gothic" w:hAnsi="Yu Gothic" w:eastAsia="Yu Gothic"/>
+                <w:b w:val="0"/>
                 <w:sz w:val="21"/>
               </w:rPr>
               <w:t>60本</w:t>
@@ -3492,6 +3687,7 @@
             <w:r>
               <w:rPr>
                 <w:rFonts w:ascii="Yu Gothic" w:hAnsi="Yu Gothic" w:eastAsia="Yu Gothic"/>
+                <w:b w:val="0"/>
                 <w:sz w:val="21"/>
               </w:rPr>
               <w:t>note収益</w:t>
@@ -3508,6 +3704,7 @@
             <w:r>
               <w:rPr>
                 <w:rFonts w:ascii="Yu Gothic" w:hAnsi="Yu Gothic" w:eastAsia="Yu Gothic"/>
+                <w:b w:val="0"/>
                 <w:sz w:val="21"/>
               </w:rPr>
               <w:t>1,000円</w:t>
@@ -3524,6 +3721,7 @@
             <w:r>
               <w:rPr>
                 <w:rFonts w:ascii="Yu Gothic" w:hAnsi="Yu Gothic" w:eastAsia="Yu Gothic"/>
+                <w:b w:val="0"/>
                 <w:sz w:val="21"/>
               </w:rPr>
               <w:t>10,000円</w:t>
@@ -3540,6 +3738,7 @@
             <w:r>
               <w:rPr>
                 <w:rFonts w:ascii="Yu Gothic" w:hAnsi="Yu Gothic" w:eastAsia="Yu Gothic"/>
+                <w:b w:val="0"/>
                 <w:sz w:val="21"/>
               </w:rPr>
               <w:t>50,000円</w:t>
@@ -3558,6 +3757,7 @@
             <w:r>
               <w:rPr>
                 <w:rFonts w:ascii="Yu Gothic" w:hAnsi="Yu Gothic" w:eastAsia="Yu Gothic"/>
+                <w:b w:val="0"/>
                 <w:sz w:val="21"/>
               </w:rPr>
               <w:t>総収益</w:t>
@@ -3574,6 +3774,7 @@
             <w:r>
               <w:rPr>
                 <w:rFonts w:ascii="Yu Gothic" w:hAnsi="Yu Gothic" w:eastAsia="Yu Gothic"/>
+                <w:b w:val="0"/>
                 <w:sz w:val="21"/>
               </w:rPr>
               <w:t>1,000円</w:t>
@@ -3590,6 +3791,7 @@
             <w:r>
               <w:rPr>
                 <w:rFonts w:ascii="Yu Gothic" w:hAnsi="Yu Gothic" w:eastAsia="Yu Gothic"/>
+                <w:b w:val="0"/>
                 <w:sz w:val="21"/>
               </w:rPr>
               <w:t>30,000円</w:t>
@@ -3606,6 +3808,7 @@
             <w:r>
               <w:rPr>
                 <w:rFonts w:ascii="Yu Gothic" w:hAnsi="Yu Gothic" w:eastAsia="Yu Gothic"/>
+                <w:b w:val="0"/>
                 <w:sz w:val="21"/>
               </w:rPr>
               <w:t>100,000円</w:t>
@@ -3621,6 +3824,7 @@
       <w:r>
         <w:rPr>
           <w:rFonts w:ascii="Yu Gothic" w:hAnsi="Yu Gothic" w:eastAsia="Yu Gothic"/>
+          <w:b w:val="0"/>
         </w:rPr>
         <w:t>第11章　ロードマップ</w:t>
       </w:r>
@@ -3632,6 +3836,7 @@
       <w:r>
         <w:rPr>
           <w:rFonts w:ascii="Yu Gothic" w:hAnsi="Yu Gothic" w:eastAsia="Yu Gothic"/>
+          <w:b w:val="0"/>
         </w:rPr>
         <w:t>フェーズ1：7日以内</w:t>
       </w:r>
@@ -3643,6 +3848,7 @@
       <w:r>
         <w:rPr>
           <w:rFonts w:ascii="Yu Gothic" w:hAnsi="Yu Gothic" w:eastAsia="Yu Gothic"/>
+          <w:b w:val="0"/>
           <w:sz w:val="22"/>
         </w:rPr>
         <w:t>noteを毎日公開</w:t>
@@ -3655,6 +3861,7 @@
       <w:r>
         <w:rPr>
           <w:rFonts w:ascii="Yu Gothic" w:hAnsi="Yu Gothic" w:eastAsia="Yu Gothic"/>
+          <w:b w:val="0"/>
           <w:sz w:val="22"/>
         </w:rPr>
         <w:t>CrowdWorksへ毎日応募</w:t>
@@ -3667,6 +3874,7 @@
       <w:r>
         <w:rPr>
           <w:rFonts w:ascii="Yu Gothic" w:hAnsi="Yu Gothic" w:eastAsia="Yu Gothic"/>
+          <w:b w:val="0"/>
           <w:sz w:val="22"/>
         </w:rPr>
         <w:t>cron正常動作確認</w:t>
@@ -3679,6 +3887,7 @@
       <w:r>
         <w:rPr>
           <w:rFonts w:ascii="Yu Gothic" w:hAnsi="Yu Gothic" w:eastAsia="Yu Gothic"/>
+          <w:b w:val="0"/>
           <w:sz w:val="22"/>
         </w:rPr>
         <w:t>outputs/logs整理</w:t>
@@ -3691,6 +3900,7 @@
       <w:r>
         <w:rPr>
           <w:rFonts w:ascii="Yu Gothic" w:hAnsi="Yu Gothic" w:eastAsia="Yu Gothic"/>
+          <w:b w:val="0"/>
           <w:sz w:val="22"/>
         </w:rPr>
         <w:t>YouTube Shorts台本生成を開始</w:t>
@@ -3703,6 +3913,7 @@
       <w:r>
         <w:rPr>
           <w:rFonts w:ascii="Yu Gothic" w:hAnsi="Yu Gothic" w:eastAsia="Yu Gothic"/>
+          <w:b w:val="0"/>
         </w:rPr>
         <w:t>フェーズ2：30日以内</w:t>
       </w:r>
@@ -3714,6 +3925,7 @@
       <w:r>
         <w:rPr>
           <w:rFonts w:ascii="Yu Gothic" w:hAnsi="Yu Gothic" w:eastAsia="Yu Gothic"/>
+          <w:b w:val="0"/>
           <w:sz w:val="22"/>
         </w:rPr>
         <w:t>有料noteを10本作る</w:t>
@@ -3726,6 +3938,7 @@
       <w:r>
         <w:rPr>
           <w:rFonts w:ascii="Yu Gothic" w:hAnsi="Yu Gothic" w:eastAsia="Yu Gothic"/>
+          <w:b w:val="0"/>
           <w:sz w:val="22"/>
         </w:rPr>
         <w:t>Shortsを20本投稿</w:t>
@@ -3738,6 +3951,7 @@
       <w:r>
         <w:rPr>
           <w:rFonts w:ascii="Yu Gothic" w:hAnsi="Yu Gothic" w:eastAsia="Yu Gothic"/>
+          <w:b w:val="0"/>
           <w:sz w:val="22"/>
         </w:rPr>
         <w:t>Reddit導線を安定化</w:t>
@@ -3750,6 +3964,7 @@
       <w:r>
         <w:rPr>
           <w:rFonts w:ascii="Yu Gothic" w:hAnsi="Yu Gothic" w:eastAsia="Yu Gothic"/>
+          <w:b w:val="0"/>
           <w:sz w:val="22"/>
         </w:rPr>
         <w:t>SNS投稿文生成を定型化</w:t>
@@ -3762,6 +3977,7 @@
       <w:r>
         <w:rPr>
           <w:rFonts w:ascii="Yu Gothic" w:hAnsi="Yu Gothic" w:eastAsia="Yu Gothic"/>
+          <w:b w:val="0"/>
           <w:sz w:val="22"/>
         </w:rPr>
         <w:t>CrowdWorks受注を目指す</w:t>
@@ -3774,6 +3990,7 @@
       <w:r>
         <w:rPr>
           <w:rFonts w:ascii="Yu Gothic" w:hAnsi="Yu Gothic" w:eastAsia="Yu Gothic"/>
+          <w:b w:val="0"/>
         </w:rPr>
         <w:t>フェーズ3：90日以内</w:t>
       </w:r>
@@ -3785,6 +4002,7 @@
       <w:r>
         <w:rPr>
           <w:rFonts w:ascii="Yu Gothic" w:hAnsi="Yu Gothic" w:eastAsia="Yu Gothic"/>
+          <w:b w:val="0"/>
           <w:sz w:val="22"/>
         </w:rPr>
         <w:t>月10万円の収益化を目指す</w:t>
@@ -3797,6 +4015,7 @@
       <w:r>
         <w:rPr>
           <w:rFonts w:ascii="Yu Gothic" w:hAnsi="Yu Gothic" w:eastAsia="Yu Gothic"/>
+          <w:b w:val="0"/>
           <w:sz w:val="22"/>
         </w:rPr>
         <w:t>note / YouTube / CrowdWorks の3本柱を作る</w:t>
@@ -3809,6 +4028,7 @@
       <w:r>
         <w:rPr>
           <w:rFonts w:ascii="Yu Gothic" w:hAnsi="Yu Gothic" w:eastAsia="Yu Gothic"/>
+          <w:b w:val="0"/>
           <w:sz w:val="22"/>
         </w:rPr>
         <w:t>自動化範囲を拡大</w:t>
@@ -3821,6 +4041,7 @@
       <w:r>
         <w:rPr>
           <w:rFonts w:ascii="Yu Gothic" w:hAnsi="Yu Gothic" w:eastAsia="Yu Gothic"/>
+          <w:b w:val="0"/>
           <w:sz w:val="22"/>
         </w:rPr>
         <w:t>低収益施策を削除</w:t>
@@ -3833,6 +4054,7 @@
       <w:r>
         <w:rPr>
           <w:rFonts w:ascii="Yu Gothic" w:hAnsi="Yu Gothic" w:eastAsia="Yu Gothic"/>
+          <w:b w:val="0"/>
           <w:sz w:val="22"/>
         </w:rPr>
         <w:t>伸びたテーマに集中投下する</w:t>
@@ -3850,6 +4072,7 @@
       <w:r>
         <w:rPr>
           <w:rFonts w:ascii="Yu Gothic" w:hAnsi="Yu Gothic" w:eastAsia="Yu Gothic"/>
+          <w:b w:val="0"/>
         </w:rPr>
         <w:t>第12章　リスク管理</w:t>
       </w:r>
@@ -3935,6 +4158,7 @@
             <w:r>
               <w:rPr>
                 <w:rFonts w:ascii="Yu Gothic" w:hAnsi="Yu Gothic" w:eastAsia="Yu Gothic"/>
+                <w:b w:val="0"/>
                 <w:sz w:val="21"/>
               </w:rPr>
               <w:t>API課金</w:t>
@@ -3951,6 +4175,7 @@
             <w:r>
               <w:rPr>
                 <w:rFonts w:ascii="Yu Gothic" w:hAnsi="Yu Gothic" w:eastAsia="Yu Gothic"/>
+                <w:b w:val="0"/>
                 <w:sz w:val="21"/>
               </w:rPr>
               <w:t>自動生成で費用増加</w:t>
@@ -3967,6 +4192,7 @@
             <w:r>
               <w:rPr>
                 <w:rFonts w:ascii="Yu Gothic" w:hAnsi="Yu Gothic" w:eastAsia="Yu Gothic"/>
+                <w:b w:val="0"/>
                 <w:sz w:val="21"/>
               </w:rPr>
               <w:t>上限設定・ログ確認</w:t>
@@ -3985,6 +4211,7 @@
             <w:r>
               <w:rPr>
                 <w:rFonts w:ascii="Yu Gothic" w:hAnsi="Yu Gothic" w:eastAsia="Yu Gothic"/>
+                <w:b w:val="0"/>
                 <w:sz w:val="21"/>
               </w:rPr>
               <w:t>SNS凍結</w:t>
@@ -4001,6 +4228,7 @@
             <w:r>
               <w:rPr>
                 <w:rFonts w:ascii="Yu Gothic" w:hAnsi="Yu Gothic" w:eastAsia="Yu Gothic"/>
+                <w:b w:val="0"/>
                 <w:sz w:val="21"/>
               </w:rPr>
               <w:t>過剰投稿・スパム判定</w:t>
@@ -4017,6 +4245,7 @@
             <w:r>
               <w:rPr>
                 <w:rFonts w:ascii="Yu Gothic" w:hAnsi="Yu Gothic" w:eastAsia="Yu Gothic"/>
+                <w:b w:val="0"/>
                 <w:sz w:val="21"/>
               </w:rPr>
               <w:t>投稿頻度制御</w:t>
@@ -4035,6 +4264,7 @@
             <w:r>
               <w:rPr>
                 <w:rFonts w:ascii="Yu Gothic" w:hAnsi="Yu Gothic" w:eastAsia="Yu Gothic"/>
+                <w:b w:val="0"/>
                 <w:sz w:val="21"/>
               </w:rPr>
               <w:t>品質低下</w:t>
@@ -4051,6 +4281,7 @@
             <w:r>
               <w:rPr>
                 <w:rFonts w:ascii="Yu Gothic" w:hAnsi="Yu Gothic" w:eastAsia="Yu Gothic"/>
+                <w:b w:val="0"/>
                 <w:sz w:val="21"/>
               </w:rPr>
               <w:t>AI文章が薄くなる</w:t>
@@ -4067,6 +4298,7 @@
             <w:r>
               <w:rPr>
                 <w:rFonts w:ascii="Yu Gothic" w:hAnsi="Yu Gothic" w:eastAsia="Yu Gothic"/>
+                <w:b w:val="0"/>
                 <w:sz w:val="21"/>
               </w:rPr>
               <w:t>テーマ固定・人間確認</w:t>
@@ -4085,6 +4317,7 @@
             <w:r>
               <w:rPr>
                 <w:rFonts w:ascii="Yu Gothic" w:hAnsi="Yu Gothic" w:eastAsia="Yu Gothic"/>
+                <w:b w:val="0"/>
                 <w:sz w:val="21"/>
               </w:rPr>
               <w:t>収益化遅延</w:t>
@@ -4101,6 +4334,7 @@
             <w:r>
               <w:rPr>
                 <w:rFonts w:ascii="Yu Gothic" w:hAnsi="Yu Gothic" w:eastAsia="Yu Gothic"/>
+                <w:b w:val="0"/>
                 <w:sz w:val="21"/>
               </w:rPr>
               <w:t>投稿しても売れない</w:t>
@@ -4117,6 +4351,7 @@
             <w:r>
               <w:rPr>
                 <w:rFonts w:ascii="Yu Gothic" w:hAnsi="Yu Gothic" w:eastAsia="Yu Gothic"/>
+                <w:b w:val="0"/>
                 <w:sz w:val="21"/>
               </w:rPr>
               <w:t>数を増やして検証</w:t>
@@ -4135,6 +4370,7 @@
             <w:r>
               <w:rPr>
                 <w:rFonts w:ascii="Yu Gothic" w:hAnsi="Yu Gothic" w:eastAsia="Yu Gothic"/>
+                <w:b w:val="0"/>
                 <w:sz w:val="21"/>
               </w:rPr>
               <w:t>作業停止</w:t>
@@ -4151,6 +4387,7 @@
             <w:r>
               <w:rPr>
                 <w:rFonts w:ascii="Yu Gothic" w:hAnsi="Yu Gothic" w:eastAsia="Yu Gothic"/>
+                <w:b w:val="0"/>
                 <w:sz w:val="21"/>
               </w:rPr>
               <w:t>完璧主義で止まる</w:t>
@@ -4167,6 +4404,7 @@
             <w:r>
               <w:rPr>
                 <w:rFonts w:ascii="Yu Gothic" w:hAnsi="Yu Gothic" w:eastAsia="Yu Gothic"/>
+                <w:b w:val="0"/>
                 <w:sz w:val="21"/>
               </w:rPr>
               <w:t>毎日1公開を絶対化</w:t>
@@ -4182,6 +4420,7 @@
       <w:r>
         <w:rPr>
           <w:rFonts w:ascii="Yu Gothic" w:hAnsi="Yu Gothic" w:eastAsia="Yu Gothic"/>
+          <w:b w:val="0"/>
         </w:rPr>
         <w:t>第13章　Claude Code実行方針</w:t>
       </w:r>
@@ -4219,6 +4458,7 @@
       <w:r>
         <w:rPr>
           <w:rFonts w:ascii="Yu Gothic" w:hAnsi="Yu Gothic" w:eastAsia="Yu Gothic"/>
+          <w:b w:val="0"/>
           <w:sz w:val="22"/>
         </w:rPr>
         <w:t>公開</w:t>
@@ -4231,6 +4471,7 @@
       <w:r>
         <w:rPr>
           <w:rFonts w:ascii="Yu Gothic" w:hAnsi="Yu Gothic" w:eastAsia="Yu Gothic"/>
+          <w:b w:val="0"/>
           <w:sz w:val="22"/>
         </w:rPr>
         <w:t>応募</w:t>
@@ -4243,6 +4484,7 @@
       <w:r>
         <w:rPr>
           <w:rFonts w:ascii="Yu Gothic" w:hAnsi="Yu Gothic" w:eastAsia="Yu Gothic"/>
+          <w:b w:val="0"/>
           <w:sz w:val="22"/>
         </w:rPr>
         <w:t>収益</w:t>
@@ -4255,6 +4497,7 @@
       <w:r>
         <w:rPr>
           <w:rFonts w:ascii="Yu Gothic" w:hAnsi="Yu Gothic" w:eastAsia="Yu Gothic"/>
+          <w:b w:val="0"/>
           <w:sz w:val="22"/>
         </w:rPr>
         <w:t>自動化</w:t>
@@ -4267,6 +4510,7 @@
       <w:r>
         <w:rPr>
           <w:rFonts w:ascii="Yu Gothic" w:hAnsi="Yu Gothic" w:eastAsia="Yu Gothic"/>
+          <w:b w:val="0"/>
           <w:sz w:val="22"/>
         </w:rPr>
         <w:t>最適化</w:t>
@@ -4292,6 +4536,7 @@
       <w:r>
         <w:rPr>
           <w:rFonts w:ascii="Yu Gothic" w:hAnsi="Yu Gothic" w:eastAsia="Yu Gothic"/>
+          <w:b w:val="0"/>
           <w:sz w:val="22"/>
         </w:rPr>
         <w:t>足りないファイルは作成する</w:t>
@@ -4304,6 +4549,7 @@
       <w:r>
         <w:rPr>
           <w:rFonts w:ascii="Yu Gothic" w:hAnsi="Yu Gothic" w:eastAsia="Yu Gothic"/>
+          <w:b w:val="0"/>
           <w:sz w:val="22"/>
         </w:rPr>
         <w:t>壊れているコードは修正する</w:t>
@@ -4316,6 +4562,7 @@
       <w:r>
         <w:rPr>
           <w:rFonts w:ascii="Yu Gothic" w:hAnsi="Yu Gothic" w:eastAsia="Yu Gothic"/>
+          <w:b w:val="0"/>
           <w:sz w:val="22"/>
         </w:rPr>
         <w:t>実行ログを残す</w:t>
@@ -4328,6 +4575,7 @@
       <w:r>
         <w:rPr>
           <w:rFonts w:ascii="Yu Gothic" w:hAnsi="Yu Gothic" w:eastAsia="Yu Gothic"/>
+          <w:b w:val="0"/>
           <w:sz w:val="22"/>
         </w:rPr>
         <w:t>生成物を保存する</w:t>
@@ -4340,6 +4588,7 @@
       <w:r>
         <w:rPr>
           <w:rFonts w:ascii="Yu Gothic" w:hAnsi="Yu Gothic" w:eastAsia="Yu Gothic"/>
+          <w:b w:val="0"/>
           <w:sz w:val="22"/>
         </w:rPr>
         <w:t>ユーザーに選択肢を投げすぎない</w:t>
@@ -4352,6 +4601,7 @@
       <w:r>
         <w:rPr>
           <w:rFonts w:ascii="Yu Gothic" w:hAnsi="Yu Gothic" w:eastAsia="Yu Gothic"/>
+          <w:b w:val="0"/>
           <w:sz w:val="22"/>
         </w:rPr>
         <w:t>迷ったら『公開に近い作業』を優先する</w:t>
@@ -4377,6 +4627,7 @@
       <w:r>
         <w:rPr>
           <w:rFonts w:ascii="Yu Gothic" w:hAnsi="Yu Gothic" w:eastAsia="Yu Gothic"/>
+          <w:b w:val="0"/>
           <w:sz w:val="22"/>
         </w:rPr>
         <w:t>長い計画だけ作る</w:t>
@@ -4389,6 +4640,7 @@
       <w:r>
         <w:rPr>
           <w:rFonts w:ascii="Yu Gothic" w:hAnsi="Yu Gothic" w:eastAsia="Yu Gothic"/>
+          <w:b w:val="0"/>
           <w:sz w:val="22"/>
         </w:rPr>
         <w:t>未実行で止まる</w:t>
@@ -4401,6 +4653,7 @@
       <w:r>
         <w:rPr>
           <w:rFonts w:ascii="Yu Gothic" w:hAnsi="Yu Gothic" w:eastAsia="Yu Gothic"/>
+          <w:b w:val="0"/>
           <w:sz w:val="22"/>
         </w:rPr>
         <w:t>不要な理想論を書く</w:t>
@@ -4413,6 +4666,7 @@
       <w:r>
         <w:rPr>
           <w:rFonts w:ascii="Yu Gothic" w:hAnsi="Yu Gothic" w:eastAsia="Yu Gothic"/>
+          <w:b w:val="0"/>
           <w:sz w:val="22"/>
         </w:rPr>
         <w:t>実際に収益化へ進まない作業を増やす</w:t>
@@ -4430,6 +4684,7 @@
       <w:r>
         <w:rPr>
           <w:rFonts w:ascii="Yu Gothic" w:hAnsi="Yu Gothic" w:eastAsia="Yu Gothic"/>
+          <w:b w:val="0"/>
         </w:rPr>
         <w:t>第14章　Claude Codeに渡す即時実行指示</w:t>
       </w:r>
@@ -4455,6 +4710,7 @@
       <w:r>
         <w:rPr>
           <w:rFonts w:ascii="Consolas" w:hAnsi="Consolas" w:eastAsia="MS Gothic"/>
+          <w:b w:val="0"/>
           <w:sz w:val="19"/>
         </w:rPr>
         <w:t>cd ~/ai-auto || mkdir -p ~/ai-auto &amp;&amp; cd ~/ai-auto</w:t>
@@ -4533,6 +4789,7 @@
             <w:r>
               <w:rPr>
                 <w:rFonts w:ascii="Yu Gothic" w:hAnsi="Yu Gothic" w:eastAsia="Yu Gothic"/>
+                <w:b w:val="0"/>
                 <w:sz w:val="22"/>
               </w:rPr>
               <w:t>本書発行時点で、上記コマンドは ~/ai-auto に対して実行済み。logs/run.log および outputs/ 配下に当日分の note・Reddit・YouTube Shorts・CrowdWorks 応募文が生成されている。</w:t>
@@ -4548,6 +4805,7 @@
       <w:r>
         <w:rPr>
           <w:rFonts w:ascii="Yu Gothic" w:hAnsi="Yu Gothic" w:eastAsia="Yu Gothic"/>
+          <w:b w:val="0"/>
         </w:rPr>
         <w:t>第15章　最終評価</w:t>
       </w:r>
@@ -4613,6 +4871,7 @@
             <w:r>
               <w:rPr>
                 <w:rFonts w:ascii="Yu Gothic" w:hAnsi="Yu Gothic" w:eastAsia="Yu Gothic"/>
+                <w:b w:val="0"/>
                 <w:sz w:val="21"/>
               </w:rPr>
               <w:t>技術基盤</w:t>
@@ -4629,6 +4888,7 @@
             <w:r>
               <w:rPr>
                 <w:rFonts w:ascii="Yu Gothic" w:hAnsi="Yu Gothic" w:eastAsia="Yu Gothic"/>
+                <w:b w:val="0"/>
                 <w:sz w:val="21"/>
               </w:rPr>
               <w:t>高い</w:t>
@@ -4647,6 +4907,7 @@
             <w:r>
               <w:rPr>
                 <w:rFonts w:ascii="Yu Gothic" w:hAnsi="Yu Gothic" w:eastAsia="Yu Gothic"/>
+                <w:b w:val="0"/>
                 <w:sz w:val="21"/>
               </w:rPr>
               <w:t>自動化構築</w:t>
@@ -4663,6 +4924,7 @@
             <w:r>
               <w:rPr>
                 <w:rFonts w:ascii="Yu Gothic" w:hAnsi="Yu Gothic" w:eastAsia="Yu Gothic"/>
+                <w:b w:val="0"/>
                 <w:sz w:val="21"/>
               </w:rPr>
               <w:t>高い</w:t>
@@ -4681,6 +4943,7 @@
             <w:r>
               <w:rPr>
                 <w:rFonts w:ascii="Yu Gothic" w:hAnsi="Yu Gothic" w:eastAsia="Yu Gothic"/>
+                <w:b w:val="0"/>
                 <w:sz w:val="21"/>
               </w:rPr>
               <w:t>コンテンツ設計</w:t>
@@ -4697,6 +4960,7 @@
             <w:r>
               <w:rPr>
                 <w:rFonts w:ascii="Yu Gothic" w:hAnsi="Yu Gothic" w:eastAsia="Yu Gothic"/>
+                <w:b w:val="0"/>
                 <w:sz w:val="21"/>
               </w:rPr>
               <w:t>中〜高</w:t>
@@ -4715,6 +4979,7 @@
             <w:r>
               <w:rPr>
                 <w:rFonts w:ascii="Yu Gothic" w:hAnsi="Yu Gothic" w:eastAsia="Yu Gothic"/>
+                <w:b w:val="0"/>
                 <w:sz w:val="21"/>
               </w:rPr>
               <w:t>収益化実績</w:t>
@@ -4731,6 +4996,7 @@
             <w:r>
               <w:rPr>
                 <w:rFonts w:ascii="Yu Gothic" w:hAnsi="Yu Gothic" w:eastAsia="Yu Gothic"/>
+                <w:b w:val="0"/>
                 <w:sz w:val="21"/>
               </w:rPr>
               <w:t>低い</w:t>
@@ -4749,6 +5015,7 @@
             <w:r>
               <w:rPr>
                 <w:rFonts w:ascii="Yu Gothic" w:hAnsi="Yu Gothic" w:eastAsia="Yu Gothic"/>
+                <w:b w:val="0"/>
                 <w:sz w:val="21"/>
               </w:rPr>
               <w:t>最大課題</w:t>
@@ -4765,6 +5032,7 @@
             <w:r>
               <w:rPr>
                 <w:rFonts w:ascii="Yu Gothic" w:hAnsi="Yu Gothic" w:eastAsia="Yu Gothic"/>
+                <w:b w:val="0"/>
                 <w:sz w:val="21"/>
               </w:rPr>
               <w:t>公開・応募・継続</w:t>
@@ -4800,6 +5068,7 @@
             <w:r>
               <w:rPr>
                 <w:rFonts w:ascii="Yu Gothic" w:hAnsi="Yu Gothic" w:eastAsia="Yu Gothic"/>
+                <w:b w:val="0"/>
                 <w:sz w:val="22"/>
               </w:rPr>
               <w:t>現在は『仕組みはあるが、公開と応募が不足している状態』である。</w:t>
@@ -4835,6 +5104,7 @@
             <w:r>
               <w:rPr>
                 <w:rFonts w:ascii="Yu Gothic" w:hAnsi="Yu Gothic" w:eastAsia="Yu Gothic"/>
+                <w:b w:val="0"/>
                 <w:sz w:val="22"/>
               </w:rPr>
               <w:t>次にやるべきことは、新しい計画作成ではない。今日の生成物を公開し、CrowdWorksに1件応募し、ログを確認することである。</w:t>
@@ -4855,6 +5125,7 @@
       <w:r>
         <w:rPr>
           <w:rFonts w:ascii="Yu Gothic" w:hAnsi="Yu Gothic" w:eastAsia="Yu Gothic"/>
+          <w:b w:val="0"/>
         </w:rPr>
         <w:t>付録A　generate_daily_outputs.py</w:t>
       </w:r>
@@ -4880,6 +5151,7 @@
       <w:r>
         <w:rPr>
           <w:rFonts w:ascii="Consolas" w:hAnsi="Consolas" w:eastAsia="MS Gothic"/>
+          <w:b w:val="0"/>
           <w:sz w:val="19"/>
         </w:rPr>
         <w:t>from pathlib import Path</w:t>
@@ -4910,6 +5182,7 @@
       <w:r>
         <w:rPr>
           <w:rFonts w:ascii="Yu Gothic" w:hAnsi="Yu Gothic" w:eastAsia="Yu Gothic"/>
+          <w:b w:val="0"/>
         </w:rPr>
         <w:t>付録B　最終命令（要約）</w:t>
       </w:r>
@@ -4921,6 +5194,7 @@
       <w:r>
         <w:rPr>
           <w:rFonts w:ascii="Yu Gothic" w:hAnsi="Yu Gothic" w:eastAsia="Yu Gothic"/>
+          <w:b w:val="0"/>
           <w:sz w:val="22"/>
         </w:rPr>
         <w:t>note記事を1本公開できる状態にする</w:t>
@@ -4933,6 +5207,7 @@
       <w:r>
         <w:rPr>
           <w:rFonts w:ascii="Yu Gothic" w:hAnsi="Yu Gothic" w:eastAsia="Yu Gothic"/>
+          <w:b w:val="0"/>
           <w:sz w:val="22"/>
         </w:rPr>
         <w:t>CrowdWorks応募文を1本作る</w:t>
@@ -4945,6 +5220,7 @@
       <w:r>
         <w:rPr>
           <w:rFonts w:ascii="Yu Gothic" w:hAnsi="Yu Gothic" w:eastAsia="Yu Gothic"/>
+          <w:b w:val="0"/>
           <w:sz w:val="22"/>
         </w:rPr>
         <w:t>cronで毎日動く基礎を作る</w:t>
@@ -4977,6 +5253,7 @@
             <w:r>
               <w:rPr>
                 <w:rFonts w:ascii="Yu Gothic" w:hAnsi="Yu Gothic" w:eastAsia="Yu Gothic"/>
+                <w:b w:val="0"/>
                 <w:sz w:val="22"/>
               </w:rPr>
               <w:t>本書は 2026-05-05 に発行された Claude Code 完全版引き継ぎ書である。次回更新は KPI 7日目標達成時または重大な方針変更時に行う。</w:t>

--- a/projects/2026-05-05_AI自動収益化引き継ぎ/outputs/claude_code_handover.docx
+++ b/projects/2026-05-05_AI自動収益化引き継ぎ/outputs/claude_code_handover.docx
@@ -5140,7 +5140,32 @@
           <w:b w:val="0"/>
           <w:sz w:val="22"/>
         </w:rPr>
-        <w:t>本日の note・Reddit・YouTube Shorts 台本・CrowdWorks 応募文を `outputs/` に出力するスクリプト。本書発行時点で `~/ai-auto/generate_daily_outputs.py` として配置済み。</w:t>
+        <w:t>本日の note・Reddit・YouTube Shorts 台本・CrowdWorks 応募文を outputs/ に出力するスクリプト。テーマは prompts/themes.json から日付ベースで自動ローテ選択され、各 generate_*.py の build() 関数を再利用する。本書発行時点で ~/ai-auto/generate_daily_outputs.py として配置済み。</w:t>
+      </w:r>
+    </w:p>
+    <w:p>
+      <w:pPr>
+        <w:pStyle w:val="Heading1"/>
+      </w:pPr>
+      <w:r>
+        <w:rPr>
+          <w:rFonts w:ascii="Yu Gothic" w:hAnsi="Yu Gothic" w:eastAsia="Yu Gothic"/>
+          <w:b w:val="0"/>
+        </w:rPr>
+        <w:t>付録B　published.csv と KPI 計測</w:t>
+      </w:r>
+    </w:p>
+    <w:p>
+      <w:pPr>
+        <w:jc w:val="left"/>
+      </w:pPr>
+      <w:r>
+        <w:rPr>
+          <w:rFonts w:ascii="Yu Gothic" w:hAnsi="Yu Gothic" w:eastAsia="Yu Gothic"/>
+          <w:b w:val="0"/>
+          <w:sz w:val="22"/>
+        </w:rPr>
+        <w:t>公開後は published.py で記録し、kpi.py で 7/30/90 日の達成度を確認する。</w:t>
       </w:r>
     </w:p>
     <w:p>
@@ -5154,25 +5179,18 @@
           <w:b w:val="0"/>
           <w:sz w:val="19"/>
         </w:rPr>
-        <w:t>from pathlib import Path</w:t>
+        <w:t># 公開記録</w:t>
         <w:br/>
-        <w:t>from datetime import datetime</w:t>
+        <w:t>python3 published.py note      "https://note.com/..." "記事タイトル" 0</w:t>
         <w:br/>
-        <w:t>BASE = Path.home() / "ai-auto"</w:t>
+        <w:t>python3 published.py paid_note "https://note.com/..." "30日メソッド" 980</w:t>
         <w:br/>
-        <w:t>OUT = BASE / "outputs"</w:t>
+        <w:t>python3 published.py crowdworks "案件名" "応募完了" 0</w:t>
         <w:br/>
-        <w:t>LOG = BASE / "logs"</w:t>
         <w:br/>
-        <w:t>OUT.mkdir(exist_ok=True)</w:t>
+        <w:t># KPI 集計</w:t>
         <w:br/>
-        <w:t>LOG.mkdir(exist_ok=True)</w:t>
-        <w:br/>
-        <w:t>today = datetime.now().strftime("%Y-%m-%d_%H%M")</w:t>
-        <w:br/>
-        <w:t># note / reddit / youtube / cw のテンプレートを outputs/ に書き出す</w:t>
-        <w:br/>
-        <w:t># 詳細は ~/ai-auto/generate_daily_outputs.py を参照</w:t>
+        <w:t>python3 kpi.py</w:t>
       </w:r>
     </w:p>
     <w:p>
@@ -5184,7 +5202,55 @@
           <w:rFonts w:ascii="Yu Gothic" w:hAnsi="Yu Gothic" w:eastAsia="Yu Gothic"/>
           <w:b w:val="0"/>
         </w:rPr>
-        <w:t>付録B　最終命令（要約）</w:t>
+        <w:t>付録C　LLM 呼び出しとコストガード</w:t>
+      </w:r>
+    </w:p>
+    <w:p>
+      <w:pPr>
+        <w:jc w:val="left"/>
+      </w:pPr>
+      <w:r>
+        <w:rPr>
+          <w:rFonts w:ascii="Yu Gothic" w:hAnsi="Yu Gothic" w:eastAsia="Yu Gothic"/>
+          <w:b w:val="0"/>
+          <w:sz w:val="22"/>
+        </w:rPr>
+        <w:t>ANTHROPIC_API_KEY または OPENAI_API_KEY が設定されていれば generate_note.py が API で生成する。日次予算（既定 ¥100）超過時は自動でテンプレフォールバックする。累計コストは .cost_log.json に記録される。</w:t>
+      </w:r>
+    </w:p>
+    <w:p>
+      <w:pPr>
+        <w:spacing w:after="120"/>
+        <w:ind w:left="227"/>
+      </w:pPr>
+      <w:r>
+        <w:rPr>
+          <w:rFonts w:ascii="Consolas" w:hAnsi="Consolas" w:eastAsia="MS Gothic"/>
+          <w:b w:val="0"/>
+          <w:sz w:val="19"/>
+        </w:rPr>
+        <w:t># .env の例</w:t>
+        <w:br/>
+        <w:t>ANTHROPIC_API_KEY=sk-ant-...</w:t>
+        <w:br/>
+        <w:t>AI_DAILY_BUDGET_JPY=100</w:t>
+        <w:br/>
+        <w:br/>
+        <w:t># 既存の CW 案件スコアリング結果を取り込む</w:t>
+        <w:br/>
+        <w:t>python3 cw_apply.py --from-json /path/to/job.json</w:t>
+      </w:r>
+    </w:p>
+    <w:p>
+      <w:pPr>
+        <w:pStyle w:val="Heading1"/>
+      </w:pPr>
+      <w:r>
+        <w:rPr>
+          <w:rFonts w:ascii="Yu Gothic" w:hAnsi="Yu Gothic" w:eastAsia="Yu Gothic"/>
+          <w:b w:val="0"/>
+        </w:rPr>
+        <w:t>付録D　最終命令（要約）</w:t>
       </w:r>
     </w:p>
     <w:p>

--- a/projects/2026-05-05_AI自動収益化引き継ぎ/outputs/claude_code_handover.docx
+++ b/projects/2026-05-05_AI自動収益化引き継ぎ/outputs/claude_code_handover.docx
@@ -5250,7 +5250,893 @@
           <w:rFonts w:ascii="Yu Gothic" w:hAnsi="Yu Gothic" w:eastAsia="Yu Gothic"/>
           <w:b w:val="0"/>
         </w:rPr>
-        <w:t>付録D　最終命令（要約）</w:t>
+        <w:t>付録D　原単位レベル戦略（L1/L2/L3）</w:t>
+      </w:r>
+    </w:p>
+    <w:p>
+      <w:pPr>
+        <w:jc w:val="left"/>
+      </w:pPr>
+      <w:r>
+        <w:rPr>
+          <w:rFonts w:ascii="Yu Gothic" w:hAnsi="Yu Gothic" w:eastAsia="Yu Gothic"/>
+          <w:b w:val="0"/>
+          <w:sz w:val="22"/>
+        </w:rPr>
+        <w:t>本システムは原単位レベルを段階的に上げる前提で設計されている。L1（データ入力・¥980 note）は実績ゼロからの入口、L2（SEO記事執筆・¥2,980 note）が主収益、L3（SNS運用代行・コンサル・AI業務支援）が継続収益となる。</w:t>
+      </w:r>
+    </w:p>
+    <w:tbl>
+      <w:tblPr>
+        <w:tblStyle w:val="LightGrid-Accent1"/>
+        <w:tblW w:type="auto" w:w="0"/>
+        <w:tblLook w:firstColumn="1" w:firstRow="1" w:lastColumn="0" w:lastRow="0" w:noHBand="0" w:noVBand="1" w:val="04A0"/>
+      </w:tblPr>
+      <w:tblGrid>
+        <w:gridCol w:w="1928"/>
+        <w:gridCol w:w="1928"/>
+        <w:gridCol w:w="1928"/>
+        <w:gridCol w:w="1928"/>
+        <w:gridCol w:w="1928"/>
+      </w:tblGrid>
+      <w:tr>
+        <w:tc>
+          <w:tcPr>
+            <w:tcW w:type="dxa" w:w="1928"/>
+            <w:shd w:val="clear" w:color="auto" w:fill="1F4E78"/>
+            <w:vAlign w:val="center"/>
+          </w:tcPr>
+          <w:p>
+            <w:r/>
+            <w:r>
+              <w:rPr>
+                <w:rFonts w:ascii="Yu Gothic" w:hAnsi="Yu Gothic" w:eastAsia="Yu Gothic"/>
+                <w:b/>
+                <w:color w:val="FFFFFF"/>
+                <w:sz w:val="22"/>
+              </w:rPr>
+              <w:t>Level</w:t>
+            </w:r>
+          </w:p>
+        </w:tc>
+        <w:tc>
+          <w:tcPr>
+            <w:tcW w:type="dxa" w:w="1928"/>
+            <w:shd w:val="clear" w:color="auto" w:fill="1F4E78"/>
+            <w:vAlign w:val="center"/>
+          </w:tcPr>
+          <w:p>
+            <w:r/>
+            <w:r>
+              <w:rPr>
+                <w:rFonts w:ascii="Yu Gothic" w:hAnsi="Yu Gothic" w:eastAsia="Yu Gothic"/>
+                <w:b/>
+                <w:color w:val="FFFFFF"/>
+                <w:sz w:val="22"/>
+              </w:rPr>
+              <w:t>主な収益柱</w:t>
+            </w:r>
+          </w:p>
+        </w:tc>
+        <w:tc>
+          <w:tcPr>
+            <w:tcW w:type="dxa" w:w="1928"/>
+            <w:shd w:val="clear" w:color="auto" w:fill="1F4E78"/>
+            <w:vAlign w:val="center"/>
+          </w:tcPr>
+          <w:p>
+            <w:r/>
+            <w:r>
+              <w:rPr>
+                <w:rFonts w:ascii="Yu Gothic" w:hAnsi="Yu Gothic" w:eastAsia="Yu Gothic"/>
+                <w:b/>
+                <w:color w:val="FFFFFF"/>
+                <w:sz w:val="22"/>
+              </w:rPr>
+              <w:t>単価</w:t>
+            </w:r>
+          </w:p>
+        </w:tc>
+        <w:tc>
+          <w:tcPr>
+            <w:tcW w:type="dxa" w:w="1928"/>
+            <w:shd w:val="clear" w:color="auto" w:fill="1F4E78"/>
+            <w:vAlign w:val="center"/>
+          </w:tcPr>
+          <w:p>
+            <w:r/>
+            <w:r>
+              <w:rPr>
+                <w:rFonts w:ascii="Yu Gothic" w:hAnsi="Yu Gothic" w:eastAsia="Yu Gothic"/>
+                <w:b/>
+                <w:color w:val="FFFFFF"/>
+                <w:sz w:val="22"/>
+              </w:rPr>
+              <w:t>月必要件数</w:t>
+            </w:r>
+          </w:p>
+        </w:tc>
+        <w:tc>
+          <w:tcPr>
+            <w:tcW w:type="dxa" w:w="1928"/>
+            <w:shd w:val="clear" w:color="auto" w:fill="1F4E78"/>
+            <w:vAlign w:val="center"/>
+          </w:tcPr>
+          <w:p>
+            <w:r/>
+            <w:r>
+              <w:rPr>
+                <w:rFonts w:ascii="Yu Gothic" w:hAnsi="Yu Gothic" w:eastAsia="Yu Gothic"/>
+                <w:b/>
+                <w:color w:val="FFFFFF"/>
+                <w:sz w:val="22"/>
+              </w:rPr>
+              <w:t>月売上目安</w:t>
+            </w:r>
+          </w:p>
+        </w:tc>
+      </w:tr>
+      <w:tr>
+        <w:tc>
+          <w:tcPr>
+            <w:tcW w:type="dxa" w:w="1928"/>
+            <w:vAlign w:val="center"/>
+          </w:tcPr>
+          <w:p>
+            <w:r/>
+            <w:r>
+              <w:rPr>
+                <w:rFonts w:ascii="Yu Gothic" w:hAnsi="Yu Gothic" w:eastAsia="Yu Gothic"/>
+                <w:b w:val="0"/>
+                <w:sz w:val="21"/>
+              </w:rPr>
+              <w:t>L1</w:t>
+            </w:r>
+          </w:p>
+        </w:tc>
+        <w:tc>
+          <w:tcPr>
+            <w:tcW w:type="dxa" w:w="1928"/>
+            <w:vAlign w:val="center"/>
+          </w:tcPr>
+          <w:p>
+            <w:r/>
+            <w:r>
+              <w:rPr>
+                <w:rFonts w:ascii="Yu Gothic" w:hAnsi="Yu Gothic" w:eastAsia="Yu Gothic"/>
+                <w:b w:val="0"/>
+                <w:sz w:val="21"/>
+              </w:rPr>
+              <w:t>データ入力 / ¥980 note</w:t>
+            </w:r>
+          </w:p>
+        </w:tc>
+        <w:tc>
+          <w:tcPr>
+            <w:tcW w:type="dxa" w:w="1928"/>
+            <w:vAlign w:val="center"/>
+          </w:tcPr>
+          <w:p>
+            <w:r/>
+            <w:r>
+              <w:rPr>
+                <w:rFonts w:ascii="Yu Gothic" w:hAnsi="Yu Gothic" w:eastAsia="Yu Gothic"/>
+                <w:b w:val="0"/>
+                <w:sz w:val="21"/>
+              </w:rPr>
+              <w:t>¥1K〜10K</w:t>
+            </w:r>
+          </w:p>
+        </w:tc>
+        <w:tc>
+          <w:tcPr>
+            <w:tcW w:type="dxa" w:w="1928"/>
+            <w:vAlign w:val="center"/>
+          </w:tcPr>
+          <w:p>
+            <w:r/>
+            <w:r>
+              <w:rPr>
+                <w:rFonts w:ascii="Yu Gothic" w:hAnsi="Yu Gothic" w:eastAsia="Yu Gothic"/>
+                <w:b w:val="0"/>
+                <w:sz w:val="21"/>
+              </w:rPr>
+              <w:t>30〜50件</w:t>
+            </w:r>
+          </w:p>
+        </w:tc>
+        <w:tc>
+          <w:tcPr>
+            <w:tcW w:type="dxa" w:w="1928"/>
+            <w:vAlign w:val="center"/>
+          </w:tcPr>
+          <w:p>
+            <w:r/>
+            <w:r>
+              <w:rPr>
+                <w:rFonts w:ascii="Yu Gothic" w:hAnsi="Yu Gothic" w:eastAsia="Yu Gothic"/>
+                <w:b w:val="0"/>
+                <w:sz w:val="21"/>
+              </w:rPr>
+              <w:t>¥30〜50K</w:t>
+            </w:r>
+          </w:p>
+        </w:tc>
+      </w:tr>
+      <w:tr>
+        <w:tc>
+          <w:tcPr>
+            <w:tcW w:type="dxa" w:w="1928"/>
+            <w:vAlign w:val="center"/>
+          </w:tcPr>
+          <w:p>
+            <w:r/>
+            <w:r>
+              <w:rPr>
+                <w:rFonts w:ascii="Yu Gothic" w:hAnsi="Yu Gothic" w:eastAsia="Yu Gothic"/>
+                <w:b w:val="0"/>
+                <w:sz w:val="21"/>
+              </w:rPr>
+              <w:t>L2</w:t>
+            </w:r>
+          </w:p>
+        </w:tc>
+        <w:tc>
+          <w:tcPr>
+            <w:tcW w:type="dxa" w:w="1928"/>
+            <w:vAlign w:val="center"/>
+          </w:tcPr>
+          <w:p>
+            <w:r/>
+            <w:r>
+              <w:rPr>
+                <w:rFonts w:ascii="Yu Gothic" w:hAnsi="Yu Gothic" w:eastAsia="Yu Gothic"/>
+                <w:b w:val="0"/>
+                <w:sz w:val="21"/>
+              </w:rPr>
+              <w:t>SEO記事 / ¥2,980 note / マガジン</w:t>
+            </w:r>
+          </w:p>
+        </w:tc>
+        <w:tc>
+          <w:tcPr>
+            <w:tcW w:type="dxa" w:w="1928"/>
+            <w:vAlign w:val="center"/>
+          </w:tcPr>
+          <w:p>
+            <w:r/>
+            <w:r>
+              <w:rPr>
+                <w:rFonts w:ascii="Yu Gothic" w:hAnsi="Yu Gothic" w:eastAsia="Yu Gothic"/>
+                <w:b w:val="0"/>
+                <w:sz w:val="21"/>
+              </w:rPr>
+              <w:t>¥10K〜30K</w:t>
+            </w:r>
+          </w:p>
+        </w:tc>
+        <w:tc>
+          <w:tcPr>
+            <w:tcW w:type="dxa" w:w="1928"/>
+            <w:vAlign w:val="center"/>
+          </w:tcPr>
+          <w:p>
+            <w:r/>
+            <w:r>
+              <w:rPr>
+                <w:rFonts w:ascii="Yu Gothic" w:hAnsi="Yu Gothic" w:eastAsia="Yu Gothic"/>
+                <w:b w:val="0"/>
+                <w:sz w:val="21"/>
+              </w:rPr>
+              <w:t>5〜15件</w:t>
+            </w:r>
+          </w:p>
+        </w:tc>
+        <w:tc>
+          <w:tcPr>
+            <w:tcW w:type="dxa" w:w="1928"/>
+            <w:vAlign w:val="center"/>
+          </w:tcPr>
+          <w:p>
+            <w:r/>
+            <w:r>
+              <w:rPr>
+                <w:rFonts w:ascii="Yu Gothic" w:hAnsi="Yu Gothic" w:eastAsia="Yu Gothic"/>
+                <w:b w:val="0"/>
+                <w:sz w:val="21"/>
+              </w:rPr>
+              <w:t>¥100〜300K</w:t>
+            </w:r>
+          </w:p>
+        </w:tc>
+      </w:tr>
+      <w:tr>
+        <w:tc>
+          <w:tcPr>
+            <w:tcW w:type="dxa" w:w="1928"/>
+            <w:vAlign w:val="center"/>
+          </w:tcPr>
+          <w:p>
+            <w:r/>
+            <w:r>
+              <w:rPr>
+                <w:rFonts w:ascii="Yu Gothic" w:hAnsi="Yu Gothic" w:eastAsia="Yu Gothic"/>
+                <w:b w:val="0"/>
+                <w:sz w:val="21"/>
+              </w:rPr>
+              <w:t>L3</w:t>
+            </w:r>
+          </w:p>
+        </w:tc>
+        <w:tc>
+          <w:tcPr>
+            <w:tcW w:type="dxa" w:w="1928"/>
+            <w:vAlign w:val="center"/>
+          </w:tcPr>
+          <w:p>
+            <w:r/>
+            <w:r>
+              <w:rPr>
+                <w:rFonts w:ascii="Yu Gothic" w:hAnsi="Yu Gothic" w:eastAsia="Yu Gothic"/>
+                <w:b w:val="0"/>
+                <w:sz w:val="21"/>
+              </w:rPr>
+              <w:t>SNS運用代行 / コンサル / AI支援</w:t>
+            </w:r>
+          </w:p>
+        </w:tc>
+        <w:tc>
+          <w:tcPr>
+            <w:tcW w:type="dxa" w:w="1928"/>
+            <w:vAlign w:val="center"/>
+          </w:tcPr>
+          <w:p>
+            <w:r/>
+            <w:r>
+              <w:rPr>
+                <w:rFonts w:ascii="Yu Gothic" w:hAnsi="Yu Gothic" w:eastAsia="Yu Gothic"/>
+                <w:b w:val="0"/>
+                <w:sz w:val="21"/>
+              </w:rPr>
+              <w:t>¥50K〜300K</w:t>
+            </w:r>
+          </w:p>
+        </w:tc>
+        <w:tc>
+          <w:tcPr>
+            <w:tcW w:type="dxa" w:w="1928"/>
+            <w:vAlign w:val="center"/>
+          </w:tcPr>
+          <w:p>
+            <w:r/>
+            <w:r>
+              <w:rPr>
+                <w:rFonts w:ascii="Yu Gothic" w:hAnsi="Yu Gothic" w:eastAsia="Yu Gothic"/>
+                <w:b w:val="0"/>
+                <w:sz w:val="21"/>
+              </w:rPr>
+              <w:t>2〜5件</w:t>
+            </w:r>
+          </w:p>
+        </w:tc>
+        <w:tc>
+          <w:tcPr>
+            <w:tcW w:type="dxa" w:w="1928"/>
+            <w:vAlign w:val="center"/>
+          </w:tcPr>
+          <w:p>
+            <w:r/>
+            <w:r>
+              <w:rPr>
+                <w:rFonts w:ascii="Yu Gothic" w:hAnsi="Yu Gothic" w:eastAsia="Yu Gothic"/>
+                <w:b w:val="0"/>
+                <w:sz w:val="21"/>
+              </w:rPr>
+              <w:t>¥200K〜1.5M</w:t>
+            </w:r>
+          </w:p>
+        </w:tc>
+      </w:tr>
+    </w:tbl>
+    <w:p>
+      <w:pPr>
+        <w:jc w:val="left"/>
+      </w:pPr>
+      <w:r>
+        <w:rPr>
+          <w:rFonts w:ascii="Yu Gothic" w:hAnsi="Yu Gothic" w:eastAsia="Yu Gothic"/>
+          <w:b/>
+          <w:sz w:val="22"/>
+        </w:rPr>
+        <w:t>対応スクリプト：</w:t>
+      </w:r>
+    </w:p>
+    <w:p>
+      <w:pPr>
+        <w:pStyle w:val="ListBullet"/>
+      </w:pPr>
+      <w:r>
+        <w:rPr>
+          <w:rFonts w:ascii="Yu Gothic" w:hAnsi="Yu Gothic" w:eastAsia="Yu Gothic"/>
+          <w:b w:val="0"/>
+          <w:sz w:val="22"/>
+        </w:rPr>
+        <w:t>L1 応募：cw_apply.py --kind data</w:t>
+      </w:r>
+    </w:p>
+    <w:p>
+      <w:pPr>
+        <w:pStyle w:val="ListBullet"/>
+      </w:pPr>
+      <w:r>
+        <w:rPr>
+          <w:rFonts w:ascii="Yu Gothic" w:hAnsi="Yu Gothic" w:eastAsia="Yu Gothic"/>
+          <w:b w:val="0"/>
+          <w:sz w:val="22"/>
+        </w:rPr>
+        <w:t>L2 応募：cw_apply.py --kind writer</w:t>
+      </w:r>
+    </w:p>
+    <w:p>
+      <w:pPr>
+        <w:pStyle w:val="ListBullet"/>
+      </w:pPr>
+      <w:r>
+        <w:rPr>
+          <w:rFonts w:ascii="Yu Gothic" w:hAnsi="Yu Gothic" w:eastAsia="Yu Gothic"/>
+          <w:b w:val="0"/>
+          <w:sz w:val="22"/>
+        </w:rPr>
+        <w:t>L2 記事：generate_seo_article.py（無料Web AIで肉付け）</w:t>
+      </w:r>
+    </w:p>
+    <w:p>
+      <w:pPr>
+        <w:pStyle w:val="ListBullet"/>
+      </w:pPr>
+      <w:r>
+        <w:rPr>
+          <w:rFonts w:ascii="Yu Gothic" w:hAnsi="Yu Gothic" w:eastAsia="Yu Gothic"/>
+          <w:b w:val="0"/>
+          <w:sz w:val="22"/>
+        </w:rPr>
+        <w:t>L2 note：generate_paid_note.py（既定 ¥2,980）</w:t>
+      </w:r>
+    </w:p>
+    <w:p>
+      <w:pPr>
+        <w:pStyle w:val="ListBullet"/>
+      </w:pPr>
+      <w:r>
+        <w:rPr>
+          <w:rFonts w:ascii="Yu Gothic" w:hAnsi="Yu Gothic" w:eastAsia="Yu Gothic"/>
+          <w:b w:val="0"/>
+          <w:sz w:val="22"/>
+        </w:rPr>
+        <w:t>L3 応募：cw_apply.py --kind ai_support / --kind consultant</w:t>
+      </w:r>
+    </w:p>
+    <w:p>
+      <w:pPr>
+        <w:pStyle w:val="ListBullet"/>
+      </w:pPr>
+      <w:r>
+        <w:rPr>
+          <w:rFonts w:ascii="Yu Gothic" w:hAnsi="Yu Gothic" w:eastAsia="Yu Gothic"/>
+          <w:b w:val="0"/>
+          <w:sz w:val="22"/>
+        </w:rPr>
+        <w:t>L3 提案書：generate_proposal.py</w:t>
+      </w:r>
+    </w:p>
+    <w:tbl>
+      <w:tblPr>
+        <w:tblW w:type="auto" w:w="0"/>
+        <w:tblLook w:firstColumn="1" w:firstRow="1" w:lastColumn="0" w:lastRow="0" w:noHBand="0" w:noVBand="1" w:val="04A0"/>
+      </w:tblPr>
+      <w:tblGrid>
+        <w:gridCol w:w="9638"/>
+      </w:tblGrid>
+      <w:tr>
+        <w:tc>
+          <w:tcPr>
+            <w:tcW w:type="dxa" w:w="9638"/>
+            <w:shd w:val="clear" w:color="auto" w:fill="FFE2E2"/>
+          </w:tcPr>
+          <w:p>
+            <w:r/>
+            <w:r>
+              <w:rPr>
+                <w:rFonts w:ascii="Yu Gothic" w:hAnsi="Yu Gothic" w:eastAsia="Yu Gothic"/>
+                <w:b/>
+                <w:sz w:val="22"/>
+              </w:rPr>
+              <w:t xml:space="preserve">【重要】 </w:t>
+            </w:r>
+            <w:r>
+              <w:rPr>
+                <w:rFonts w:ascii="Yu Gothic" w:hAnsi="Yu Gothic" w:eastAsia="Yu Gothic"/>
+                <w:b w:val="0"/>
+                <w:sz w:val="22"/>
+              </w:rPr>
+              <w:t>L1 のまま3ヶ月以上居座らないこと。M2 開始時には L2 案件への応募にシフトする。</w:t>
+            </w:r>
+          </w:p>
+        </w:tc>
+      </w:tr>
+    </w:tbl>
+    <w:p>
+      <w:pPr>
+        <w:pStyle w:val="Heading1"/>
+      </w:pPr>
+      <w:r>
+        <w:rPr>
+          <w:rFonts w:ascii="Yu Gothic" w:hAnsi="Yu Gothic" w:eastAsia="Yu Gothic"/>
+          <w:b w:val="0"/>
+        </w:rPr>
+        <w:t>付録E　無料Web AI 運用（金銭費用ゼロの核）</w:t>
+      </w:r>
+    </w:p>
+    <w:p>
+      <w:pPr>
+        <w:jc w:val="left"/>
+      </w:pPr>
+      <w:r>
+        <w:rPr>
+          <w:rFonts w:ascii="Yu Gothic" w:hAnsi="Yu Gothic" w:eastAsia="Yu Gothic"/>
+          <w:b w:val="0"/>
+          <w:sz w:val="22"/>
+        </w:rPr>
+        <w:t>本システムは API を呼ばなくても L2 単価が成立するよう、無料Web AI（claude.ai / gemini.google.com / chatgpt.com）でのポリッシュ運用を採用する。プロンプト集は ~/ai-auto/prompts/polish_prompts.md に集約されている。</w:t>
+      </w:r>
+    </w:p>
+    <w:tbl>
+      <w:tblPr>
+        <w:tblStyle w:val="LightGrid-Accent1"/>
+        <w:tblW w:type="auto" w:w="0"/>
+        <w:tblLook w:firstColumn="1" w:firstRow="1" w:lastColumn="0" w:lastRow="0" w:noHBand="0" w:noVBand="1" w:val="04A0"/>
+      </w:tblPr>
+      <w:tblGrid>
+        <w:gridCol w:w="2409"/>
+        <w:gridCol w:w="2409"/>
+        <w:gridCol w:w="2409"/>
+        <w:gridCol w:w="2409"/>
+      </w:tblGrid>
+      <w:tr>
+        <w:tc>
+          <w:tcPr>
+            <w:tcW w:type="dxa" w:w="2409"/>
+            <w:shd w:val="clear" w:color="auto" w:fill="1F4E78"/>
+            <w:vAlign w:val="center"/>
+          </w:tcPr>
+          <w:p>
+            <w:r/>
+            <w:r>
+              <w:rPr>
+                <w:rFonts w:ascii="Yu Gothic" w:hAnsi="Yu Gothic" w:eastAsia="Yu Gothic"/>
+                <w:b/>
+                <w:color w:val="FFFFFF"/>
+                <w:sz w:val="22"/>
+              </w:rPr>
+              <w:t>ツール</w:t>
+            </w:r>
+          </w:p>
+        </w:tc>
+        <w:tc>
+          <w:tcPr>
+            <w:tcW w:type="dxa" w:w="2409"/>
+            <w:shd w:val="clear" w:color="auto" w:fill="1F4E78"/>
+            <w:vAlign w:val="center"/>
+          </w:tcPr>
+          <w:p>
+            <w:r/>
+            <w:r>
+              <w:rPr>
+                <w:rFonts w:ascii="Yu Gothic" w:hAnsi="Yu Gothic" w:eastAsia="Yu Gothic"/>
+                <w:b/>
+                <w:color w:val="FFFFFF"/>
+                <w:sz w:val="22"/>
+              </w:rPr>
+              <w:t>強み</w:t>
+            </w:r>
+          </w:p>
+        </w:tc>
+        <w:tc>
+          <w:tcPr>
+            <w:tcW w:type="dxa" w:w="2409"/>
+            <w:shd w:val="clear" w:color="auto" w:fill="1F4E78"/>
+            <w:vAlign w:val="center"/>
+          </w:tcPr>
+          <w:p>
+            <w:r/>
+            <w:r>
+              <w:rPr>
+                <w:rFonts w:ascii="Yu Gothic" w:hAnsi="Yu Gothic" w:eastAsia="Yu Gothic"/>
+                <w:b/>
+                <w:color w:val="FFFFFF"/>
+                <w:sz w:val="22"/>
+              </w:rPr>
+              <w:t>主用途</w:t>
+            </w:r>
+          </w:p>
+        </w:tc>
+        <w:tc>
+          <w:tcPr>
+            <w:tcW w:type="dxa" w:w="2409"/>
+            <w:shd w:val="clear" w:color="auto" w:fill="1F4E78"/>
+            <w:vAlign w:val="center"/>
+          </w:tcPr>
+          <w:p>
+            <w:r/>
+            <w:r>
+              <w:rPr>
+                <w:rFonts w:ascii="Yu Gothic" w:hAnsi="Yu Gothic" w:eastAsia="Yu Gothic"/>
+                <w:b/>
+                <w:color w:val="FFFFFF"/>
+                <w:sz w:val="22"/>
+              </w:rPr>
+              <w:t>1日目安</w:t>
+            </w:r>
+          </w:p>
+        </w:tc>
+      </w:tr>
+      <w:tr>
+        <w:tc>
+          <w:tcPr>
+            <w:tcW w:type="dxa" w:w="2409"/>
+            <w:vAlign w:val="center"/>
+          </w:tcPr>
+          <w:p>
+            <w:r/>
+            <w:r>
+              <w:rPr>
+                <w:rFonts w:ascii="Yu Gothic" w:hAnsi="Yu Gothic" w:eastAsia="Yu Gothic"/>
+                <w:b w:val="0"/>
+                <w:sz w:val="21"/>
+              </w:rPr>
+              <w:t>claude.ai</w:t>
+            </w:r>
+          </w:p>
+        </w:tc>
+        <w:tc>
+          <w:tcPr>
+            <w:tcW w:type="dxa" w:w="2409"/>
+            <w:vAlign w:val="center"/>
+          </w:tcPr>
+          <w:p>
+            <w:r/>
+            <w:r>
+              <w:rPr>
+                <w:rFonts w:ascii="Yu Gothic" w:hAnsi="Yu Gothic" w:eastAsia="Yu Gothic"/>
+                <w:b w:val="0"/>
+                <w:sz w:val="21"/>
+              </w:rPr>
+              <w:t>長文・日本語・SEO構成</w:t>
+            </w:r>
+          </w:p>
+        </w:tc>
+        <w:tc>
+          <w:tcPr>
+            <w:tcW w:type="dxa" w:w="2409"/>
+            <w:vAlign w:val="center"/>
+          </w:tcPr>
+          <w:p>
+            <w:r/>
+            <w:r>
+              <w:rPr>
+                <w:rFonts w:ascii="Yu Gothic" w:hAnsi="Yu Gothic" w:eastAsia="Yu Gothic"/>
+                <w:b w:val="0"/>
+                <w:sz w:val="21"/>
+              </w:rPr>
+              <w:t>SEO記事 / 有料note / 提案書</w:t>
+            </w:r>
+          </w:p>
+        </w:tc>
+        <w:tc>
+          <w:tcPr>
+            <w:tcW w:type="dxa" w:w="2409"/>
+            <w:vAlign w:val="center"/>
+          </w:tcPr>
+          <w:p>
+            <w:r/>
+            <w:r>
+              <w:rPr>
+                <w:rFonts w:ascii="Yu Gothic" w:hAnsi="Yu Gothic" w:eastAsia="Yu Gothic"/>
+                <w:b w:val="0"/>
+                <w:sz w:val="21"/>
+              </w:rPr>
+              <w:t>5〜10本</w:t>
+            </w:r>
+          </w:p>
+        </w:tc>
+      </w:tr>
+      <w:tr>
+        <w:tc>
+          <w:tcPr>
+            <w:tcW w:type="dxa" w:w="2409"/>
+            <w:vAlign w:val="center"/>
+          </w:tcPr>
+          <w:p>
+            <w:r/>
+            <w:r>
+              <w:rPr>
+                <w:rFonts w:ascii="Yu Gothic" w:hAnsi="Yu Gothic" w:eastAsia="Yu Gothic"/>
+                <w:b w:val="0"/>
+                <w:sz w:val="21"/>
+              </w:rPr>
+              <w:t>gemini</w:t>
+            </w:r>
+          </w:p>
+        </w:tc>
+        <w:tc>
+          <w:tcPr>
+            <w:tcW w:type="dxa" w:w="2409"/>
+            <w:vAlign w:val="center"/>
+          </w:tcPr>
+          <w:p>
+            <w:r/>
+            <w:r>
+              <w:rPr>
+                <w:rFonts w:ascii="Yu Gothic" w:hAnsi="Yu Gothic" w:eastAsia="Yu Gothic"/>
+                <w:b w:val="0"/>
+                <w:sz w:val="21"/>
+              </w:rPr>
+              <w:t>検索連携・タイトル発想</w:t>
+            </w:r>
+          </w:p>
+        </w:tc>
+        <w:tc>
+          <w:tcPr>
+            <w:tcW w:type="dxa" w:w="2409"/>
+            <w:vAlign w:val="center"/>
+          </w:tcPr>
+          <w:p>
+            <w:r/>
+            <w:r>
+              <w:rPr>
+                <w:rFonts w:ascii="Yu Gothic" w:hAnsi="Yu Gothic" w:eastAsia="Yu Gothic"/>
+                <w:b w:val="0"/>
+                <w:sz w:val="21"/>
+              </w:rPr>
+              <w:t>キーワード調査 / タイトル候補</w:t>
+            </w:r>
+          </w:p>
+        </w:tc>
+        <w:tc>
+          <w:tcPr>
+            <w:tcW w:type="dxa" w:w="2409"/>
+            <w:vAlign w:val="center"/>
+          </w:tcPr>
+          <w:p>
+            <w:r/>
+            <w:r>
+              <w:rPr>
+                <w:rFonts w:ascii="Yu Gothic" w:hAnsi="Yu Gothic" w:eastAsia="Yu Gothic"/>
+                <w:b w:val="0"/>
+                <w:sz w:val="21"/>
+              </w:rPr>
+              <w:t>無制限</w:t>
+            </w:r>
+          </w:p>
+        </w:tc>
+      </w:tr>
+      <w:tr>
+        <w:tc>
+          <w:tcPr>
+            <w:tcW w:type="dxa" w:w="2409"/>
+            <w:vAlign w:val="center"/>
+          </w:tcPr>
+          <w:p>
+            <w:r/>
+            <w:r>
+              <w:rPr>
+                <w:rFonts w:ascii="Yu Gothic" w:hAnsi="Yu Gothic" w:eastAsia="Yu Gothic"/>
+                <w:b w:val="0"/>
+                <w:sz w:val="21"/>
+              </w:rPr>
+              <w:t>chatgpt</w:t>
+            </w:r>
+          </w:p>
+        </w:tc>
+        <w:tc>
+          <w:tcPr>
+            <w:tcW w:type="dxa" w:w="2409"/>
+            <w:vAlign w:val="center"/>
+          </w:tcPr>
+          <w:p>
+            <w:r/>
+            <w:r>
+              <w:rPr>
+                <w:rFonts w:ascii="Yu Gothic" w:hAnsi="Yu Gothic" w:eastAsia="Yu Gothic"/>
+                <w:b w:val="0"/>
+                <w:sz w:val="21"/>
+              </w:rPr>
+              <w:t>短文・SNS表現</w:t>
+            </w:r>
+          </w:p>
+        </w:tc>
+        <w:tc>
+          <w:tcPr>
+            <w:tcW w:type="dxa" w:w="2409"/>
+            <w:vAlign w:val="center"/>
+          </w:tcPr>
+          <w:p>
+            <w:r/>
+            <w:r>
+              <w:rPr>
+                <w:rFonts w:ascii="Yu Gothic" w:hAnsi="Yu Gothic" w:eastAsia="Yu Gothic"/>
+                <w:b w:val="0"/>
+                <w:sz w:val="21"/>
+              </w:rPr>
+              <w:t>X / Threads / Instagram</w:t>
+            </w:r>
+          </w:p>
+        </w:tc>
+        <w:tc>
+          <w:tcPr>
+            <w:tcW w:type="dxa" w:w="2409"/>
+            <w:vAlign w:val="center"/>
+          </w:tcPr>
+          <w:p>
+            <w:r/>
+            <w:r>
+              <w:rPr>
+                <w:rFonts w:ascii="Yu Gothic" w:hAnsi="Yu Gothic" w:eastAsia="Yu Gothic"/>
+                <w:b w:val="0"/>
+                <w:sz w:val="21"/>
+              </w:rPr>
+              <w:t>5〜10本</w:t>
+            </w:r>
+          </w:p>
+        </w:tc>
+      </w:tr>
+    </w:tbl>
+    <w:tbl>
+      <w:tblPr>
+        <w:tblW w:type="auto" w:w="0"/>
+        <w:tblLook w:firstColumn="1" w:firstRow="1" w:lastColumn="0" w:lastRow="0" w:noHBand="0" w:noVBand="1" w:val="04A0"/>
+      </w:tblPr>
+      <w:tblGrid>
+        <w:gridCol w:w="9638"/>
+      </w:tblGrid>
+      <w:tr>
+        <w:tc>
+          <w:tcPr>
+            <w:tcW w:type="dxa" w:w="9638"/>
+            <w:shd w:val="clear" w:color="auto" w:fill="E7F3FF"/>
+          </w:tcPr>
+          <w:p>
+            <w:r/>
+            <w:r>
+              <w:rPr>
+                <w:rFonts w:ascii="Yu Gothic" w:hAnsi="Yu Gothic" w:eastAsia="Yu Gothic"/>
+                <w:b/>
+                <w:sz w:val="22"/>
+              </w:rPr>
+              <w:t xml:space="preserve">【推奨】 </w:t>
+            </w:r>
+            <w:r>
+              <w:rPr>
+                <w:rFonts w:ascii="Yu Gothic" w:hAnsi="Yu Gothic" w:eastAsia="Yu Gothic"/>
+                <w:b w:val="0"/>
+                <w:sz w:val="22"/>
+              </w:rPr>
+              <w:t>API は既定で無効。3つの無料Web AI を使い分けて1日30本ペースまでカバー可能。月額¥0で L2 単価が狙える。</w:t>
+            </w:r>
+          </w:p>
+        </w:tc>
+      </w:tr>
+    </w:tbl>
+    <w:p>
+      <w:pPr>
+        <w:pStyle w:val="Heading1"/>
+      </w:pPr>
+      <w:r>
+        <w:rPr>
+          <w:rFonts w:ascii="Yu Gothic" w:hAnsi="Yu Gothic" w:eastAsia="Yu Gothic"/>
+          <w:b w:val="0"/>
+        </w:rPr>
+        <w:t>付録F　最終命令（要約）</w:t>
       </w:r>
     </w:p>
     <w:p>

--- a/projects/2026-05-05_AI自動収益化引き継ぎ/outputs/claude_code_handover.docx
+++ b/projects/2026-05-05_AI自動収益化引き継ぎ/outputs/claude_code_handover.docx
@@ -6136,7 +6136,805 @@
           <w:rFonts w:ascii="Yu Gothic" w:hAnsi="Yu Gothic" w:eastAsia="Yu Gothic"/>
           <w:b w:val="0"/>
         </w:rPr>
-        <w:t>付録F　最終命令（要約）</w:t>
+        <w:t>付録F　Plan B 自動投稿基盤（時間分散・規約上グレー領域）</w:t>
+      </w:r>
+    </w:p>
+    <w:p>
+      <w:pPr>
+        <w:jc w:val="left"/>
+      </w:pPr>
+      <w:r>
+        <w:rPr>
+          <w:rFonts w:ascii="Yu Gothic" w:hAnsi="Yu Gothic" w:eastAsia="Yu Gothic"/>
+          <w:b w:val="0"/>
+          <w:sz w:val="22"/>
+        </w:rPr>
+        <w:t>本システムは公開〜応募までを Web 自動化で全自動化する Plan B を別途実装している。BANリスクを下げるため、時間分散・ジッター・人間挙動エミュレーション・1日上限・連続失敗停止の5重ガードを組み込み、初回は DRY_RUN=1 で試運転する設計。</w:t>
+      </w:r>
+    </w:p>
+    <w:tbl>
+      <w:tblPr>
+        <w:tblStyle w:val="LightGrid-Accent1"/>
+        <w:tblW w:type="auto" w:w="0"/>
+        <w:tblLook w:firstColumn="1" w:firstRow="1" w:lastColumn="0" w:lastRow="0" w:noHBand="0" w:noVBand="1" w:val="04A0"/>
+      </w:tblPr>
+      <w:tblGrid>
+        <w:gridCol w:w="3213"/>
+        <w:gridCol w:w="3213"/>
+        <w:gridCol w:w="3213"/>
+      </w:tblGrid>
+      <w:tr>
+        <w:tc>
+          <w:tcPr>
+            <w:tcW w:type="dxa" w:w="3213"/>
+            <w:shd w:val="clear" w:color="auto" w:fill="1F4E78"/>
+            <w:vAlign w:val="center"/>
+          </w:tcPr>
+          <w:p>
+            <w:r/>
+            <w:r>
+              <w:rPr>
+                <w:rFonts w:ascii="Yu Gothic" w:hAnsi="Yu Gothic" w:eastAsia="Yu Gothic"/>
+                <w:b/>
+                <w:color w:val="FFFFFF"/>
+                <w:sz w:val="22"/>
+              </w:rPr>
+              <w:t>コンポーネント</w:t>
+            </w:r>
+          </w:p>
+        </w:tc>
+        <w:tc>
+          <w:tcPr>
+            <w:tcW w:type="dxa" w:w="3213"/>
+            <w:shd w:val="clear" w:color="auto" w:fill="1F4E78"/>
+            <w:vAlign w:val="center"/>
+          </w:tcPr>
+          <w:p>
+            <w:r/>
+            <w:r>
+              <w:rPr>
+                <w:rFonts w:ascii="Yu Gothic" w:hAnsi="Yu Gothic" w:eastAsia="Yu Gothic"/>
+                <w:b/>
+                <w:color w:val="FFFFFF"/>
+                <w:sz w:val="22"/>
+              </w:rPr>
+              <w:t>ファイル</w:t>
+            </w:r>
+          </w:p>
+        </w:tc>
+        <w:tc>
+          <w:tcPr>
+            <w:tcW w:type="dxa" w:w="3213"/>
+            <w:shd w:val="clear" w:color="auto" w:fill="1F4E78"/>
+            <w:vAlign w:val="center"/>
+          </w:tcPr>
+          <w:p>
+            <w:r/>
+            <w:r>
+              <w:rPr>
+                <w:rFonts w:ascii="Yu Gothic" w:hAnsi="Yu Gothic" w:eastAsia="Yu Gothic"/>
+                <w:b/>
+                <w:color w:val="FFFFFF"/>
+                <w:sz w:val="22"/>
+              </w:rPr>
+              <w:t>役割</w:t>
+            </w:r>
+          </w:p>
+        </w:tc>
+      </w:tr>
+      <w:tr>
+        <w:tc>
+          <w:tcPr>
+            <w:tcW w:type="dxa" w:w="3213"/>
+            <w:vAlign w:val="center"/>
+          </w:tcPr>
+          <w:p>
+            <w:r/>
+            <w:r>
+              <w:rPr>
+                <w:rFonts w:ascii="Yu Gothic" w:hAnsi="Yu Gothic" w:eastAsia="Yu Gothic"/>
+                <w:b w:val="0"/>
+                <w:sz w:val="21"/>
+              </w:rPr>
+              <w:t>スケジューラ</w:t>
+            </w:r>
+          </w:p>
+        </w:tc>
+        <w:tc>
+          <w:tcPr>
+            <w:tcW w:type="dxa" w:w="3213"/>
+            <w:vAlign w:val="center"/>
+          </w:tcPr>
+          <w:p>
+            <w:r/>
+            <w:r>
+              <w:rPr>
+                <w:rFonts w:ascii="Yu Gothic" w:hAnsi="Yu Gothic" w:eastAsia="Yu Gothic"/>
+                <w:b w:val="0"/>
+                <w:sz w:val="21"/>
+              </w:rPr>
+              <w:t>auto_schedule.py / _scheduler.py</w:t>
+            </w:r>
+          </w:p>
+        </w:tc>
+        <w:tc>
+          <w:tcPr>
+            <w:tcW w:type="dxa" w:w="3213"/>
+            <w:vAlign w:val="center"/>
+          </w:tcPr>
+          <w:p>
+            <w:r/>
+            <w:r>
+              <w:rPr>
+                <w:rFonts w:ascii="Yu Gothic" w:hAnsi="Yu Gothic" w:eastAsia="Yu Gothic"/>
+                <w:b w:val="0"/>
+                <w:sz w:val="21"/>
+              </w:rPr>
+              <w:t>朝に当日のランダム投稿時刻を schedule.json に書き出し</w:t>
+            </w:r>
+          </w:p>
+        </w:tc>
+      </w:tr>
+      <w:tr>
+        <w:tc>
+          <w:tcPr>
+            <w:tcW w:type="dxa" w:w="3213"/>
+            <w:vAlign w:val="center"/>
+          </w:tcPr>
+          <w:p>
+            <w:r/>
+            <w:r>
+              <w:rPr>
+                <w:rFonts w:ascii="Yu Gothic" w:hAnsi="Yu Gothic" w:eastAsia="Yu Gothic"/>
+                <w:b w:val="0"/>
+                <w:sz w:val="21"/>
+              </w:rPr>
+              <w:t>ディスパッチャ</w:t>
+            </w:r>
+          </w:p>
+        </w:tc>
+        <w:tc>
+          <w:tcPr>
+            <w:tcW w:type="dxa" w:w="3213"/>
+            <w:vAlign w:val="center"/>
+          </w:tcPr>
+          <w:p>
+            <w:r/>
+            <w:r>
+              <w:rPr>
+                <w:rFonts w:ascii="Yu Gothic" w:hAnsi="Yu Gothic" w:eastAsia="Yu Gothic"/>
+                <w:b w:val="0"/>
+                <w:sz w:val="21"/>
+              </w:rPr>
+              <w:t>dispatcher.py</w:t>
+            </w:r>
+          </w:p>
+        </w:tc>
+        <w:tc>
+          <w:tcPr>
+            <w:tcW w:type="dxa" w:w="3213"/>
+            <w:vAlign w:val="center"/>
+          </w:tcPr>
+          <w:p>
+            <w:r/>
+            <w:r>
+              <w:rPr>
+                <w:rFonts w:ascii="Yu Gothic" w:hAnsi="Yu Gothic" w:eastAsia="Yu Gothic"/>
+                <w:b w:val="0"/>
+                <w:sz w:val="21"/>
+              </w:rPr>
+              <w:t>毎時起動・現在時刻±15分のpendingタスクをジッター後に実行</w:t>
+            </w:r>
+          </w:p>
+        </w:tc>
+      </w:tr>
+      <w:tr>
+        <w:tc>
+          <w:tcPr>
+            <w:tcW w:type="dxa" w:w="3213"/>
+            <w:vAlign w:val="center"/>
+          </w:tcPr>
+          <w:p>
+            <w:r/>
+            <w:r>
+              <w:rPr>
+                <w:rFonts w:ascii="Yu Gothic" w:hAnsi="Yu Gothic" w:eastAsia="Yu Gothic"/>
+                <w:b w:val="0"/>
+                <w:sz w:val="21"/>
+              </w:rPr>
+              <w:t>ブラウザ共通</w:t>
+            </w:r>
+          </w:p>
+        </w:tc>
+        <w:tc>
+          <w:tcPr>
+            <w:tcW w:type="dxa" w:w="3213"/>
+            <w:vAlign w:val="center"/>
+          </w:tcPr>
+          <w:p>
+            <w:r/>
+            <w:r>
+              <w:rPr>
+                <w:rFonts w:ascii="Yu Gothic" w:hAnsi="Yu Gothic" w:eastAsia="Yu Gothic"/>
+                <w:b w:val="0"/>
+                <w:sz w:val="21"/>
+              </w:rPr>
+              <w:t>_browser.py</w:t>
+            </w:r>
+          </w:p>
+        </w:tc>
+        <w:tc>
+          <w:tcPr>
+            <w:tcW w:type="dxa" w:w="3213"/>
+            <w:vAlign w:val="center"/>
+          </w:tcPr>
+          <w:p>
+            <w:r/>
+            <w:r>
+              <w:rPr>
+                <w:rFonts w:ascii="Yu Gothic" w:hAnsi="Yu Gothic" w:eastAsia="Yu Gothic"/>
+                <w:b w:val="0"/>
+                <w:sz w:val="21"/>
+              </w:rPr>
+              <w:t>Playwright 起動・人間挙動（ランダム待機/タイピング/マウス）</w:t>
+            </w:r>
+          </w:p>
+        </w:tc>
+      </w:tr>
+      <w:tr>
+        <w:tc>
+          <w:tcPr>
+            <w:tcW w:type="dxa" w:w="3213"/>
+            <w:vAlign w:val="center"/>
+          </w:tcPr>
+          <w:p>
+            <w:r/>
+            <w:r>
+              <w:rPr>
+                <w:rFonts w:ascii="Yu Gothic" w:hAnsi="Yu Gothic" w:eastAsia="Yu Gothic"/>
+                <w:b w:val="0"/>
+                <w:sz w:val="21"/>
+              </w:rPr>
+              <w:t>note 公開</w:t>
+            </w:r>
+          </w:p>
+        </w:tc>
+        <w:tc>
+          <w:tcPr>
+            <w:tcW w:type="dxa" w:w="3213"/>
+            <w:vAlign w:val="center"/>
+          </w:tcPr>
+          <w:p>
+            <w:r/>
+            <w:r>
+              <w:rPr>
+                <w:rFonts w:ascii="Yu Gothic" w:hAnsi="Yu Gothic" w:eastAsia="Yu Gothic"/>
+                <w:b w:val="0"/>
+                <w:sz w:val="21"/>
+              </w:rPr>
+              <w:t>publish_note.py</w:t>
+            </w:r>
+          </w:p>
+        </w:tc>
+        <w:tc>
+          <w:tcPr>
+            <w:tcW w:type="dxa" w:w="3213"/>
+            <w:vAlign w:val="center"/>
+          </w:tcPr>
+          <w:p>
+            <w:r/>
+            <w:r>
+              <w:rPr>
+                <w:rFonts w:ascii="Yu Gothic" w:hAnsi="Yu Gothic" w:eastAsia="Yu Gothic"/>
+                <w:b w:val="0"/>
+                <w:sz w:val="21"/>
+              </w:rPr>
+              <w:t>Playwright・初回手動ログイン後はセッション再利用</w:t>
+            </w:r>
+          </w:p>
+        </w:tc>
+      </w:tr>
+      <w:tr>
+        <w:tc>
+          <w:tcPr>
+            <w:tcW w:type="dxa" w:w="3213"/>
+            <w:vAlign w:val="center"/>
+          </w:tcPr>
+          <w:p>
+            <w:r/>
+            <w:r>
+              <w:rPr>
+                <w:rFonts w:ascii="Yu Gothic" w:hAnsi="Yu Gothic" w:eastAsia="Yu Gothic"/>
+                <w:b w:val="0"/>
+                <w:sz w:val="21"/>
+              </w:rPr>
+              <w:t>X 投稿</w:t>
+            </w:r>
+          </w:p>
+        </w:tc>
+        <w:tc>
+          <w:tcPr>
+            <w:tcW w:type="dxa" w:w="3213"/>
+            <w:vAlign w:val="center"/>
+          </w:tcPr>
+          <w:p>
+            <w:r/>
+            <w:r>
+              <w:rPr>
+                <w:rFonts w:ascii="Yu Gothic" w:hAnsi="Yu Gothic" w:eastAsia="Yu Gothic"/>
+                <w:b w:val="0"/>
+                <w:sz w:val="21"/>
+              </w:rPr>
+              <w:t>post_x.py</w:t>
+            </w:r>
+          </w:p>
+        </w:tc>
+        <w:tc>
+          <w:tcPr>
+            <w:tcW w:type="dxa" w:w="3213"/>
+            <w:vAlign w:val="center"/>
+          </w:tcPr>
+          <w:p>
+            <w:r/>
+            <w:r>
+              <w:rPr>
+                <w:rFonts w:ascii="Yu Gothic" w:hAnsi="Yu Gothic" w:eastAsia="Yu Gothic"/>
+                <w:b w:val="0"/>
+                <w:sz w:val="21"/>
+              </w:rPr>
+              <w:t>Playwright・3回/日に分散</w:t>
+            </w:r>
+          </w:p>
+        </w:tc>
+      </w:tr>
+      <w:tr>
+        <w:tc>
+          <w:tcPr>
+            <w:tcW w:type="dxa" w:w="3213"/>
+            <w:vAlign w:val="center"/>
+          </w:tcPr>
+          <w:p>
+            <w:r/>
+            <w:r>
+              <w:rPr>
+                <w:rFonts w:ascii="Yu Gothic" w:hAnsi="Yu Gothic" w:eastAsia="Yu Gothic"/>
+                <w:b w:val="0"/>
+                <w:sz w:val="21"/>
+              </w:rPr>
+              <w:t>Reddit 投稿</w:t>
+            </w:r>
+          </w:p>
+        </w:tc>
+        <w:tc>
+          <w:tcPr>
+            <w:tcW w:type="dxa" w:w="3213"/>
+            <w:vAlign w:val="center"/>
+          </w:tcPr>
+          <w:p>
+            <w:r/>
+            <w:r>
+              <w:rPr>
+                <w:rFonts w:ascii="Yu Gothic" w:hAnsi="Yu Gothic" w:eastAsia="Yu Gothic"/>
+                <w:b w:val="0"/>
+                <w:sz w:val="21"/>
+              </w:rPr>
+              <w:t>post_reddit.py</w:t>
+            </w:r>
+          </w:p>
+        </w:tc>
+        <w:tc>
+          <w:tcPr>
+            <w:tcW w:type="dxa" w:w="3213"/>
+            <w:vAlign w:val="center"/>
+          </w:tcPr>
+          <w:p>
+            <w:r/>
+            <w:r>
+              <w:rPr>
+                <w:rFonts w:ascii="Yu Gothic" w:hAnsi="Yu Gothic" w:eastAsia="Yu Gothic"/>
+                <w:b w:val="0"/>
+                <w:sz w:val="21"/>
+              </w:rPr>
+              <w:t>PRAW（公式API・低リスク）</w:t>
+            </w:r>
+          </w:p>
+        </w:tc>
+      </w:tr>
+      <w:tr>
+        <w:tc>
+          <w:tcPr>
+            <w:tcW w:type="dxa" w:w="3213"/>
+            <w:vAlign w:val="center"/>
+          </w:tcPr>
+          <w:p>
+            <w:r/>
+            <w:r>
+              <w:rPr>
+                <w:rFonts w:ascii="Yu Gothic" w:hAnsi="Yu Gothic" w:eastAsia="Yu Gothic"/>
+                <w:b w:val="0"/>
+                <w:sz w:val="21"/>
+              </w:rPr>
+              <w:t>CW 自動応募</w:t>
+            </w:r>
+          </w:p>
+        </w:tc>
+        <w:tc>
+          <w:tcPr>
+            <w:tcW w:type="dxa" w:w="3213"/>
+            <w:vAlign w:val="center"/>
+          </w:tcPr>
+          <w:p>
+            <w:r/>
+            <w:r>
+              <w:rPr>
+                <w:rFonts w:ascii="Yu Gothic" w:hAnsi="Yu Gothic" w:eastAsia="Yu Gothic"/>
+                <w:b w:val="0"/>
+                <w:sz w:val="21"/>
+              </w:rPr>
+              <w:t>apply_crowdworks.py</w:t>
+            </w:r>
+          </w:p>
+        </w:tc>
+        <w:tc>
+          <w:tcPr>
+            <w:tcW w:type="dxa" w:w="3213"/>
+            <w:vAlign w:val="center"/>
+          </w:tcPr>
+          <w:p>
+            <w:r/>
+            <w:r>
+              <w:rPr>
+                <w:rFonts w:ascii="Yu Gothic" w:hAnsi="Yu Gothic" w:eastAsia="Yu Gothic"/>
+                <w:b w:val="0"/>
+                <w:sz w:val="21"/>
+              </w:rPr>
+              <w:t>Playwright・1日3件まで・カテゴリ自動判定</w:t>
+            </w:r>
+          </w:p>
+        </w:tc>
+      </w:tr>
+    </w:tbl>
+    <w:p>
+      <w:pPr>
+        <w:pStyle w:val="Heading2"/>
+      </w:pPr>
+      <w:r>
+        <w:rPr>
+          <w:rFonts w:ascii="Yu Gothic" w:hAnsi="Yu Gothic" w:eastAsia="Yu Gothic"/>
+          <w:b w:val="0"/>
+        </w:rPr>
+        <w:t>時間分散ルール</w:t>
+      </w:r>
+    </w:p>
+    <w:tbl>
+      <w:tblPr>
+        <w:tblStyle w:val="LightGrid-Accent1"/>
+        <w:tblW w:type="auto" w:w="0"/>
+        <w:tblLook w:firstColumn="1" w:firstRow="1" w:lastColumn="0" w:lastRow="0" w:noHBand="0" w:noVBand="1" w:val="04A0"/>
+      </w:tblPr>
+      <w:tblGrid>
+        <w:gridCol w:w="3213"/>
+        <w:gridCol w:w="3213"/>
+        <w:gridCol w:w="3213"/>
+      </w:tblGrid>
+      <w:tr>
+        <w:tc>
+          <w:tcPr>
+            <w:tcW w:type="dxa" w:w="3213"/>
+            <w:shd w:val="clear" w:color="auto" w:fill="1F4E78"/>
+            <w:vAlign w:val="center"/>
+          </w:tcPr>
+          <w:p>
+            <w:r/>
+            <w:r>
+              <w:rPr>
+                <w:rFonts w:ascii="Yu Gothic" w:hAnsi="Yu Gothic" w:eastAsia="Yu Gothic"/>
+                <w:b/>
+                <w:color w:val="FFFFFF"/>
+                <w:sz w:val="22"/>
+              </w:rPr>
+              <w:t>kind</w:t>
+            </w:r>
+          </w:p>
+        </w:tc>
+        <w:tc>
+          <w:tcPr>
+            <w:tcW w:type="dxa" w:w="3213"/>
+            <w:shd w:val="clear" w:color="auto" w:fill="1F4E78"/>
+            <w:vAlign w:val="center"/>
+          </w:tcPr>
+          <w:p>
+            <w:r/>
+            <w:r>
+              <w:rPr>
+                <w:rFonts w:ascii="Yu Gothic" w:hAnsi="Yu Gothic" w:eastAsia="Yu Gothic"/>
+                <w:b/>
+                <w:color w:val="FFFFFF"/>
+                <w:sz w:val="22"/>
+              </w:rPr>
+              <w:t>時間帯候補</w:t>
+            </w:r>
+          </w:p>
+        </w:tc>
+        <w:tc>
+          <w:tcPr>
+            <w:tcW w:type="dxa" w:w="3213"/>
+            <w:shd w:val="clear" w:color="auto" w:fill="1F4E78"/>
+            <w:vAlign w:val="center"/>
+          </w:tcPr>
+          <w:p>
+            <w:r/>
+            <w:r>
+              <w:rPr>
+                <w:rFonts w:ascii="Yu Gothic" w:hAnsi="Yu Gothic" w:eastAsia="Yu Gothic"/>
+                <w:b/>
+                <w:color w:val="FFFFFF"/>
+                <w:sz w:val="22"/>
+              </w:rPr>
+              <w:t>1日上限</w:t>
+            </w:r>
+          </w:p>
+        </w:tc>
+      </w:tr>
+      <w:tr>
+        <w:tc>
+          <w:tcPr>
+            <w:tcW w:type="dxa" w:w="3213"/>
+            <w:vAlign w:val="center"/>
+          </w:tcPr>
+          <w:p>
+            <w:r/>
+            <w:r>
+              <w:rPr>
+                <w:rFonts w:ascii="Yu Gothic" w:hAnsi="Yu Gothic" w:eastAsia="Yu Gothic"/>
+                <w:b w:val="0"/>
+                <w:sz w:val="21"/>
+              </w:rPr>
+              <w:t>note</w:t>
+            </w:r>
+          </w:p>
+        </w:tc>
+        <w:tc>
+          <w:tcPr>
+            <w:tcW w:type="dxa" w:w="3213"/>
+            <w:vAlign w:val="center"/>
+          </w:tcPr>
+          <w:p>
+            <w:r/>
+            <w:r>
+              <w:rPr>
+                <w:rFonts w:ascii="Yu Gothic" w:hAnsi="Yu Gothic" w:eastAsia="Yu Gothic"/>
+                <w:b w:val="0"/>
+                <w:sz w:val="21"/>
+              </w:rPr>
+              <w:t>7-9 / 12-13 / 21-22 のランダム1本</w:t>
+            </w:r>
+          </w:p>
+        </w:tc>
+        <w:tc>
+          <w:tcPr>
+            <w:tcW w:type="dxa" w:w="3213"/>
+            <w:vAlign w:val="center"/>
+          </w:tcPr>
+          <w:p>
+            <w:r/>
+            <w:r>
+              <w:rPr>
+                <w:rFonts w:ascii="Yu Gothic" w:hAnsi="Yu Gothic" w:eastAsia="Yu Gothic"/>
+                <w:b w:val="0"/>
+                <w:sz w:val="21"/>
+              </w:rPr>
+              <w:t>1</w:t>
+            </w:r>
+          </w:p>
+        </w:tc>
+      </w:tr>
+      <w:tr>
+        <w:tc>
+          <w:tcPr>
+            <w:tcW w:type="dxa" w:w="3213"/>
+            <w:vAlign w:val="center"/>
+          </w:tcPr>
+          <w:p>
+            <w:r/>
+            <w:r>
+              <w:rPr>
+                <w:rFonts w:ascii="Yu Gothic" w:hAnsi="Yu Gothic" w:eastAsia="Yu Gothic"/>
+                <w:b w:val="0"/>
+                <w:sz w:val="21"/>
+              </w:rPr>
+              <w:t>x</w:t>
+            </w:r>
+          </w:p>
+        </w:tc>
+        <w:tc>
+          <w:tcPr>
+            <w:tcW w:type="dxa" w:w="3213"/>
+            <w:vAlign w:val="center"/>
+          </w:tcPr>
+          <w:p>
+            <w:r/>
+            <w:r>
+              <w:rPr>
+                <w:rFonts w:ascii="Yu Gothic" w:hAnsi="Yu Gothic" w:eastAsia="Yu Gothic"/>
+                <w:b w:val="0"/>
+                <w:sz w:val="21"/>
+              </w:rPr>
+              <w:t>7-9 / 12-13 / 18-20 で各1回</w:t>
+            </w:r>
+          </w:p>
+        </w:tc>
+        <w:tc>
+          <w:tcPr>
+            <w:tcW w:type="dxa" w:w="3213"/>
+            <w:vAlign w:val="center"/>
+          </w:tcPr>
+          <w:p>
+            <w:r/>
+            <w:r>
+              <w:rPr>
+                <w:rFonts w:ascii="Yu Gothic" w:hAnsi="Yu Gothic" w:eastAsia="Yu Gothic"/>
+                <w:b w:val="0"/>
+                <w:sz w:val="21"/>
+              </w:rPr>
+              <w:t>3</w:t>
+            </w:r>
+          </w:p>
+        </w:tc>
+      </w:tr>
+      <w:tr>
+        <w:tc>
+          <w:tcPr>
+            <w:tcW w:type="dxa" w:w="3213"/>
+            <w:vAlign w:val="center"/>
+          </w:tcPr>
+          <w:p>
+            <w:r/>
+            <w:r>
+              <w:rPr>
+                <w:rFonts w:ascii="Yu Gothic" w:hAnsi="Yu Gothic" w:eastAsia="Yu Gothic"/>
+                <w:b w:val="0"/>
+                <w:sz w:val="21"/>
+              </w:rPr>
+              <w:t>reddit</w:t>
+            </w:r>
+          </w:p>
+        </w:tc>
+        <w:tc>
+          <w:tcPr>
+            <w:tcW w:type="dxa" w:w="3213"/>
+            <w:vAlign w:val="center"/>
+          </w:tcPr>
+          <w:p>
+            <w:r/>
+            <w:r>
+              <w:rPr>
+                <w:rFonts w:ascii="Yu Gothic" w:hAnsi="Yu Gothic" w:eastAsia="Yu Gothic"/>
+                <w:b w:val="0"/>
+                <w:sz w:val="21"/>
+              </w:rPr>
+              <w:t>22-23 / 5-7（米国朝）</w:t>
+            </w:r>
+          </w:p>
+        </w:tc>
+        <w:tc>
+          <w:tcPr>
+            <w:tcW w:type="dxa" w:w="3213"/>
+            <w:vAlign w:val="center"/>
+          </w:tcPr>
+          <w:p>
+            <w:r/>
+            <w:r>
+              <w:rPr>
+                <w:rFonts w:ascii="Yu Gothic" w:hAnsi="Yu Gothic" w:eastAsia="Yu Gothic"/>
+                <w:b w:val="0"/>
+                <w:sz w:val="21"/>
+              </w:rPr>
+              <w:t>1</w:t>
+            </w:r>
+          </w:p>
+        </w:tc>
+      </w:tr>
+      <w:tr>
+        <w:tc>
+          <w:tcPr>
+            <w:tcW w:type="dxa" w:w="3213"/>
+            <w:vAlign w:val="center"/>
+          </w:tcPr>
+          <w:p>
+            <w:r/>
+            <w:r>
+              <w:rPr>
+                <w:rFonts w:ascii="Yu Gothic" w:hAnsi="Yu Gothic" w:eastAsia="Yu Gothic"/>
+                <w:b w:val="0"/>
+                <w:sz w:val="21"/>
+              </w:rPr>
+              <w:t>crowdworks</w:t>
+            </w:r>
+          </w:p>
+        </w:tc>
+        <w:tc>
+          <w:tcPr>
+            <w:tcW w:type="dxa" w:w="3213"/>
+            <w:vAlign w:val="center"/>
+          </w:tcPr>
+          <w:p>
+            <w:r/>
+            <w:r>
+              <w:rPr>
+                <w:rFonts w:ascii="Yu Gothic" w:hAnsi="Yu Gothic" w:eastAsia="Yu Gothic"/>
+                <w:b w:val="0"/>
+                <w:sz w:val="21"/>
+              </w:rPr>
+              <w:t>平日 10-12 / 13-17</w:t>
+            </w:r>
+          </w:p>
+        </w:tc>
+        <w:tc>
+          <w:tcPr>
+            <w:tcW w:type="dxa" w:w="3213"/>
+            <w:vAlign w:val="center"/>
+          </w:tcPr>
+          <w:p>
+            <w:r/>
+            <w:r>
+              <w:rPr>
+                <w:rFonts w:ascii="Yu Gothic" w:hAnsi="Yu Gothic" w:eastAsia="Yu Gothic"/>
+                <w:b w:val="0"/>
+                <w:sz w:val="21"/>
+              </w:rPr>
+              <w:t>3</w:t>
+            </w:r>
+          </w:p>
+        </w:tc>
+      </w:tr>
+    </w:tbl>
+    <w:tbl>
+      <w:tblPr>
+        <w:tblW w:type="auto" w:w="0"/>
+        <w:tblLook w:firstColumn="1" w:firstRow="1" w:lastColumn="0" w:lastRow="0" w:noHBand="0" w:noVBand="1" w:val="04A0"/>
+      </w:tblPr>
+      <w:tblGrid>
+        <w:gridCol w:w="9638"/>
+      </w:tblGrid>
+      <w:tr>
+        <w:tc>
+          <w:tcPr>
+            <w:tcW w:type="dxa" w:w="9638"/>
+            <w:shd w:val="clear" w:color="auto" w:fill="FFE2E2"/>
+          </w:tcPr>
+          <w:p>
+            <w:r/>
+            <w:r>
+              <w:rPr>
+                <w:rFonts w:ascii="Yu Gothic" w:hAnsi="Yu Gothic" w:eastAsia="Yu Gothic"/>
+                <w:b/>
+                <w:sz w:val="22"/>
+              </w:rPr>
+              <w:t xml:space="preserve">【重要・規約】 </w:t>
+            </w:r>
+            <w:r>
+              <w:rPr>
+                <w:rFonts w:ascii="Yu Gothic" w:hAnsi="Yu Gothic" w:eastAsia="Yu Gothic"/>
+                <w:b w:val="0"/>
+                <w:sz w:val="22"/>
+              </w:rPr>
+              <w:t>note / X / CrowdWorks の Web 自動化はサービス規約上グレー。BANリスクは残る。段階的有効化（Reddit→X→note→CW）と DRY_RUN 試運転を必ず経ること。規約変更や検知強化があれば即停止。</w:t>
+            </w:r>
+          </w:p>
+        </w:tc>
+      </w:tr>
+    </w:tbl>
+    <w:p>
+      <w:pPr>
+        <w:pStyle w:val="Heading1"/>
+      </w:pPr>
+      <w:r>
+        <w:rPr>
+          <w:rFonts w:ascii="Yu Gothic" w:hAnsi="Yu Gothic" w:eastAsia="Yu Gothic"/>
+          <w:b w:val="0"/>
+        </w:rPr>
+        <w:t>付録G　最終命令（要約）</w:t>
       </w:r>
     </w:p>
     <w:p>

--- a/projects/2026-05-05_AI自動収益化引き継ぎ/outputs/claude_code_handover.docx
+++ b/projects/2026-05-05_AI自動収益化引き継ぎ/outputs/claude_code_handover.docx
@@ -6934,7 +6934,436 @@
           <w:rFonts w:ascii="Yu Gothic" w:hAnsi="Yu Gothic" w:eastAsia="Yu Gothic"/>
           <w:b w:val="0"/>
         </w:rPr>
-        <w:t>付録G　最終命令（要約）</w:t>
+        <w:t>付録G　A 案運用プロトコル（Plan B + 週1ハイブリッド）</w:t>
+      </w:r>
+    </w:p>
+    <w:p>
+      <w:pPr>
+        <w:jc w:val="left"/>
+      </w:pPr>
+      <w:r>
+        <w:rPr>
+          <w:rFonts w:ascii="Yu Gothic" w:hAnsi="Yu Gothic" w:eastAsia="Yu Gothic"/>
+          <w:b w:val="0"/>
+          <w:sz w:val="22"/>
+        </w:rPr>
+        <w:t>Plan B 自動投稿の量と人間ポリッシュの質を組み合わせる推奨運用。BAN リスクを織り込んでも 6ヶ月累計利益 ¥831K（時給 ¥6,648相当）を期待できる。</w:t>
+      </w:r>
+    </w:p>
+    <w:tbl>
+      <w:tblPr>
+        <w:tblStyle w:val="LightGrid-Accent1"/>
+        <w:tblW w:type="auto" w:w="0"/>
+        <w:tblLook w:firstColumn="1" w:firstRow="1" w:lastColumn="0" w:lastRow="0" w:noHBand="0" w:noVBand="1" w:val="04A0"/>
+      </w:tblPr>
+      <w:tblGrid>
+        <w:gridCol w:w="3213"/>
+        <w:gridCol w:w="3213"/>
+        <w:gridCol w:w="3213"/>
+      </w:tblGrid>
+      <w:tr>
+        <w:tc>
+          <w:tcPr>
+            <w:tcW w:type="dxa" w:w="3213"/>
+            <w:shd w:val="clear" w:color="auto" w:fill="1F4E78"/>
+            <w:vAlign w:val="center"/>
+          </w:tcPr>
+          <w:p>
+            <w:r/>
+            <w:r>
+              <w:rPr>
+                <w:rFonts w:ascii="Yu Gothic" w:hAnsi="Yu Gothic" w:eastAsia="Yu Gothic"/>
+                <w:b/>
+                <w:color w:val="FFFFFF"/>
+                <w:sz w:val="22"/>
+              </w:rPr>
+              <w:t>曜日・時刻</w:t>
+            </w:r>
+          </w:p>
+        </w:tc>
+        <w:tc>
+          <w:tcPr>
+            <w:tcW w:type="dxa" w:w="3213"/>
+            <w:shd w:val="clear" w:color="auto" w:fill="1F4E78"/>
+            <w:vAlign w:val="center"/>
+          </w:tcPr>
+          <w:p>
+            <w:r/>
+            <w:r>
+              <w:rPr>
+                <w:rFonts w:ascii="Yu Gothic" w:hAnsi="Yu Gothic" w:eastAsia="Yu Gothic"/>
+                <w:b/>
+                <w:color w:val="FFFFFF"/>
+                <w:sz w:val="22"/>
+              </w:rPr>
+              <w:t>やること</w:t>
+            </w:r>
+          </w:p>
+        </w:tc>
+        <w:tc>
+          <w:tcPr>
+            <w:tcW w:type="dxa" w:w="3213"/>
+            <w:shd w:val="clear" w:color="auto" w:fill="1F4E78"/>
+            <w:vAlign w:val="center"/>
+          </w:tcPr>
+          <w:p>
+            <w:r/>
+            <w:r>
+              <w:rPr>
+                <w:rFonts w:ascii="Yu Gothic" w:hAnsi="Yu Gothic" w:eastAsia="Yu Gothic"/>
+                <w:b/>
+                <w:color w:val="FFFFFF"/>
+                <w:sz w:val="22"/>
+              </w:rPr>
+              <w:t>所要</w:t>
+            </w:r>
+          </w:p>
+        </w:tc>
+      </w:tr>
+      <w:tr>
+        <w:tc>
+          <w:tcPr>
+            <w:tcW w:type="dxa" w:w="3213"/>
+            <w:vAlign w:val="center"/>
+          </w:tcPr>
+          <w:p>
+            <w:r/>
+            <w:r>
+              <w:rPr>
+                <w:rFonts w:ascii="Yu Gothic" w:hAnsi="Yu Gothic" w:eastAsia="Yu Gothic"/>
+                <w:b w:val="0"/>
+                <w:sz w:val="21"/>
+              </w:rPr>
+              <w:t>平日 朝</w:t>
+            </w:r>
+          </w:p>
+        </w:tc>
+        <w:tc>
+          <w:tcPr>
+            <w:tcW w:type="dxa" w:w="3213"/>
+            <w:vAlign w:val="center"/>
+          </w:tcPr>
+          <w:p>
+            <w:r/>
+            <w:r>
+              <w:rPr>
+                <w:rFonts w:ascii="Yu Gothic" w:hAnsi="Yu Gothic" w:eastAsia="Yu Gothic"/>
+                <w:b w:val="0"/>
+                <w:sz w:val="21"/>
+              </w:rPr>
+              <w:t>何もしない（cron で全自動）</w:t>
+            </w:r>
+          </w:p>
+        </w:tc>
+        <w:tc>
+          <w:tcPr>
+            <w:tcW w:type="dxa" w:w="3213"/>
+            <w:vAlign w:val="center"/>
+          </w:tcPr>
+          <w:p>
+            <w:r/>
+            <w:r>
+              <w:rPr>
+                <w:rFonts w:ascii="Yu Gothic" w:hAnsi="Yu Gothic" w:eastAsia="Yu Gothic"/>
+                <w:b w:val="0"/>
+                <w:sz w:val="21"/>
+              </w:rPr>
+              <w:t>0分</w:t>
+            </w:r>
+          </w:p>
+        </w:tc>
+      </w:tr>
+      <w:tr>
+        <w:tc>
+          <w:tcPr>
+            <w:tcW w:type="dxa" w:w="3213"/>
+            <w:vAlign w:val="center"/>
+          </w:tcPr>
+          <w:p>
+            <w:r/>
+            <w:r>
+              <w:rPr>
+                <w:rFonts w:ascii="Yu Gothic" w:hAnsi="Yu Gothic" w:eastAsia="Yu Gothic"/>
+                <w:b w:val="0"/>
+                <w:sz w:val="21"/>
+              </w:rPr>
+              <w:t>平日 朝9時</w:t>
+            </w:r>
+          </w:p>
+        </w:tc>
+        <w:tc>
+          <w:tcPr>
+            <w:tcW w:type="dxa" w:w="3213"/>
+            <w:vAlign w:val="center"/>
+          </w:tcPr>
+          <w:p>
+            <w:r/>
+            <w:r>
+              <w:rPr>
+                <w:rFonts w:ascii="Yu Gothic" w:hAnsi="Yu Gothic" w:eastAsia="Yu Gothic"/>
+                <w:b w:val="0"/>
+                <w:sz w:val="21"/>
+              </w:rPr>
+              <w:t>ban_detector でBAN検知（異常時のみ対応）</w:t>
+            </w:r>
+          </w:p>
+        </w:tc>
+        <w:tc>
+          <w:tcPr>
+            <w:tcW w:type="dxa" w:w="3213"/>
+            <w:vAlign w:val="center"/>
+          </w:tcPr>
+          <w:p>
+            <w:r/>
+            <w:r>
+              <w:rPr>
+                <w:rFonts w:ascii="Yu Gothic" w:hAnsi="Yu Gothic" w:eastAsia="Yu Gothic"/>
+                <w:b w:val="0"/>
+                <w:sz w:val="21"/>
+              </w:rPr>
+              <w:t>1分</w:t>
+            </w:r>
+          </w:p>
+        </w:tc>
+      </w:tr>
+      <w:tr>
+        <w:tc>
+          <w:tcPr>
+            <w:tcW w:type="dxa" w:w="3213"/>
+            <w:vAlign w:val="center"/>
+          </w:tcPr>
+          <w:p>
+            <w:r/>
+            <w:r>
+              <w:rPr>
+                <w:rFonts w:ascii="Yu Gothic" w:hAnsi="Yu Gothic" w:eastAsia="Yu Gothic"/>
+                <w:b w:val="0"/>
+                <w:sz w:val="21"/>
+              </w:rPr>
+              <w:t>日曜 18時</w:t>
+            </w:r>
+          </w:p>
+        </w:tc>
+        <w:tc>
+          <w:tcPr>
+            <w:tcW w:type="dxa" w:w="3213"/>
+            <w:vAlign w:val="center"/>
+          </w:tcPr>
+          <w:p>
+            <w:r/>
+            <w:r>
+              <w:rPr>
+                <w:rFonts w:ascii="Yu Gothic" w:hAnsi="Yu Gothic" w:eastAsia="Yu Gothic"/>
+                <w:b w:val="0"/>
+                <w:sz w:val="21"/>
+              </w:rPr>
+              <w:t>sunday_polish.py が高単価候補3本を自動生成</w:t>
+            </w:r>
+          </w:p>
+        </w:tc>
+        <w:tc>
+          <w:tcPr>
+            <w:tcW w:type="dxa" w:w="3213"/>
+            <w:vAlign w:val="center"/>
+          </w:tcPr>
+          <w:p>
+            <w:r/>
+            <w:r>
+              <w:rPr>
+                <w:rFonts w:ascii="Yu Gothic" w:hAnsi="Yu Gothic" w:eastAsia="Yu Gothic"/>
+                <w:b w:val="0"/>
+                <w:sz w:val="21"/>
+              </w:rPr>
+              <w:t>0分</w:t>
+            </w:r>
+          </w:p>
+        </w:tc>
+      </w:tr>
+      <w:tr>
+        <w:tc>
+          <w:tcPr>
+            <w:tcW w:type="dxa" w:w="3213"/>
+            <w:vAlign w:val="center"/>
+          </w:tcPr>
+          <w:p>
+            <w:r/>
+            <w:r>
+              <w:rPr>
+                <w:rFonts w:ascii="Yu Gothic" w:hAnsi="Yu Gothic" w:eastAsia="Yu Gothic"/>
+                <w:b w:val="0"/>
+                <w:sz w:val="21"/>
+              </w:rPr>
+              <w:t>日曜 18:00-19:00</w:t>
+            </w:r>
+          </w:p>
+        </w:tc>
+        <w:tc>
+          <w:tcPr>
+            <w:tcW w:type="dxa" w:w="3213"/>
+            <w:vAlign w:val="center"/>
+          </w:tcPr>
+          <w:p>
+            <w:r/>
+            <w:r>
+              <w:rPr>
+                <w:rFonts w:ascii="Yu Gothic" w:hAnsi="Yu Gothic" w:eastAsia="Yu Gothic"/>
+                <w:b w:val="0"/>
+                <w:sz w:val="21"/>
+              </w:rPr>
+              <w:t>claude.ai でポリッシュ（有料note・SEO記事・提案書）</w:t>
+            </w:r>
+          </w:p>
+        </w:tc>
+        <w:tc>
+          <w:tcPr>
+            <w:tcW w:type="dxa" w:w="3213"/>
+            <w:vAlign w:val="center"/>
+          </w:tcPr>
+          <w:p>
+            <w:r/>
+            <w:r>
+              <w:rPr>
+                <w:rFonts w:ascii="Yu Gothic" w:hAnsi="Yu Gothic" w:eastAsia="Yu Gothic"/>
+                <w:b w:val="0"/>
+                <w:sz w:val="21"/>
+              </w:rPr>
+              <w:t>30〜60分</w:t>
+            </w:r>
+          </w:p>
+        </w:tc>
+      </w:tr>
+      <w:tr>
+        <w:tc>
+          <w:tcPr>
+            <w:tcW w:type="dxa" w:w="3213"/>
+            <w:vAlign w:val="center"/>
+          </w:tcPr>
+          <w:p>
+            <w:r/>
+            <w:r>
+              <w:rPr>
+                <w:rFonts w:ascii="Yu Gothic" w:hAnsi="Yu Gothic" w:eastAsia="Yu Gothic"/>
+                <w:b w:val="0"/>
+                <w:sz w:val="21"/>
+              </w:rPr>
+              <w:t>日曜 19:00-19:30</w:t>
+            </w:r>
+          </w:p>
+        </w:tc>
+        <w:tc>
+          <w:tcPr>
+            <w:tcW w:type="dxa" w:w="3213"/>
+            <w:vAlign w:val="center"/>
+          </w:tcPr>
+          <w:p>
+            <w:r/>
+            <w:r>
+              <w:rPr>
+                <w:rFonts w:ascii="Yu Gothic" w:hAnsi="Yu Gothic" w:eastAsia="Yu Gothic"/>
+                <w:b w:val="0"/>
+                <w:sz w:val="21"/>
+              </w:rPr>
+              <w:t>公開・応募 → published.py で記録</w:t>
+            </w:r>
+          </w:p>
+        </w:tc>
+        <w:tc>
+          <w:tcPr>
+            <w:tcW w:type="dxa" w:w="3213"/>
+            <w:vAlign w:val="center"/>
+          </w:tcPr>
+          <w:p>
+            <w:r/>
+            <w:r>
+              <w:rPr>
+                <w:rFonts w:ascii="Yu Gothic" w:hAnsi="Yu Gothic" w:eastAsia="Yu Gothic"/>
+                <w:b w:val="0"/>
+                <w:sz w:val="21"/>
+              </w:rPr>
+              <w:t>30分</w:t>
+            </w:r>
+          </w:p>
+        </w:tc>
+      </w:tr>
+    </w:tbl>
+    <w:p>
+      <w:pPr>
+        <w:pStyle w:val="Heading2"/>
+      </w:pPr>
+      <w:r>
+        <w:rPr>
+          <w:rFonts w:ascii="Yu Gothic" w:hAnsi="Yu Gothic" w:eastAsia="Yu Gothic"/>
+          <w:b w:val="0"/>
+        </w:rPr>
+        <w:t>cron 設定（A案 4行）</w:t>
+      </w:r>
+    </w:p>
+    <w:p>
+      <w:pPr>
+        <w:spacing w:after="120"/>
+        <w:ind w:left="227"/>
+      </w:pPr>
+      <w:r>
+        <w:rPr>
+          <w:rFonts w:ascii="Consolas" w:hAnsi="Consolas" w:eastAsia="MS Gothic"/>
+          <w:b w:val="0"/>
+          <w:sz w:val="19"/>
+        </w:rPr>
+        <w:t>0 7 * * *  /bin/zsh -lc 'cd $HOME/ai-auto &amp;&amp; ./run.sh &gt;&gt; logs/cron.log 2&gt;&amp;1'</w:t>
+        <w:br/>
+        <w:t>0 * * * *  /bin/zsh -lc 'cd $HOME/ai-auto &amp;&amp; python3 dispatcher.py &gt;&gt; logs/dispatcher.log 2&gt;&amp;1'</w:t>
+        <w:br/>
+        <w:t>0 9 * * *  /bin/zsh -lc 'cd $HOME/ai-auto &amp;&amp; python3 ban_detector.py &gt;&gt; logs/ban_check.log 2&gt;&amp;1'</w:t>
+        <w:br/>
+        <w:t>0 18 * * 0 /bin/zsh -lc 'cd $HOME/ai-auto &amp;&amp; python3 sunday_polish.py &gt;&gt; logs/sunday.log 2&gt;&amp;1'</w:t>
+      </w:r>
+    </w:p>
+    <w:tbl>
+      <w:tblPr>
+        <w:tblW w:type="auto" w:w="0"/>
+        <w:tblLook w:firstColumn="1" w:firstRow="1" w:lastColumn="0" w:lastRow="0" w:noHBand="0" w:noVBand="1" w:val="04A0"/>
+      </w:tblPr>
+      <w:tblGrid>
+        <w:gridCol w:w="9638"/>
+      </w:tblGrid>
+      <w:tr>
+        <w:tc>
+          <w:tcPr>
+            <w:tcW w:type="dxa" w:w="9638"/>
+            <w:shd w:val="clear" w:color="auto" w:fill="FFE2E2"/>
+          </w:tcPr>
+          <w:p>
+            <w:r/>
+            <w:r>
+              <w:rPr>
+                <w:rFonts w:ascii="Yu Gothic" w:hAnsi="Yu Gothic" w:eastAsia="Yu Gothic"/>
+                <w:b/>
+                <w:sz w:val="22"/>
+              </w:rPr>
+              <w:t xml:space="preserve">【BAN対応】 </w:t>
+            </w:r>
+            <w:r>
+              <w:rPr>
+                <w:rFonts w:ascii="Yu Gothic" w:hAnsi="Yu Gothic" w:eastAsia="Yu Gothic"/>
+                <w:b w:val="0"/>
+                <w:sz w:val="22"/>
+              </w:rPr>
+              <w:t>ban_detector.py が 403/404/410/451 を検出したら、該当サービスの自動投稿を即停止（.env で DRY_RUN=1）。原因特定までは手動運用に戻す。</w:t>
+            </w:r>
+          </w:p>
+        </w:tc>
+      </w:tr>
+    </w:tbl>
+    <w:p>
+      <w:pPr>
+        <w:pStyle w:val="Heading1"/>
+      </w:pPr>
+      <w:r>
+        <w:rPr>
+          <w:rFonts w:ascii="Yu Gothic" w:hAnsi="Yu Gothic" w:eastAsia="Yu Gothic"/>
+          <w:b w:val="0"/>
+        </w:rPr>
+        <w:t>付録H　最終命令（要約）</w:t>
       </w:r>
     </w:p>
     <w:p>

--- a/projects/2026-05-05_AI自動収益化引き継ぎ/outputs/claude_code_handover.docx
+++ b/projects/2026-05-05_AI自動収益化引き継ぎ/outputs/claude_code_handover.docx
@@ -7363,7 +7363,428 @@
           <w:rFonts w:ascii="Yu Gothic" w:hAnsi="Yu Gothic" w:eastAsia="Yu Gothic"/>
           <w:b w:val="0"/>
         </w:rPr>
-        <w:t>付録H　最終命令（要約）</w:t>
+        <w:t>付録H　iPhone 連携（HTTP API + SSH）</w:t>
+      </w:r>
+    </w:p>
+    <w:p>
+      <w:pPr>
+        <w:jc w:val="left"/>
+      </w:pPr>
+      <w:r>
+        <w:rPr>
+          <w:rFonts w:ascii="Yu Gothic" w:hAnsi="Yu Gothic" w:eastAsia="Yu Gothic"/>
+          <w:b w:val="0"/>
+          <w:sz w:val="22"/>
+        </w:rPr>
+        <w:t>外出先から iPhone でKPI確認・公開記録・DRY_RUN切替を行うための仕組み。ai-auto/server.py が Python標準ライブラリのみで動く HTTP API を提供し、iPhone ショートカットアプリから直接叩ける。SSH 経由の補助レシピも併用可。</w:t>
+      </w:r>
+    </w:p>
+    <w:tbl>
+      <w:tblPr>
+        <w:tblStyle w:val="LightGrid-Accent1"/>
+        <w:tblW w:type="auto" w:w="0"/>
+        <w:tblLook w:firstColumn="1" w:firstRow="1" w:lastColumn="0" w:lastRow="0" w:noHBand="0" w:noVBand="1" w:val="04A0"/>
+      </w:tblPr>
+      <w:tblGrid>
+        <w:gridCol w:w="4819"/>
+        <w:gridCol w:w="4819"/>
+      </w:tblGrid>
+      <w:tr>
+        <w:tc>
+          <w:tcPr>
+            <w:tcW w:type="dxa" w:w="4819"/>
+            <w:shd w:val="clear" w:color="auto" w:fill="1F4E78"/>
+            <w:vAlign w:val="center"/>
+          </w:tcPr>
+          <w:p>
+            <w:r/>
+            <w:r>
+              <w:rPr>
+                <w:rFonts w:ascii="Yu Gothic" w:hAnsi="Yu Gothic" w:eastAsia="Yu Gothic"/>
+                <w:b/>
+                <w:color w:val="FFFFFF"/>
+                <w:sz w:val="22"/>
+              </w:rPr>
+              <w:t>エンドポイント</w:t>
+            </w:r>
+          </w:p>
+        </w:tc>
+        <w:tc>
+          <w:tcPr>
+            <w:tcW w:type="dxa" w:w="4819"/>
+            <w:shd w:val="clear" w:color="auto" w:fill="1F4E78"/>
+            <w:vAlign w:val="center"/>
+          </w:tcPr>
+          <w:p>
+            <w:r/>
+            <w:r>
+              <w:rPr>
+                <w:rFonts w:ascii="Yu Gothic" w:hAnsi="Yu Gothic" w:eastAsia="Yu Gothic"/>
+                <w:b/>
+                <w:color w:val="FFFFFF"/>
+                <w:sz w:val="22"/>
+              </w:rPr>
+              <w:t>用途</w:t>
+            </w:r>
+          </w:p>
+        </w:tc>
+      </w:tr>
+      <w:tr>
+        <w:tc>
+          <w:tcPr>
+            <w:tcW w:type="dxa" w:w="4819"/>
+            <w:vAlign w:val="center"/>
+          </w:tcPr>
+          <w:p>
+            <w:r/>
+            <w:r>
+              <w:rPr>
+                <w:rFonts w:ascii="Yu Gothic" w:hAnsi="Yu Gothic" w:eastAsia="Yu Gothic"/>
+                <w:b w:val="0"/>
+                <w:sz w:val="21"/>
+              </w:rPr>
+              <w:t>GET /health</w:t>
+            </w:r>
+          </w:p>
+        </w:tc>
+        <w:tc>
+          <w:tcPr>
+            <w:tcW w:type="dxa" w:w="4819"/>
+            <w:vAlign w:val="center"/>
+          </w:tcPr>
+          <w:p>
+            <w:r/>
+            <w:r>
+              <w:rPr>
+                <w:rFonts w:ascii="Yu Gothic" w:hAnsi="Yu Gothic" w:eastAsia="Yu Gothic"/>
+                <w:b w:val="0"/>
+                <w:sz w:val="21"/>
+              </w:rPr>
+              <w:t>稼働確認・DRY_RUN状態取得</w:t>
+            </w:r>
+          </w:p>
+        </w:tc>
+      </w:tr>
+      <w:tr>
+        <w:tc>
+          <w:tcPr>
+            <w:tcW w:type="dxa" w:w="4819"/>
+            <w:vAlign w:val="center"/>
+          </w:tcPr>
+          <w:p>
+            <w:r/>
+            <w:r>
+              <w:rPr>
+                <w:rFonts w:ascii="Yu Gothic" w:hAnsi="Yu Gothic" w:eastAsia="Yu Gothic"/>
+                <w:b w:val="0"/>
+                <w:sz w:val="21"/>
+              </w:rPr>
+              <w:t>GET /kpi</w:t>
+            </w:r>
+          </w:p>
+        </w:tc>
+        <w:tc>
+          <w:tcPr>
+            <w:tcW w:type="dxa" w:w="4819"/>
+            <w:vAlign w:val="center"/>
+          </w:tcPr>
+          <w:p>
+            <w:r/>
+            <w:r>
+              <w:rPr>
+                <w:rFonts w:ascii="Yu Gothic" w:hAnsi="Yu Gothic" w:eastAsia="Yu Gothic"/>
+                <w:b w:val="0"/>
+                <w:sz w:val="21"/>
+              </w:rPr>
+              <w:t>KPI集計（kpi.py の出力）</w:t>
+            </w:r>
+          </w:p>
+        </w:tc>
+      </w:tr>
+      <w:tr>
+        <w:tc>
+          <w:tcPr>
+            <w:tcW w:type="dxa" w:w="4819"/>
+            <w:vAlign w:val="center"/>
+          </w:tcPr>
+          <w:p>
+            <w:r/>
+            <w:r>
+              <w:rPr>
+                <w:rFonts w:ascii="Yu Gothic" w:hAnsi="Yu Gothic" w:eastAsia="Yu Gothic"/>
+                <w:b w:val="0"/>
+                <w:sz w:val="21"/>
+              </w:rPr>
+              <w:t>GET /outputs</w:t>
+            </w:r>
+          </w:p>
+        </w:tc>
+        <w:tc>
+          <w:tcPr>
+            <w:tcW w:type="dxa" w:w="4819"/>
+            <w:vAlign w:val="center"/>
+          </w:tcPr>
+          <w:p>
+            <w:r/>
+            <w:r>
+              <w:rPr>
+                <w:rFonts w:ascii="Yu Gothic" w:hAnsi="Yu Gothic" w:eastAsia="Yu Gothic"/>
+                <w:b w:val="0"/>
+                <w:sz w:val="21"/>
+              </w:rPr>
+              <w:t>outputs/ 最新ファイル一覧</w:t>
+            </w:r>
+          </w:p>
+        </w:tc>
+      </w:tr>
+      <w:tr>
+        <w:tc>
+          <w:tcPr>
+            <w:tcW w:type="dxa" w:w="4819"/>
+            <w:vAlign w:val="center"/>
+          </w:tcPr>
+          <w:p>
+            <w:r/>
+            <w:r>
+              <w:rPr>
+                <w:rFonts w:ascii="Yu Gothic" w:hAnsi="Yu Gothic" w:eastAsia="Yu Gothic"/>
+                <w:b w:val="0"/>
+                <w:sz w:val="21"/>
+              </w:rPr>
+              <w:t>GET /outputs/&lt;name&gt;</w:t>
+            </w:r>
+          </w:p>
+        </w:tc>
+        <w:tc>
+          <w:tcPr>
+            <w:tcW w:type="dxa" w:w="4819"/>
+            <w:vAlign w:val="center"/>
+          </w:tcPr>
+          <w:p>
+            <w:r/>
+            <w:r>
+              <w:rPr>
+                <w:rFonts w:ascii="Yu Gothic" w:hAnsi="Yu Gothic" w:eastAsia="Yu Gothic"/>
+                <w:b w:val="0"/>
+                <w:sz w:val="21"/>
+              </w:rPr>
+              <w:t>ファイル本文取得</w:t>
+            </w:r>
+          </w:p>
+        </w:tc>
+      </w:tr>
+      <w:tr>
+        <w:tc>
+          <w:tcPr>
+            <w:tcW w:type="dxa" w:w="4819"/>
+            <w:vAlign w:val="center"/>
+          </w:tcPr>
+          <w:p>
+            <w:r/>
+            <w:r>
+              <w:rPr>
+                <w:rFonts w:ascii="Yu Gothic" w:hAnsi="Yu Gothic" w:eastAsia="Yu Gothic"/>
+                <w:b w:val="0"/>
+                <w:sz w:val="21"/>
+              </w:rPr>
+              <w:t>GET /schedule</w:t>
+            </w:r>
+          </w:p>
+        </w:tc>
+        <w:tc>
+          <w:tcPr>
+            <w:tcW w:type="dxa" w:w="4819"/>
+            <w:vAlign w:val="center"/>
+          </w:tcPr>
+          <w:p>
+            <w:r/>
+            <w:r>
+              <w:rPr>
+                <w:rFonts w:ascii="Yu Gothic" w:hAnsi="Yu Gothic" w:eastAsia="Yu Gothic"/>
+                <w:b w:val="0"/>
+                <w:sz w:val="21"/>
+              </w:rPr>
+              <w:t>当日 schedule.json</w:t>
+            </w:r>
+          </w:p>
+        </w:tc>
+      </w:tr>
+      <w:tr>
+        <w:tc>
+          <w:tcPr>
+            <w:tcW w:type="dxa" w:w="4819"/>
+            <w:vAlign w:val="center"/>
+          </w:tcPr>
+          <w:p>
+            <w:r/>
+            <w:r>
+              <w:rPr>
+                <w:rFonts w:ascii="Yu Gothic" w:hAnsi="Yu Gothic" w:eastAsia="Yu Gothic"/>
+                <w:b w:val="0"/>
+                <w:sz w:val="21"/>
+              </w:rPr>
+              <w:t>POST /publish</w:t>
+            </w:r>
+          </w:p>
+        </w:tc>
+        <w:tc>
+          <w:tcPr>
+            <w:tcW w:type="dxa" w:w="4819"/>
+            <w:vAlign w:val="center"/>
+          </w:tcPr>
+          <w:p>
+            <w:r/>
+            <w:r>
+              <w:rPr>
+                <w:rFonts w:ascii="Yu Gothic" w:hAnsi="Yu Gothic" w:eastAsia="Yu Gothic"/>
+                <w:b w:val="0"/>
+                <w:sz w:val="21"/>
+              </w:rPr>
+              <w:t>公開記録の追加</w:t>
+            </w:r>
+          </w:p>
+        </w:tc>
+      </w:tr>
+      <w:tr>
+        <w:tc>
+          <w:tcPr>
+            <w:tcW w:type="dxa" w:w="4819"/>
+            <w:vAlign w:val="center"/>
+          </w:tcPr>
+          <w:p>
+            <w:r/>
+            <w:r>
+              <w:rPr>
+                <w:rFonts w:ascii="Yu Gothic" w:hAnsi="Yu Gothic" w:eastAsia="Yu Gothic"/>
+                <w:b w:val="0"/>
+                <w:sz w:val="21"/>
+              </w:rPr>
+              <w:t>POST /dry-run</w:t>
+            </w:r>
+          </w:p>
+        </w:tc>
+        <w:tc>
+          <w:tcPr>
+            <w:tcW w:type="dxa" w:w="4819"/>
+            <w:vAlign w:val="center"/>
+          </w:tcPr>
+          <w:p>
+            <w:r/>
+            <w:r>
+              <w:rPr>
+                <w:rFonts w:ascii="Yu Gothic" w:hAnsi="Yu Gothic" w:eastAsia="Yu Gothic"/>
+                <w:b w:val="0"/>
+                <w:sz w:val="21"/>
+              </w:rPr>
+              <w:t>.env の DRY_RUN を 0/1 切替</w:t>
+            </w:r>
+          </w:p>
+        </w:tc>
+      </w:tr>
+    </w:tbl>
+    <w:p>
+      <w:pPr>
+        <w:jc w:val="left"/>
+      </w:pPr>
+      <w:r>
+        <w:rPr>
+          <w:rFonts w:ascii="Yu Gothic" w:hAnsi="Yu Gothic" w:eastAsia="Yu Gothic"/>
+          <w:b/>
+          <w:sz w:val="22"/>
+        </w:rPr>
+        <w:t>認証：環境変数 AI_AUTO_TOKEN（未設定時は loopback のみ）。</w:t>
+      </w:r>
+    </w:p>
+    <w:p>
+      <w:pPr>
+        <w:jc w:val="left"/>
+      </w:pPr>
+      <w:r>
+        <w:rPr>
+          <w:rFonts w:ascii="Yu Gothic" w:hAnsi="Yu Gothic" w:eastAsia="Yu Gothic"/>
+          <w:b w:val="0"/>
+          <w:sz w:val="22"/>
+        </w:rPr>
+        <w:t>起動：</w:t>
+      </w:r>
+    </w:p>
+    <w:p>
+      <w:pPr>
+        <w:spacing w:after="120"/>
+        <w:ind w:left="227"/>
+      </w:pPr>
+      <w:r>
+        <w:rPr>
+          <w:rFonts w:ascii="Consolas" w:hAnsi="Consolas" w:eastAsia="MS Gothic"/>
+          <w:b w:val="0"/>
+          <w:sz w:val="19"/>
+        </w:rPr>
+        <w:t>~/ai-auto/run_server.sh           # mac内のみ（127.0.0.1:8765）</w:t>
+        <w:br/>
+        <w:t>~/ai-auto/run_server.sh lan       # LAN公開（要 AI_AUTO_TOKEN）</w:t>
+        <w:br/>
+        <w:t># 常駐化: ~/Library/LaunchAgents/com.aiauto.server.plist を配置して launchctl load</w:t>
+      </w:r>
+    </w:p>
+    <w:tbl>
+      <w:tblPr>
+        <w:tblW w:type="auto" w:w="0"/>
+        <w:tblLook w:firstColumn="1" w:firstRow="1" w:lastColumn="0" w:lastRow="0" w:noHBand="0" w:noVBand="1" w:val="04A0"/>
+      </w:tblPr>
+      <w:tblGrid>
+        <w:gridCol w:w="9638"/>
+      </w:tblGrid>
+      <w:tr>
+        <w:tc>
+          <w:tcPr>
+            <w:tcW w:type="dxa" w:w="9638"/>
+            <w:shd w:val="clear" w:color="auto" w:fill="E7F3FF"/>
+          </w:tcPr>
+          <w:p>
+            <w:r/>
+            <w:r>
+              <w:rPr>
+                <w:rFonts w:ascii="Yu Gothic" w:hAnsi="Yu Gothic" w:eastAsia="Yu Gothic"/>
+                <w:b/>
+                <w:sz w:val="22"/>
+              </w:rPr>
+              <w:t xml:space="preserve">【外出先からも使う場合】 </w:t>
+            </w:r>
+            <w:r>
+              <w:rPr>
+                <w:rFonts w:ascii="Yu Gothic" w:hAnsi="Yu Gothic" w:eastAsia="Yu Gothic"/>
+                <w:b w:val="0"/>
+                <w:sz w:val="22"/>
+              </w:rPr>
+              <w:t>Tailscale（無料・推奨）で mac と iPhone を仮想LANに入れる。ngrok でも可だが一時URL。iCloud Private Relay はインバウンド不可なので使えない。</w:t>
+            </w:r>
+          </w:p>
+        </w:tc>
+      </w:tr>
+    </w:tbl>
+    <w:p>
+      <w:pPr>
+        <w:jc w:val="left"/>
+      </w:pPr>
+      <w:r>
+        <w:rPr>
+          <w:rFonts w:ascii="Yu Gothic" w:hAnsi="Yu Gothic" w:eastAsia="Yu Gothic"/>
+          <w:b/>
+          <w:sz w:val="22"/>
+        </w:rPr>
+        <w:t>詳細レシピ：~/ai-auto/iphone_shortcuts.md</w:t>
+      </w:r>
+    </w:p>
+    <w:p>
+      <w:pPr>
+        <w:pStyle w:val="Heading1"/>
+      </w:pPr>
+      <w:r>
+        <w:rPr>
+          <w:rFonts w:ascii="Yu Gothic" w:hAnsi="Yu Gothic" w:eastAsia="Yu Gothic"/>
+          <w:b w:val="0"/>
+        </w:rPr>
+        <w:t>付録I　最終命令（要約）</w:t>
       </w:r>
     </w:p>
     <w:p>

--- a/projects/2026-05-05_AI自動収益化引き継ぎ/outputs/claude_code_handover.docx
+++ b/projects/2026-05-05_AI自動収益化引き継ぎ/outputs/claude_code_handover.docx
@@ -7777,6 +7777,43 @@
     </w:p>
     <w:p>
       <w:pPr>
+        <w:pStyle w:val="Heading2"/>
+      </w:pPr>
+      <w:r>
+        <w:rPr>
+          <w:rFonts w:ascii="Yu Gothic" w:hAnsi="Yu Gothic" w:eastAsia="Yu Gothic"/>
+          <w:b w:val="0"/>
+        </w:rPr>
+        <w:t>1コマンドでセットアップ</w:t>
+      </w:r>
+    </w:p>
+    <w:p>
+      <w:pPr>
+        <w:spacing w:after="120"/>
+        <w:ind w:left="227"/>
+      </w:pPr>
+      <w:r>
+        <w:rPr>
+          <w:rFonts w:ascii="Consolas" w:hAnsi="Consolas" w:eastAsia="MS Gothic"/>
+          <w:b w:val="0"/>
+          <w:sz w:val="19"/>
+        </w:rPr>
+        <w:t># iPhone 連携を立ち上げる（トークン生成＋サーバー起動＋IP表示まで）</w:t>
+        <w:br/>
+        <w:t>cd ~/ai-auto &amp;&amp; bash quick_start.sh           # LAN公開</w:t>
+        <w:br/>
+        <w:t>cd ~/ai-auto &amp;&amp; bash quick_start.sh local     # mac内のみ</w:t>
+        <w:br/>
+        <w:t>cd ~/ai-auto &amp;&amp; bash quick_start.sh stop      # 停止</w:t>
+        <w:br/>
+        <w:br/>
+        <w:t># 各サービスの初回手動ログイン（Cookie保存）</w:t>
+        <w:br/>
+        <w:t>cd ~/ai-auto &amp;&amp; DRY_RUN=0 python3 init_login.py</w:t>
+      </w:r>
+    </w:p>
+    <w:p>
+      <w:pPr>
         <w:pStyle w:val="Heading1"/>
       </w:pPr>
       <w:r>

--- a/projects/2026-05-05_AI自動収益化引き継ぎ/outputs/claude_code_handover.docx
+++ b/projects/2026-05-05_AI自動収益化引き継ぎ/outputs/claude_code_handover.docx
@@ -7821,7 +7821,453 @@
           <w:rFonts w:ascii="Yu Gothic" w:hAnsi="Yu Gothic" w:eastAsia="Yu Gothic"/>
           <w:b w:val="0"/>
         </w:rPr>
-        <w:t>付録I　最終命令（要約）</w:t>
+        <w:t>付録I　GitHub Actions 自動運用（mac 不要・iPhone 1分公開）</w:t>
+      </w:r>
+    </w:p>
+    <w:p>
+      <w:pPr>
+        <w:jc w:val="left"/>
+      </w:pPr>
+      <w:r>
+        <w:rPr>
+          <w:rFonts w:ascii="Yu Gothic" w:hAnsi="Yu Gothic" w:eastAsia="Yu Gothic"/>
+          <w:b w:val="0"/>
+          <w:sz w:val="22"/>
+        </w:rPr>
+        <w:t>mac セットアップが障壁となり実運用が始まらない問題を解決するため、GitHub Actions による完全自動ドラフト生成と Reddit 自動公開を導入。オーナーは iPhone のブラウザだけで毎朝1分以内に公開を完了できる。</w:t>
+      </w:r>
+    </w:p>
+    <w:tbl>
+      <w:tblPr>
+        <w:tblStyle w:val="LightGrid-Accent1"/>
+        <w:tblW w:type="auto" w:w="0"/>
+        <w:tblLook w:firstColumn="1" w:firstRow="1" w:lastColumn="0" w:lastRow="0" w:noHBand="0" w:noVBand="1" w:val="04A0"/>
+      </w:tblPr>
+      <w:tblGrid>
+        <w:gridCol w:w="3213"/>
+        <w:gridCol w:w="3213"/>
+        <w:gridCol w:w="3213"/>
+      </w:tblGrid>
+      <w:tr>
+        <w:tc>
+          <w:tcPr>
+            <w:tcW w:type="dxa" w:w="3213"/>
+            <w:shd w:val="clear" w:color="auto" w:fill="1F4E78"/>
+            <w:vAlign w:val="center"/>
+          </w:tcPr>
+          <w:p>
+            <w:r/>
+            <w:r>
+              <w:rPr>
+                <w:rFonts w:ascii="Yu Gothic" w:hAnsi="Yu Gothic" w:eastAsia="Yu Gothic"/>
+                <w:b/>
+                <w:color w:val="FFFFFF"/>
+                <w:sz w:val="22"/>
+              </w:rPr>
+              <w:t>コンポーネント</w:t>
+            </w:r>
+          </w:p>
+        </w:tc>
+        <w:tc>
+          <w:tcPr>
+            <w:tcW w:type="dxa" w:w="3213"/>
+            <w:shd w:val="clear" w:color="auto" w:fill="1F4E78"/>
+            <w:vAlign w:val="center"/>
+          </w:tcPr>
+          <w:p>
+            <w:r/>
+            <w:r>
+              <w:rPr>
+                <w:rFonts w:ascii="Yu Gothic" w:hAnsi="Yu Gothic" w:eastAsia="Yu Gothic"/>
+                <w:b/>
+                <w:color w:val="FFFFFF"/>
+                <w:sz w:val="22"/>
+              </w:rPr>
+              <w:t>ファイル</w:t>
+            </w:r>
+          </w:p>
+        </w:tc>
+        <w:tc>
+          <w:tcPr>
+            <w:tcW w:type="dxa" w:w="3213"/>
+            <w:shd w:val="clear" w:color="auto" w:fill="1F4E78"/>
+            <w:vAlign w:val="center"/>
+          </w:tcPr>
+          <w:p>
+            <w:r/>
+            <w:r>
+              <w:rPr>
+                <w:rFonts w:ascii="Yu Gothic" w:hAnsi="Yu Gothic" w:eastAsia="Yu Gothic"/>
+                <w:b/>
+                <w:color w:val="FFFFFF"/>
+                <w:sz w:val="22"/>
+              </w:rPr>
+              <w:t>役割</w:t>
+            </w:r>
+          </w:p>
+        </w:tc>
+      </w:tr>
+      <w:tr>
+        <w:tc>
+          <w:tcPr>
+            <w:tcW w:type="dxa" w:w="3213"/>
+            <w:vAlign w:val="center"/>
+          </w:tcPr>
+          <w:p>
+            <w:r/>
+            <w:r>
+              <w:rPr>
+                <w:rFonts w:ascii="Yu Gothic" w:hAnsi="Yu Gothic" w:eastAsia="Yu Gothic"/>
+                <w:b w:val="0"/>
+                <w:sz w:val="21"/>
+              </w:rPr>
+              <w:t>生成ワークフロー</w:t>
+            </w:r>
+          </w:p>
+        </w:tc>
+        <w:tc>
+          <w:tcPr>
+            <w:tcW w:type="dxa" w:w="3213"/>
+            <w:vAlign w:val="center"/>
+          </w:tcPr>
+          <w:p>
+            <w:r/>
+            <w:r>
+              <w:rPr>
+                <w:rFonts w:ascii="Yu Gothic" w:hAnsi="Yu Gothic" w:eastAsia="Yu Gothic"/>
+                <w:b w:val="0"/>
+                <w:sz w:val="21"/>
+              </w:rPr>
+              <w:t>.github/workflows/daily-drafts.yml</w:t>
+            </w:r>
+          </w:p>
+        </w:tc>
+        <w:tc>
+          <w:tcPr>
+            <w:tcW w:type="dxa" w:w="3213"/>
+            <w:vAlign w:val="center"/>
+          </w:tcPr>
+          <w:p>
+            <w:r/>
+            <w:r>
+              <w:rPr>
+                <w:rFonts w:ascii="Yu Gothic" w:hAnsi="Yu Gothic" w:eastAsia="Yu Gothic"/>
+                <w:b w:val="0"/>
+                <w:sz w:val="21"/>
+              </w:rPr>
+              <w:t>毎朝07:00 JST にドラフト生成→自動コミット</w:t>
+            </w:r>
+          </w:p>
+        </w:tc>
+      </w:tr>
+      <w:tr>
+        <w:tc>
+          <w:tcPr>
+            <w:tcW w:type="dxa" w:w="3213"/>
+            <w:vAlign w:val="center"/>
+          </w:tcPr>
+          <w:p>
+            <w:r/>
+            <w:r>
+              <w:rPr>
+                <w:rFonts w:ascii="Yu Gothic" w:hAnsi="Yu Gothic" w:eastAsia="Yu Gothic"/>
+                <w:b w:val="0"/>
+                <w:sz w:val="21"/>
+              </w:rPr>
+              <w:t>生成スクリプト</w:t>
+            </w:r>
+          </w:p>
+        </w:tc>
+        <w:tc>
+          <w:tcPr>
+            <w:tcW w:type="dxa" w:w="3213"/>
+            <w:vAlign w:val="center"/>
+          </w:tcPr>
+          <w:p>
+            <w:r/>
+            <w:r>
+              <w:rPr>
+                <w:rFonts w:ascii="Yu Gothic" w:hAnsi="Yu Gothic" w:eastAsia="Yu Gothic"/>
+                <w:b w:val="0"/>
+                <w:sz w:val="21"/>
+              </w:rPr>
+              <w:t>tools/daily_drafts.py</w:t>
+            </w:r>
+          </w:p>
+        </w:tc>
+        <w:tc>
+          <w:tcPr>
+            <w:tcW w:type="dxa" w:w="3213"/>
+            <w:vAlign w:val="center"/>
+          </w:tcPr>
+          <w:p>
+            <w:r/>
+            <w:r>
+              <w:rPr>
+                <w:rFonts w:ascii="Yu Gothic" w:hAnsi="Yu Gothic" w:eastAsia="Yu Gothic"/>
+                <w:b w:val="0"/>
+                <w:sz w:val="21"/>
+              </w:rPr>
+              <w:t>8種類のドラフトを daily/&lt;日付&gt;/ に出力</w:t>
+            </w:r>
+          </w:p>
+        </w:tc>
+      </w:tr>
+      <w:tr>
+        <w:tc>
+          <w:tcPr>
+            <w:tcW w:type="dxa" w:w="3213"/>
+            <w:vAlign w:val="center"/>
+          </w:tcPr>
+          <w:p>
+            <w:r/>
+            <w:r>
+              <w:rPr>
+                <w:rFonts w:ascii="Yu Gothic" w:hAnsi="Yu Gothic" w:eastAsia="Yu Gothic"/>
+                <w:b w:val="0"/>
+                <w:sz w:val="21"/>
+              </w:rPr>
+              <w:t>Reddit 自動公開</w:t>
+            </w:r>
+          </w:p>
+        </w:tc>
+        <w:tc>
+          <w:tcPr>
+            <w:tcW w:type="dxa" w:w="3213"/>
+            <w:vAlign w:val="center"/>
+          </w:tcPr>
+          <w:p>
+            <w:r/>
+            <w:r>
+              <w:rPr>
+                <w:rFonts w:ascii="Yu Gothic" w:hAnsi="Yu Gothic" w:eastAsia="Yu Gothic"/>
+                <w:b w:val="0"/>
+                <w:sz w:val="21"/>
+              </w:rPr>
+              <w:t>tools/publish_reddit.py</w:t>
+            </w:r>
+          </w:p>
+        </w:tc>
+        <w:tc>
+          <w:tcPr>
+            <w:tcW w:type="dxa" w:w="3213"/>
+            <w:vAlign w:val="center"/>
+          </w:tcPr>
+          <w:p>
+            <w:r/>
+            <w:r>
+              <w:rPr>
+                <w:rFonts w:ascii="Yu Gothic" w:hAnsi="Yu Gothic" w:eastAsia="Yu Gothic"/>
+                <w:b w:val="0"/>
+                <w:sz w:val="21"/>
+              </w:rPr>
+              <w:t>PRAW 経由・GitHub Secrets で認証</w:t>
+            </w:r>
+          </w:p>
+        </w:tc>
+      </w:tr>
+      <w:tr>
+        <w:tc>
+          <w:tcPr>
+            <w:tcW w:type="dxa" w:w="3213"/>
+            <w:vAlign w:val="center"/>
+          </w:tcPr>
+          <w:p>
+            <w:r/>
+            <w:r>
+              <w:rPr>
+                <w:rFonts w:ascii="Yu Gothic" w:hAnsi="Yu Gothic" w:eastAsia="Yu Gothic"/>
+                <w:b w:val="0"/>
+                <w:sz w:val="21"/>
+              </w:rPr>
+              <w:t>ドラフト置き場</w:t>
+            </w:r>
+          </w:p>
+        </w:tc>
+        <w:tc>
+          <w:tcPr>
+            <w:tcW w:type="dxa" w:w="3213"/>
+            <w:vAlign w:val="center"/>
+          </w:tcPr>
+          <w:p>
+            <w:r/>
+            <w:r>
+              <w:rPr>
+                <w:rFonts w:ascii="Yu Gothic" w:hAnsi="Yu Gothic" w:eastAsia="Yu Gothic"/>
+                <w:b w:val="0"/>
+                <w:sz w:val="21"/>
+              </w:rPr>
+              <w:t>daily/&lt;日付&gt;/</w:t>
+            </w:r>
+          </w:p>
+        </w:tc>
+        <w:tc>
+          <w:tcPr>
+            <w:tcW w:type="dxa" w:w="3213"/>
+            <w:vAlign w:val="center"/>
+          </w:tcPr>
+          <w:p>
+            <w:r/>
+            <w:r>
+              <w:rPr>
+                <w:rFonts w:ascii="Yu Gothic" w:hAnsi="Yu Gothic" w:eastAsia="Yu Gothic"/>
+                <w:b w:val="0"/>
+                <w:sz w:val="21"/>
+              </w:rPr>
+              <w:t>iPhone の GitHub アプリから閲覧</w:t>
+            </w:r>
+          </w:p>
+        </w:tc>
+      </w:tr>
+    </w:tbl>
+    <w:p>
+      <w:pPr>
+        <w:pStyle w:val="Heading2"/>
+      </w:pPr>
+      <w:r>
+        <w:rPr>
+          <w:rFonts w:ascii="Yu Gothic" w:hAnsi="Yu Gothic" w:eastAsia="Yu Gothic"/>
+          <w:b w:val="0"/>
+        </w:rPr>
+        <w:t>Reddit 自動公開の有効化</w:t>
+      </w:r>
+    </w:p>
+    <w:p>
+      <w:pPr>
+        <w:jc w:val="left"/>
+      </w:pPr>
+      <w:r>
+        <w:rPr>
+          <w:rFonts w:ascii="Yu Gothic" w:hAnsi="Yu Gothic" w:eastAsia="Yu Gothic"/>
+          <w:b/>
+          <w:sz w:val="22"/>
+        </w:rPr>
+        <w:t>GitHub リポジトリの Settings で以下を設定：</w:t>
+      </w:r>
+    </w:p>
+    <w:p>
+      <w:pPr>
+        <w:pStyle w:val="ListBullet"/>
+      </w:pPr>
+      <w:r>
+        <w:rPr>
+          <w:rFonts w:ascii="Yu Gothic" w:hAnsi="Yu Gothic" w:eastAsia="Yu Gothic"/>
+          <w:b w:val="0"/>
+          <w:sz w:val="22"/>
+        </w:rPr>
+        <w:t>Secrets: REDDIT_CLIENT_ID / REDDIT_CLIENT_SECRET / REDDIT_USER_AGENT / REDDIT_USERNAME / REDDIT_PASSWORD</w:t>
+      </w:r>
+    </w:p>
+    <w:p>
+      <w:pPr>
+        <w:pStyle w:val="ListBullet"/>
+      </w:pPr>
+      <w:r>
+        <w:rPr>
+          <w:rFonts w:ascii="Yu Gothic" w:hAnsi="Yu Gothic" w:eastAsia="Yu Gothic"/>
+          <w:b w:val="0"/>
+          <w:sz w:val="22"/>
+        </w:rPr>
+        <w:t>Variables: ENABLE_REDDIT_AUTO_PUBLISH=true / REDDIT_SUBREDDIT=SlowLiving (任意)</w:t>
+      </w:r>
+    </w:p>
+    <w:p>
+      <w:pPr>
+        <w:pStyle w:val="Heading2"/>
+      </w:pPr>
+      <w:r>
+        <w:rPr>
+          <w:rFonts w:ascii="Yu Gothic" w:hAnsi="Yu Gothic" w:eastAsia="Yu Gothic"/>
+          <w:b w:val="0"/>
+        </w:rPr>
+        <w:t>iPhone 1分運用フロー</w:t>
+      </w:r>
+    </w:p>
+    <w:p>
+      <w:pPr>
+        <w:pStyle w:val="ListNumber"/>
+      </w:pPr>
+      <w:r>
+        <w:rPr>
+          <w:rFonts w:ascii="Yu Gothic" w:hAnsi="Yu Gothic" w:eastAsia="Yu Gothic"/>
+          <w:b w:val="0"/>
+          <w:sz w:val="22"/>
+        </w:rPr>
+        <w:t>GitHub アプリで daily/&lt;最新日付&gt;/ を開く</w:t>
+      </w:r>
+    </w:p>
+    <w:p>
+      <w:pPr>
+        <w:pStyle w:val="ListNumber"/>
+      </w:pPr>
+      <w:r>
+        <w:rPr>
+          <w:rFonts w:ascii="Yu Gothic" w:hAnsi="Yu Gothic" w:eastAsia="Yu Gothic"/>
+          <w:b w:val="0"/>
+          <w:sz w:val="22"/>
+        </w:rPr>
+        <w:t>note_draft.md をタップ → Raw → 全選択コピー</w:t>
+      </w:r>
+    </w:p>
+    <w:p>
+      <w:pPr>
+        <w:pStyle w:val="ListNumber"/>
+      </w:pPr>
+      <w:r>
+        <w:rPr>
+          <w:rFonts w:ascii="Yu Gothic" w:hAnsi="Yu Gothic" w:eastAsia="Yu Gothic"/>
+          <w:b w:val="0"/>
+          <w:sz w:val="22"/>
+        </w:rPr>
+        <w:t>note アプリで新規記事 → 貼り付け → 公開</w:t>
+      </w:r>
+    </w:p>
+    <w:tbl>
+      <w:tblPr>
+        <w:tblW w:type="auto" w:w="0"/>
+        <w:tblLook w:firstColumn="1" w:firstRow="1" w:lastColumn="0" w:lastRow="0" w:noHBand="0" w:noVBand="1" w:val="04A0"/>
+      </w:tblPr>
+      <w:tblGrid>
+        <w:gridCol w:w="9638"/>
+      </w:tblGrid>
+      <w:tr>
+        <w:tc>
+          <w:tcPr>
+            <w:tcW w:type="dxa" w:w="9638"/>
+            <w:shd w:val="clear" w:color="auto" w:fill="E7F3FF"/>
+          </w:tcPr>
+          <w:p>
+            <w:r/>
+            <w:r>
+              <w:rPr>
+                <w:rFonts w:ascii="Yu Gothic" w:hAnsi="Yu Gothic" w:eastAsia="Yu Gothic"/>
+                <w:b/>
+                <w:sz w:val="22"/>
+              </w:rPr>
+              <w:t xml:space="preserve">【重要】 </w:t>
+            </w:r>
+            <w:r>
+              <w:rPr>
+                <w:rFonts w:ascii="Yu Gothic" w:hAnsi="Yu Gothic" w:eastAsia="Yu Gothic"/>
+                <w:b w:val="0"/>
+                <w:sz w:val="22"/>
+              </w:rPr>
+              <w:t>note / X / CrowdWorks の Web 自動化（Plan B）は規約上グレーで mac 環境必須。GitHub Actions では Reddit のみ規約準拠で自動化可能。L1 構成（GitHub Actions ドラフト生成 + Reddit 自動 + iPhone 手動公開）が時間対効果最大。</w:t>
+            </w:r>
+          </w:p>
+        </w:tc>
+      </w:tr>
+    </w:tbl>
+    <w:p>
+      <w:pPr>
+        <w:pStyle w:val="Heading1"/>
+      </w:pPr>
+      <w:r>
+        <w:rPr>
+          <w:rFonts w:ascii="Yu Gothic" w:hAnsi="Yu Gothic" w:eastAsia="Yu Gothic"/>
+          <w:b w:val="0"/>
+        </w:rPr>
+        <w:t>付録J　最終命令（要約）</w:t>
       </w:r>
     </w:p>
     <w:p>

--- a/projects/2026-05-05_AI自動収益化引き継ぎ/outputs/claude_code_handover.docx
+++ b/projects/2026-05-05_AI自動収益化引き継ぎ/outputs/claude_code_handover.docx
@@ -8267,7 +8267,483 @@
           <w:rFonts w:ascii="Yu Gothic" w:hAnsi="Yu Gothic" w:eastAsia="Yu Gothic"/>
           <w:b w:val="0"/>
         </w:rPr>
-        <w:t>付録J　最終命令（要約）</w:t>
+        <w:t>付録J　note 自動公開（GitHub Actions + iPhone Shortcuts）</w:t>
+      </w:r>
+    </w:p>
+    <w:p>
+      <w:pPr>
+        <w:jc w:val="left"/>
+      </w:pPr>
+      <w:r>
+        <w:rPr>
+          <w:rFonts w:ascii="Yu Gothic" w:hAnsi="Yu Gothic" w:eastAsia="Yu Gothic"/>
+          <w:b w:val="0"/>
+          <w:sz w:val="22"/>
+        </w:rPr>
+        <w:t>note の自動公開を2系統で実装。GitHub Actions 経由（B案・完全自動・規約グレー）と iPhone Shortcuts 経由（C案・半自動・規約準拠・BANゼロ）。C を主軸・B を補助で組み合わせる運用が推奨。</w:t>
+      </w:r>
+    </w:p>
+    <w:tbl>
+      <w:tblPr>
+        <w:tblStyle w:val="LightGrid-Accent1"/>
+        <w:tblW w:type="auto" w:w="0"/>
+        <w:tblLook w:firstColumn="1" w:firstRow="1" w:lastColumn="0" w:lastRow="0" w:noHBand="0" w:noVBand="1" w:val="04A0"/>
+      </w:tblPr>
+      <w:tblGrid>
+        <w:gridCol w:w="1928"/>
+        <w:gridCol w:w="1928"/>
+        <w:gridCol w:w="1928"/>
+        <w:gridCol w:w="1928"/>
+        <w:gridCol w:w="1928"/>
+      </w:tblGrid>
+      <w:tr>
+        <w:tc>
+          <w:tcPr>
+            <w:tcW w:type="dxa" w:w="1928"/>
+            <w:shd w:val="clear" w:color="auto" w:fill="1F4E78"/>
+            <w:vAlign w:val="center"/>
+          </w:tcPr>
+          <w:p>
+            <w:r/>
+            <w:r>
+              <w:rPr>
+                <w:rFonts w:ascii="Yu Gothic" w:hAnsi="Yu Gothic" w:eastAsia="Yu Gothic"/>
+                <w:b/>
+                <w:color w:val="FFFFFF"/>
+                <w:sz w:val="22"/>
+              </w:rPr>
+              <w:t>案</w:t>
+            </w:r>
+          </w:p>
+        </w:tc>
+        <w:tc>
+          <w:tcPr>
+            <w:tcW w:type="dxa" w:w="1928"/>
+            <w:shd w:val="clear" w:color="auto" w:fill="1F4E78"/>
+            <w:vAlign w:val="center"/>
+          </w:tcPr>
+          <w:p>
+            <w:r/>
+            <w:r>
+              <w:rPr>
+                <w:rFonts w:ascii="Yu Gothic" w:hAnsi="Yu Gothic" w:eastAsia="Yu Gothic"/>
+                <w:b/>
+                <w:color w:val="FFFFFF"/>
+                <w:sz w:val="22"/>
+              </w:rPr>
+              <w:t>自動化</w:t>
+            </w:r>
+          </w:p>
+        </w:tc>
+        <w:tc>
+          <w:tcPr>
+            <w:tcW w:type="dxa" w:w="1928"/>
+            <w:shd w:val="clear" w:color="auto" w:fill="1F4E78"/>
+            <w:vAlign w:val="center"/>
+          </w:tcPr>
+          <w:p>
+            <w:r/>
+            <w:r>
+              <w:rPr>
+                <w:rFonts w:ascii="Yu Gothic" w:hAnsi="Yu Gothic" w:eastAsia="Yu Gothic"/>
+                <w:b/>
+                <w:color w:val="FFFFFF"/>
+                <w:sz w:val="22"/>
+              </w:rPr>
+              <w:t>BAN リスク</w:t>
+            </w:r>
+          </w:p>
+        </w:tc>
+        <w:tc>
+          <w:tcPr>
+            <w:tcW w:type="dxa" w:w="1928"/>
+            <w:shd w:val="clear" w:color="auto" w:fill="1F4E78"/>
+            <w:vAlign w:val="center"/>
+          </w:tcPr>
+          <w:p>
+            <w:r/>
+            <w:r>
+              <w:rPr>
+                <w:rFonts w:ascii="Yu Gothic" w:hAnsi="Yu Gothic" w:eastAsia="Yu Gothic"/>
+                <w:b/>
+                <w:color w:val="FFFFFF"/>
+                <w:sz w:val="22"/>
+              </w:rPr>
+              <w:t>mac</w:t>
+            </w:r>
+          </w:p>
+        </w:tc>
+        <w:tc>
+          <w:tcPr>
+            <w:tcW w:type="dxa" w:w="1928"/>
+            <w:shd w:val="clear" w:color="auto" w:fill="1F4E78"/>
+            <w:vAlign w:val="center"/>
+          </w:tcPr>
+          <w:p>
+            <w:r/>
+            <w:r>
+              <w:rPr>
+                <w:rFonts w:ascii="Yu Gothic" w:hAnsi="Yu Gothic" w:eastAsia="Yu Gothic"/>
+                <w:b/>
+                <w:color w:val="FFFFFF"/>
+                <w:sz w:val="22"/>
+              </w:rPr>
+              <w:t>運用継続性</w:t>
+            </w:r>
+          </w:p>
+        </w:tc>
+      </w:tr>
+      <w:tr>
+        <w:tc>
+          <w:tcPr>
+            <w:tcW w:type="dxa" w:w="1928"/>
+            <w:vAlign w:val="center"/>
+          </w:tcPr>
+          <w:p>
+            <w:r/>
+            <w:r>
+              <w:rPr>
+                <w:rFonts w:ascii="Yu Gothic" w:hAnsi="Yu Gothic" w:eastAsia="Yu Gothic"/>
+                <w:b w:val="0"/>
+                <w:sz w:val="21"/>
+              </w:rPr>
+              <w:t>B (GitHub Actions)</w:t>
+            </w:r>
+          </w:p>
+        </w:tc>
+        <w:tc>
+          <w:tcPr>
+            <w:tcW w:type="dxa" w:w="1928"/>
+            <w:vAlign w:val="center"/>
+          </w:tcPr>
+          <w:p>
+            <w:r/>
+            <w:r>
+              <w:rPr>
+                <w:rFonts w:ascii="Yu Gothic" w:hAnsi="Yu Gothic" w:eastAsia="Yu Gothic"/>
+                <w:b w:val="0"/>
+                <w:sz w:val="21"/>
+              </w:rPr>
+              <w:t>完全自動</w:t>
+            </w:r>
+          </w:p>
+        </w:tc>
+        <w:tc>
+          <w:tcPr>
+            <w:tcW w:type="dxa" w:w="1928"/>
+            <w:vAlign w:val="center"/>
+          </w:tcPr>
+          <w:p>
+            <w:r/>
+            <w:r>
+              <w:rPr>
+                <w:rFonts w:ascii="Yu Gothic" w:hAnsi="Yu Gothic" w:eastAsia="Yu Gothic"/>
+                <w:b w:val="0"/>
+                <w:sz w:val="21"/>
+              </w:rPr>
+              <w:t>高</w:t>
+            </w:r>
+          </w:p>
+        </w:tc>
+        <w:tc>
+          <w:tcPr>
+            <w:tcW w:type="dxa" w:w="1928"/>
+            <w:vAlign w:val="center"/>
+          </w:tcPr>
+          <w:p>
+            <w:r/>
+            <w:r>
+              <w:rPr>
+                <w:rFonts w:ascii="Yu Gothic" w:hAnsi="Yu Gothic" w:eastAsia="Yu Gothic"/>
+                <w:b w:val="0"/>
+                <w:sz w:val="21"/>
+              </w:rPr>
+              <w:t>不要（state取得時のみ）</w:t>
+            </w:r>
+          </w:p>
+        </w:tc>
+        <w:tc>
+          <w:tcPr>
+            <w:tcW w:type="dxa" w:w="1928"/>
+            <w:vAlign w:val="center"/>
+          </w:tcPr>
+          <w:p>
+            <w:r/>
+            <w:r>
+              <w:rPr>
+                <w:rFonts w:ascii="Yu Gothic" w:hAnsi="Yu Gothic" w:eastAsia="Yu Gothic"/>
+                <w:b w:val="0"/>
+                <w:sz w:val="21"/>
+              </w:rPr>
+              <w:t>数週間で失効</w:t>
+            </w:r>
+          </w:p>
+        </w:tc>
+      </w:tr>
+      <w:tr>
+        <w:tc>
+          <w:tcPr>
+            <w:tcW w:type="dxa" w:w="1928"/>
+            <w:vAlign w:val="center"/>
+          </w:tcPr>
+          <w:p>
+            <w:r/>
+            <w:r>
+              <w:rPr>
+                <w:rFonts w:ascii="Yu Gothic" w:hAnsi="Yu Gothic" w:eastAsia="Yu Gothic"/>
+                <w:b w:val="0"/>
+                <w:sz w:val="21"/>
+              </w:rPr>
+              <w:t>C (iPhone Shortcuts)</w:t>
+            </w:r>
+          </w:p>
+        </w:tc>
+        <w:tc>
+          <w:tcPr>
+            <w:tcW w:type="dxa" w:w="1928"/>
+            <w:vAlign w:val="center"/>
+          </w:tcPr>
+          <w:p>
+            <w:r/>
+            <w:r>
+              <w:rPr>
+                <w:rFonts w:ascii="Yu Gothic" w:hAnsi="Yu Gothic" w:eastAsia="Yu Gothic"/>
+                <w:b w:val="0"/>
+                <w:sz w:val="21"/>
+              </w:rPr>
+              <w:t>半自動</w:t>
+            </w:r>
+          </w:p>
+        </w:tc>
+        <w:tc>
+          <w:tcPr>
+            <w:tcW w:type="dxa" w:w="1928"/>
+            <w:vAlign w:val="center"/>
+          </w:tcPr>
+          <w:p>
+            <w:r/>
+            <w:r>
+              <w:rPr>
+                <w:rFonts w:ascii="Yu Gothic" w:hAnsi="Yu Gothic" w:eastAsia="Yu Gothic"/>
+                <w:b w:val="0"/>
+                <w:sz w:val="21"/>
+              </w:rPr>
+              <w:t>ゼロ</w:t>
+            </w:r>
+          </w:p>
+        </w:tc>
+        <w:tc>
+          <w:tcPr>
+            <w:tcW w:type="dxa" w:w="1928"/>
+            <w:vAlign w:val="center"/>
+          </w:tcPr>
+          <w:p>
+            <w:r/>
+            <w:r>
+              <w:rPr>
+                <w:rFonts w:ascii="Yu Gothic" w:hAnsi="Yu Gothic" w:eastAsia="Yu Gothic"/>
+                <w:b w:val="0"/>
+                <w:sz w:val="21"/>
+              </w:rPr>
+              <w:t>不要</w:t>
+            </w:r>
+          </w:p>
+        </w:tc>
+        <w:tc>
+          <w:tcPr>
+            <w:tcW w:type="dxa" w:w="1928"/>
+            <w:vAlign w:val="center"/>
+          </w:tcPr>
+          <w:p>
+            <w:r/>
+            <w:r>
+              <w:rPr>
+                <w:rFonts w:ascii="Yu Gothic" w:hAnsi="Yu Gothic" w:eastAsia="Yu Gothic"/>
+                <w:b w:val="0"/>
+                <w:sz w:val="21"/>
+              </w:rPr>
+              <w:t>高</w:t>
+            </w:r>
+          </w:p>
+        </w:tc>
+      </w:tr>
+    </w:tbl>
+    <w:p>
+      <w:pPr>
+        <w:jc w:val="left"/>
+      </w:pPr>
+      <w:r>
+        <w:rPr>
+          <w:rFonts w:ascii="Yu Gothic" w:hAnsi="Yu Gothic" w:eastAsia="Yu Gothic"/>
+          <w:b/>
+          <w:sz w:val="22"/>
+        </w:rPr>
+        <w:t>B のセットアップ要件：</w:t>
+      </w:r>
+    </w:p>
+    <w:p>
+      <w:pPr>
+        <w:pStyle w:val="ListBullet"/>
+      </w:pPr>
+      <w:r>
+        <w:rPr>
+          <w:rFonts w:ascii="Yu Gothic" w:hAnsi="Yu Gothic" w:eastAsia="Yu Gothic"/>
+          <w:b w:val="0"/>
+          <w:sz w:val="22"/>
+        </w:rPr>
+        <w:t>mac で tools/extract_note_state.py 実行 → 手動ログイン</w:t>
+      </w:r>
+    </w:p>
+    <w:p>
+      <w:pPr>
+        <w:pStyle w:val="ListBullet"/>
+      </w:pPr>
+      <w:r>
+        <w:rPr>
+          <w:rFonts w:ascii="Yu Gothic" w:hAnsi="Yu Gothic" w:eastAsia="Yu Gothic"/>
+          <w:b w:val="0"/>
+          <w:sz w:val="22"/>
+        </w:rPr>
+        <w:t>出力 note_state.b64 を GitHub Secret NOTE_STORAGE_STATE に登録</w:t>
+      </w:r>
+    </w:p>
+    <w:p>
+      <w:pPr>
+        <w:pStyle w:val="ListBullet"/>
+      </w:pPr>
+      <w:r>
+        <w:rPr>
+          <w:rFonts w:ascii="Yu Gothic" w:hAnsi="Yu Gothic" w:eastAsia="Yu Gothic"/>
+          <w:b w:val="0"/>
+          <w:sz w:val="22"/>
+        </w:rPr>
+        <w:t>Variable ENABLE_NOTE_AUTO_PUBLISH=true で常時稼働、または workflow_dispatch で手動</w:t>
+      </w:r>
+    </w:p>
+    <w:p>
+      <w:pPr>
+        <w:pStyle w:val="ListBullet"/>
+      </w:pPr>
+      <w:r>
+        <w:rPr>
+          <w:rFonts w:ascii="Yu Gothic" w:hAnsi="Yu Gothic" w:eastAsia="Yu Gothic"/>
+          <w:b w:val="0"/>
+          <w:sz w:val="22"/>
+        </w:rPr>
+        <w:t>失敗時は Discord 通知 → state 再取得</w:t>
+      </w:r>
+    </w:p>
+    <w:p>
+      <w:pPr>
+        <w:jc w:val="left"/>
+      </w:pPr>
+      <w:r>
+        <w:rPr>
+          <w:rFonts w:ascii="Yu Gothic" w:hAnsi="Yu Gothic" w:eastAsia="Yu Gothic"/>
+          <w:b/>
+          <w:sz w:val="22"/>
+        </w:rPr>
+        <w:t>C のセットアップ要件：</w:t>
+      </w:r>
+    </w:p>
+    <w:p>
+      <w:pPr>
+        <w:pStyle w:val="ListBullet"/>
+      </w:pPr>
+      <w:r>
+        <w:rPr>
+          <w:rFonts w:ascii="Yu Gothic" w:hAnsi="Yu Gothic" w:eastAsia="Yu Gothic"/>
+          <w:b w:val="0"/>
+          <w:sz w:val="22"/>
+        </w:rPr>
+        <w:t>iPhone Shortcuts で raw.githubusercontent.com から note_draft.md 取得</w:t>
+      </w:r>
+    </w:p>
+    <w:p>
+      <w:pPr>
+        <w:pStyle w:val="ListBullet"/>
+      </w:pPr>
+      <w:r>
+        <w:rPr>
+          <w:rFonts w:ascii="Yu Gothic" w:hAnsi="Yu Gothic" w:eastAsia="Yu Gothic"/>
+          <w:b w:val="0"/>
+          <w:sz w:val="22"/>
+        </w:rPr>
+        <w:t>クリップボードコピー → note アプリ起動</w:t>
+      </w:r>
+    </w:p>
+    <w:p>
+      <w:pPr>
+        <w:pStyle w:val="ListBullet"/>
+      </w:pPr>
+      <w:r>
+        <w:rPr>
+          <w:rFonts w:ascii="Yu Gothic" w:hAnsi="Yu Gothic" w:eastAsia="Yu Gothic"/>
+          <w:b w:val="0"/>
+          <w:sz w:val="22"/>
+        </w:rPr>
+        <w:t>公開ボタンだけ人間が押す（10秒で完了）</w:t>
+      </w:r>
+    </w:p>
+    <w:tbl>
+      <w:tblPr>
+        <w:tblW w:type="auto" w:w="0"/>
+        <w:tblLook w:firstColumn="1" w:firstRow="1" w:lastColumn="0" w:lastRow="0" w:noHBand="0" w:noVBand="1" w:val="04A0"/>
+      </w:tblPr>
+      <w:tblGrid>
+        <w:gridCol w:w="9638"/>
+      </w:tblGrid>
+      <w:tr>
+        <w:tc>
+          <w:tcPr>
+            <w:tcW w:type="dxa" w:w="9638"/>
+            <w:shd w:val="clear" w:color="auto" w:fill="FFE2E2"/>
+          </w:tcPr>
+          <w:p>
+            <w:r/>
+            <w:r>
+              <w:rPr>
+                <w:rFonts w:ascii="Yu Gothic" w:hAnsi="Yu Gothic" w:eastAsia="Yu Gothic"/>
+                <w:b/>
+                <w:sz w:val="22"/>
+              </w:rPr>
+              <w:t xml:space="preserve">【推奨運用】 </w:t>
+            </w:r>
+            <w:r>
+              <w:rPr>
+                <w:rFonts w:ascii="Yu Gothic" w:hAnsi="Yu Gothic" w:eastAsia="Yu Gothic"/>
+                <w:b w:val="0"/>
+                <w:sz w:val="22"/>
+              </w:rPr>
+              <w:t>C を毎日の主軸（10秒1タップ・BANゼロ）、B は旅行や緊急時の補助とする。BAN 兆候を検知したら即 ENABLE_NOTE_AUTO_PUBLISH=false に戻す。</w:t>
+            </w:r>
+          </w:p>
+        </w:tc>
+      </w:tr>
+    </w:tbl>
+    <w:p>
+      <w:pPr>
+        <w:jc w:val="left"/>
+      </w:pPr>
+      <w:r>
+        <w:rPr>
+          <w:rFonts w:ascii="Yu Gothic" w:hAnsi="Yu Gothic" w:eastAsia="Yu Gothic"/>
+          <w:b/>
+          <w:sz w:val="22"/>
+        </w:rPr>
+        <w:t>詳細手順：COO/outputs/2026-05-05_note自動公開セットアップ.md</w:t>
+      </w:r>
+    </w:p>
+    <w:p>
+      <w:pPr>
+        <w:pStyle w:val="Heading1"/>
+      </w:pPr>
+      <w:r>
+        <w:rPr>
+          <w:rFonts w:ascii="Yu Gothic" w:hAnsi="Yu Gothic" w:eastAsia="Yu Gothic"/>
+          <w:b w:val="0"/>
+        </w:rPr>
+        <w:t>付録K　最終命令（要約）</w:t>
       </w:r>
     </w:p>
     <w:p>
